--- a/downloads/workbook/ai-5-week-07.docx
+++ b/downloads/workbook/ai-5-week-07.docx
@@ -992,6 +992,178 @@
         <w:t>Project connection: For your Image-pattern Network Investigation, save the input, procedure, observed result and limitation of this check. Label this worked example as practice; use a different, previously unreviewed case when checking independent understanding.</w:t>
       </w:r>
     </w:p>
+    <w:p>
+      <w:pPr>
+        <w:pStyle w:val="Heading1"/>
+      </w:pPr>
+      <w:r>
+        <w:t>13. Project portfolio milestone</w:t>
+      </w:r>
+    </w:p>
+    <w:p>
+      <w:r>
+        <w:t>Project: Image-pattern Network Investigation</w:t>
+      </w:r>
+    </w:p>
+    <w:p>
+      <w:r>
+        <w:t>Current milestone: Make a transparent first version. Keep a trace of how one input becomes an output; explain the rule or learned component.</w:t>
+      </w:r>
+    </w:p>
+    <w:p>
+      <w:r>
+        <w:t>For your Image-pattern Network Investigation, save the input, procedure, observed result and limitation of this check. Label this worked example as practice; use a different, previously unreviewed case when checking independent understanding.</w:t>
+      </w:r>
+    </w:p>
+    <w:tbl>
+      <w:tblPr>
+        <w:tblStyle w:val="LightShading-Accent1"/>
+        <w:tblW w:type="auto" w:w="0"/>
+        <w:tblLook w:firstColumn="1" w:firstRow="1" w:lastColumn="0" w:lastRow="0" w:noHBand="0" w:noVBand="1" w:val="04A0"/>
+      </w:tblPr>
+      <w:tblGrid>
+        <w:gridCol w:w="5112"/>
+        <w:gridCol w:w="5112"/>
+      </w:tblGrid>
+      <w:tr>
+        <w:trPr>
+          <w:tblHeader/>
+        </w:trPr>
+        <w:tc>
+          <w:tcPr>
+            <w:tcW w:type="dxa" w:w="5112"/>
+          </w:tcPr>
+          <w:p>
+            <w:r>
+              <w:t>Evidence to keep</w:t>
+            </w:r>
+          </w:p>
+        </w:tc>
+        <w:tc>
+          <w:tcPr>
+            <w:tcW w:type="dxa" w:w="5112"/>
+          </w:tcPr>
+          <w:p>
+            <w:r>
+              <w:t>My record</w:t>
+            </w:r>
+          </w:p>
+        </w:tc>
+      </w:tr>
+      <w:tr>
+        <w:tc>
+          <w:tcPr>
+            <w:tcW w:type="dxa" w:w="5112"/>
+          </w:tcPr>
+          <w:p>
+            <w:r>
+              <w:t>This week’s input and deciding step</w:t>
+            </w:r>
+          </w:p>
+        </w:tc>
+        <w:tc>
+          <w:tcPr>
+            <w:tcW w:type="dxa" w:w="5112"/>
+          </w:tcPr>
+          <w:p>
+            <w:r/>
+          </w:p>
+        </w:tc>
+      </w:tr>
+      <w:tr>
+        <w:tc>
+          <w:tcPr>
+            <w:tcW w:type="dxa" w:w="5112"/>
+          </w:tcPr>
+          <w:p>
+            <w:r>
+              <w:t>Prediction and actual result (or labelled paper trace)</w:t>
+            </w:r>
+          </w:p>
+        </w:tc>
+        <w:tc>
+          <w:tcPr>
+            <w:tcW w:type="dxa" w:w="5112"/>
+          </w:tcPr>
+          <w:p>
+            <w:r/>
+          </w:p>
+        </w:tc>
+      </w:tr>
+      <w:tr>
+        <w:tc>
+          <w:tcPr>
+            <w:tcW w:type="dxa" w:w="5112"/>
+          </w:tcPr>
+          <w:p>
+            <w:r>
+              <w:t>One change since the previous checkpoint and why</w:t>
+            </w:r>
+          </w:p>
+        </w:tc>
+        <w:tc>
+          <w:tcPr>
+            <w:tcW w:type="dxa" w:w="5112"/>
+          </w:tcPr>
+          <w:p>
+            <w:r/>
+          </w:p>
+        </w:tc>
+      </w:tr>
+      <w:tr>
+        <w:tc>
+          <w:tcPr>
+            <w:tcW w:type="dxa" w:w="5112"/>
+          </w:tcPr>
+          <w:p>
+            <w:r>
+              <w:t>One error or limit and the next test</w:t>
+            </w:r>
+          </w:p>
+        </w:tc>
+        <w:tc>
+          <w:tcPr>
+            <w:tcW w:type="dxa" w:w="5112"/>
+          </w:tcPr>
+          <w:p>
+            <w:r/>
+          </w:p>
+        </w:tc>
+      </w:tr>
+    </w:tbl>
+    <w:p>
+      <w:pPr>
+        <w:pStyle w:val="Heading3"/>
+      </w:pPr>
+      <w:r>
+        <w:t>Explain what this week adds to your project. Reuse last week’s record rather than starting again.</w:t>
+      </w:r>
+    </w:p>
+    <w:p>
+      <w:r>
+        <w:t>________________________________________________________________</w:t>
+      </w:r>
+    </w:p>
+    <w:p>
+      <w:r>
+        <w:t>________________________________________________________________</w:t>
+      </w:r>
+    </w:p>
+    <w:p>
+      <w:r>
+        <w:t>________________________________________________________________</w:t>
+      </w:r>
+    </w:p>
+    <w:p>
+      <w:r>
+        <w:t>________________________________________________________________</w:t>
+      </w:r>
+    </w:p>
+    <w:p>
+      <w:r>
+        <w:t>________________________________________________________________</w:t>
+      </w:r>
+    </w:p>
     <w:sectPr>
       <w:pgSz w:w="12240" w:h="15840"/>
       <w:pgMar w:top="936" w:right="1008" w:bottom="936" w:left="1008" w:header="720" w:footer="720" w:gutter="0"/>

--- a/downloads/workbook/ai-5-week-07.docx
+++ b/downloads/workbook/ai-5-week-07.docx
@@ -1164,6 +1164,248 @@
         <w:t>________________________________________________________________</w:t>
       </w:r>
     </w:p>
+    <w:p>
+      <w:pPr>
+        <w:pStyle w:val="Heading1"/>
+      </w:pPr>
+      <w:r>
+        <w:t>14. Supported practice and learning evidence</w:t>
+      </w:r>
+    </w:p>
+    <w:p>
+      <w:r>
+        <w:t>Use this supported practice once, in the browser or on paper. Keep the reserved independent assessment for a separate first attempt before teacher feedback.</w:t>
+      </w:r>
+    </w:p>
+    <w:p>
+      <w:r>
+        <w:t>Count trainable weights and biases separately from activation functions.</w:t>
+      </w:r>
+    </w:p>
+    <w:p>
+      <w:pPr>
+        <w:pStyle w:val="Heading3"/>
+      </w:pPr>
+      <w:r>
+        <w:t>Practice 1: explain the deciding evidence</w:t>
+      </w:r>
+    </w:p>
+    <w:p>
+      <w:r>
+        <w:t>Which labelled step matches this detail? Total trainable parameters=9+4=13; ReLU adds no parameters here.</w:t>
+      </w:r>
+    </w:p>
+    <w:p>
+      <w:r>
+        <w:t>1. Total</w:t>
+      </w:r>
+    </w:p>
+    <w:p>
+      <w:r>
+        <w:t>2. Count output layer</w:t>
+      </w:r>
+    </w:p>
+    <w:p>
+      <w:r>
+        <w:t>3. Count first layer</w:t>
+      </w:r>
+    </w:p>
+    <w:p>
+      <w:pPr>
+        <w:pStyle w:val="Heading3"/>
+      </w:pPr>
+      <w:r>
+        <w:t>My selected conclusion, deciding fact and explanation</w:t>
+      </w:r>
+    </w:p>
+    <w:p>
+      <w:r>
+        <w:t>________________________________________________________________</w:t>
+      </w:r>
+    </w:p>
+    <w:p>
+      <w:r>
+        <w:t>________________________________________________________________</w:t>
+      </w:r>
+    </w:p>
+    <w:p>
+      <w:r>
+        <w:t>________________________________________________________________</w:t>
+      </w:r>
+    </w:p>
+    <w:p>
+      <w:r>
+        <w:t>________________________________________________________________</w:t>
+      </w:r>
+    </w:p>
+    <w:p>
+      <w:r>
+        <w:t>________________________________________________________________</w:t>
+      </w:r>
+    </w:p>
+    <w:p>
+      <w:r>
+        <w:t>Hint if needed: Read the steps in the pictorial case. Match the supplied detail to the stage that performs or records it.</w:t>
+      </w:r>
+    </w:p>
+    <w:p>
+      <w:r>
+        <w:t>After your attempt, compare with the supported explanation: Total Total trainable parameters=9+4=13; ReLU adds no parameters here. Count one weight for each input-to-unit connection and one bias for each receiving unit. Two inputs connecting to three hidden units make six weights. The three hidden outputs connect to one output unit through three more weights. ReLU applies a fixed function and adds no adjustable parameter here. Architecture determines the connection pattern; learned values occupy those connections.</w:t>
+      </w:r>
+    </w:p>
+    <w:p>
+      <w:pPr>
+        <w:pStyle w:val="Heading3"/>
+      </w:pPr>
+      <w:r>
+        <w:t>Practice 2: explain the deciding evidence</w:t>
+      </w:r>
+    </w:p>
+    <w:p>
+      <w:r>
+        <w:t>Changed-case practice: Increase hidden width from 3 to4. Which conclusion is supported by the supplied facts?</w:t>
+      </w:r>
+    </w:p>
+    <w:p>
+      <w:r>
+        <w:t>1. This one example guarantees correct results for every future input.</w:t>
+      </w:r>
+    </w:p>
+    <w:p>
+      <w:r>
+        <w:t>2. We can decide the result without examining the changed input or the procedure.</w:t>
+      </w:r>
+    </w:p>
+    <w:p>
+      <w:r>
+        <w:t>3. First layer12 parameters; output layer5; total 17.</w:t>
+      </w:r>
+    </w:p>
+    <w:p>
+      <w:pPr>
+        <w:pStyle w:val="Heading3"/>
+      </w:pPr>
+      <w:r>
+        <w:t>My selected conclusion, deciding fact and explanation</w:t>
+      </w:r>
+    </w:p>
+    <w:p>
+      <w:r>
+        <w:t>________________________________________________________________</w:t>
+      </w:r>
+    </w:p>
+    <w:p>
+      <w:r>
+        <w:t>________________________________________________________________</w:t>
+      </w:r>
+    </w:p>
+    <w:p>
+      <w:r>
+        <w:t>________________________________________________________________</w:t>
+      </w:r>
+    </w:p>
+    <w:p>
+      <w:r>
+        <w:t>________________________________________________________________</w:t>
+      </w:r>
+    </w:p>
+    <w:p>
+      <w:r>
+        <w:t>________________________________________________________________</w:t>
+      </w:r>
+    </w:p>
+    <w:p>
+      <w:r>
+        <w:t>Hint if needed: Use the changed condition and the deciding step in the pictorial trace. The answer must say what follows from those facts.</w:t>
+      </w:r>
+    </w:p>
+    <w:p>
+      <w:r>
+        <w:t>After your attempt, compare with the supported explanation: First layer12 parameters; output layer5; total 17. Each new hidden unit adds2 input weights, 1 hidden bias and 1 outgoing weight.</w:t>
+      </w:r>
+    </w:p>
+    <w:p>
+      <w:pPr>
+        <w:pStyle w:val="Heading3"/>
+      </w:pPr>
+      <w:r>
+        <w:t>Repair a missing building block</w:t>
+      </w:r>
+    </w:p>
+    <w:p>
+      <w:r>
+        <w:t>Review Forward passes by hand (ai-5/6). Goal: Record scores and activations in dependency order. Short practice: Why should feedback identify h before correcting only y? Point to the relevant step in the picture, then write the changed result and the rule or evidence that supports it.. Return to this week and explain what you changed.</w:t>
+      </w:r>
+    </w:p>
+    <w:p>
+      <w:r>
+        <w:t>Review Activation functions (ai-5/4). Goal: Trace identity ReLU and sigmoid on a numerical score. Short practice: Which original inputs cannot be distinguished by this network’s final output? Point to the relevant step in the picture, then write the changed result and the rule or evidence that supports it.. Return to this week and explain what you changed.</w:t>
+      </w:r>
+    </w:p>
+    <w:p>
+      <w:r>
+        <w:t>Review Representing inputs as vectors (ai-5/1). Goal: Encode a record using a fixed feature order and units. Short practice: Why does equal total brightness not make A and B identical inputs? Point to the relevant step in the picture, then write the changed result and the rule or evidence that supports it.. Return to this week and explain what you changed.</w:t>
+      </w:r>
+    </w:p>
+    <w:p>
+      <w:pPr>
+        <w:pStyle w:val="Heading3"/>
+      </w:pPr>
+      <w:r>
+        <w:t>Predict, run and debug</w:t>
+      </w:r>
+    </w:p>
+    <w:p>
+      <w:r>
+        <w:t>The browser lab lets you edit the supported Python examples already included in this lesson. Predict first, run, inspect the actual output or error, change one input, then run again. Keep code, predictions, actual results and a reasoned revision together. On paper, label your result as a trace rather than an execution.</w:t>
+      </w:r>
+    </w:p>
+    <w:p>
+      <w:pPr>
+        <w:pStyle w:val="Heading3"/>
+      </w:pPr>
+      <w:r>
+        <w:t>Keep your completed work</w:t>
+      </w:r>
+    </w:p>
+    <w:p>
+      <w:r>
+        <w:t>Use Download completed work in the hosted lesson to export your answers, reflections, practice feedback and code-run evidence. Open the HTML copy to read or print it. Drafts stay in this browser when storage is available; clear drafts on a shared device.</w:t>
+      </w:r>
+    </w:p>
+    <w:p>
+      <w:pPr>
+        <w:pStyle w:val="Heading3"/>
+      </w:pPr>
+      <w:r>
+        <w:t>What I repaired, the evidence I kept and the next test</w:t>
+      </w:r>
+    </w:p>
+    <w:p>
+      <w:r>
+        <w:t>________________________________________________________________</w:t>
+      </w:r>
+    </w:p>
+    <w:p>
+      <w:r>
+        <w:t>________________________________________________________________</w:t>
+      </w:r>
+    </w:p>
+    <w:p>
+      <w:r>
+        <w:t>________________________________________________________________</w:t>
+      </w:r>
+    </w:p>
+    <w:p>
+      <w:r>
+        <w:t>________________________________________________________________</w:t>
+      </w:r>
+    </w:p>
+    <w:p>
+      <w:r>
+        <w:t>________________________________________________________________</w:t>
+      </w:r>
+    </w:p>
     <w:sectPr>
       <w:pgSz w:w="12240" w:h="15840"/>
       <w:pgMar w:top="936" w:right="1008" w:bottom="936" w:left="1008" w:header="720" w:footer="720" w:gutter="0"/>

--- a/downloads/workbook/ai-5-week-07.docx
+++ b/downloads/workbook/ai-5-week-07.docx
@@ -30,33 +30,45 @@
     </w:p>
     <w:p>
       <w:r>
-        <w:t>Try the recall before opening notes. Then use a different colour or a labelled second line to correct your explanation.</w:t>
+        <w:t>Record your starting explanation for Parameters and architecture before opening notes. Show any later correction separately.</w:t>
       </w:r>
     </w:p>
     <w:p>
       <w:pPr>
-        <w:pStyle w:val="Heading3"/>
-      </w:pPr>
-      <w:r>
-        <w:t>Forward passes by hand</w:t>
+        <w:spacing w:line="336" w:lineRule="auto" w:after="180"/>
+      </w:pPr>
+      <w:r>
+        <w:rPr>
+          <w:b w:val="0"/>
+        </w:rPr>
+        <w:t>Try the recall before opening notes. Then use a different colour or a labelled second line to correct your explanation.</w:t>
       </w:r>
     </w:p>
     <w:p>
-      <w:r>
-        <w:t>Without opening the old lesson, explain one key idea from Forward passes by hand. Give an example and a mistake that the idea helps you avoid.</w:t>
+      <w:pPr>
+        <w:pStyle w:val="Heading3"/>
+      </w:pPr>
+      <w:r>
+        <w:t>Forward passes by hand</w:t>
       </w:r>
     </w:p>
     <w:p>
       <w:pPr>
-        <w:pStyle w:val="Heading3"/>
-      </w:pPr>
-      <w:r>
-        <w:t>My remembered idea, example and correction</w:t>
+        <w:spacing w:line="336" w:lineRule="auto" w:after="180"/>
+      </w:pPr>
+      <w:r>
+        <w:rPr>
+          <w:b w:val="0"/>
+        </w:rPr>
+        <w:t>Without opening the old lesson, explain one key idea from Forward passes by hand. Give an example and a mistake that the idea helps you avoid.</w:t>
       </w:r>
     </w:p>
     <w:p>
-      <w:r>
-        <w:t>________________________________________________________________</w:t>
+      <w:pPr>
+        <w:pStyle w:val="Heading3"/>
+      </w:pPr>
+      <w:r>
+        <w:t>My remembered idea, example and correction</w:t>
       </w:r>
     </w:p>
     <w:p>
@@ -70,29 +82,35 @@
       </w:r>
     </w:p>
     <w:p>
-      <w:pPr>
-        <w:pStyle w:val="Heading3"/>
-      </w:pPr>
-      <w:r>
-        <w:t>Activation functions</w:t>
+      <w:r>
+        <w:t>________________________________________________________________</w:t>
       </w:r>
     </w:p>
     <w:p>
-      <w:r>
-        <w:t>Without opening the old lesson, explain one key idea from Activation functions. Give an example and a mistake that the idea helps you avoid.</w:t>
+      <w:pPr>
+        <w:pStyle w:val="Heading3"/>
+      </w:pPr>
+      <w:r>
+        <w:t>Activation functions</w:t>
       </w:r>
     </w:p>
     <w:p>
       <w:pPr>
-        <w:pStyle w:val="Heading3"/>
-      </w:pPr>
-      <w:r>
-        <w:t>My remembered idea, example and correction</w:t>
+        <w:spacing w:line="336" w:lineRule="auto" w:after="180"/>
+      </w:pPr>
+      <w:r>
+        <w:rPr>
+          <w:b w:val="0"/>
+        </w:rPr>
+        <w:t>Without opening the old lesson, explain one key idea from Activation functions. Give an example and a mistake that the idea helps you avoid.</w:t>
       </w:r>
     </w:p>
     <w:p>
-      <w:r>
-        <w:t>________________________________________________________________</w:t>
+      <w:pPr>
+        <w:pStyle w:val="Heading3"/>
+      </w:pPr>
+      <w:r>
+        <w:t>My remembered idea, example and correction</w:t>
       </w:r>
     </w:p>
     <w:p>
@@ -106,29 +124,47 @@
       </w:r>
     </w:p>
     <w:p>
-      <w:pPr>
-        <w:pStyle w:val="Heading3"/>
-      </w:pPr>
-      <w:r>
-        <w:t>Representing inputs as vectors</w:t>
+      <w:r>
+        <w:t>________________________________________________________________</w:t>
       </w:r>
     </w:p>
     <w:p>
-      <w:r>
-        <w:t>Without opening the old lesson, explain one key idea from Representing inputs as vectors. Give an example and a mistake that the idea helps you avoid.</w:t>
+      <w:pPr>
+        <w:pStyle w:val="Heading3"/>
+      </w:pPr>
+      <w:r>
+        <w:t>Representing inputs as vectors</w:t>
       </w:r>
     </w:p>
     <w:p>
       <w:pPr>
-        <w:pStyle w:val="Heading3"/>
-      </w:pPr>
-      <w:r>
-        <w:t>My remembered idea, example and correction</w:t>
+        <w:spacing w:line="336" w:lineRule="auto" w:after="180"/>
+      </w:pPr>
+      <w:r>
+        <w:rPr>
+          <w:b w:val="0"/>
+        </w:rPr>
+        <w:t xml:space="preserve">Without opening the old lesson, explain one key idea from Representing </w:t>
+      </w:r>
+      <w:r>
+        <w:rPr>
+          <w:b/>
+        </w:rPr>
+        <w:t>input</w:t>
+      </w:r>
+      <w:r>
+        <w:rPr>
+          <w:b w:val="0"/>
+        </w:rPr>
+        <w:t>s as vectors. Give an example and a mistake that the idea helps you avoid.</w:t>
       </w:r>
     </w:p>
     <w:p>
-      <w:r>
-        <w:t>________________________________________________________________</w:t>
+      <w:pPr>
+        <w:pStyle w:val="Heading3"/>
+      </w:pPr>
+      <w:r>
+        <w:t>My remembered idea, example and correction</w:t>
       </w:r>
     </w:p>
     <w:p>
@@ -142,16 +178,56 @@
       </w:r>
     </w:p>
     <w:p>
-      <w:pPr>
-        <w:pStyle w:val="Heading1"/>
-      </w:pPr>
-      <w:r>
-        <w:t>02. Practise with fading help</w:t>
+      <w:r>
+        <w:t>________________________________________________________________</w:t>
       </w:r>
     </w:p>
     <w:p>
-      <w:r>
-        <w:t>Use W2: Sort the quantities for Parameters and architecture. Record the answer once; the lesson and workbook refer to the same attempt.</w:t>
+      <w:pPr>
+        <w:pStyle w:val="Heading1"/>
+      </w:pPr>
+      <w:r>
+        <w:t>02. Practise with fading help</w:t>
+      </w:r>
+    </w:p>
+    <w:p>
+      <w:r>
+        <w:t>Complete the supported Parameters and architecture trace and record the first step you can explain without help.</w:t>
+      </w:r>
+    </w:p>
+    <w:p>
+      <w:pPr>
+        <w:spacing w:line="336" w:lineRule="auto" w:after="180"/>
+      </w:pPr>
+      <w:r>
+        <w:rPr>
+          <w:b w:val="0"/>
+        </w:rPr>
+        <w:t xml:space="preserve">Use W2: Sort the quantities for </w:t>
+      </w:r>
+      <w:r>
+        <w:rPr>
+          <w:b/>
+        </w:rPr>
+        <w:t>Parameter</w:t>
+      </w:r>
+      <w:r>
+        <w:rPr>
+          <w:b w:val="0"/>
+        </w:rPr>
+        <w:t xml:space="preserve">s and </w:t>
+      </w:r>
+      <w:r>
+        <w:rPr>
+          <w:b/>
+        </w:rPr>
+        <w:t>architecture</w:t>
+      </w:r>
+      <w:r>
+        <w:rPr>
+          <w:b w:val="0"/>
+        </w:rPr>
+        <w:t>. Record the answer once; the lesson and workbook refer to the same attempt.</w:t>
       </w:r>
     </w:p>
     <w:tbl>
@@ -279,25 +355,73 @@
     </w:p>
     <w:p>
       <w:r>
-        <w:t>Use the worked case for Parameters and architecture. Proposed explanation: “Count one bias per input”. Decide whether this explanation is supported. Point to the step or supplied fact that decides; explain your repair if needed.</w:t>
+        <w:t>Check the proposed Parameters and architecture explanation against the supplied facts before discussing it.</w:t>
       </w:r>
     </w:p>
     <w:p>
       <w:pPr>
-        <w:pStyle w:val="Heading3"/>
-      </w:pPr>
-      <w:r>
-        <w:t>My explanation before partner discussion</w:t>
+        <w:spacing w:line="336" w:lineRule="auto" w:after="180"/>
+      </w:pPr>
+      <w:r>
+        <w:rPr>
+          <w:b w:val="0"/>
+        </w:rPr>
+        <w:t xml:space="preserve">Use the worked case for </w:t>
+      </w:r>
+      <w:r>
+        <w:rPr>
+          <w:b/>
+        </w:rPr>
+        <w:t>Parameter</w:t>
+      </w:r>
+      <w:r>
+        <w:rPr>
+          <w:b w:val="0"/>
+        </w:rPr>
+        <w:t xml:space="preserve">s and </w:t>
+      </w:r>
+      <w:r>
+        <w:rPr>
+          <w:b/>
+        </w:rPr>
+        <w:t>architecture</w:t>
+      </w:r>
+      <w:r>
+        <w:rPr>
+          <w:b w:val="0"/>
+        </w:rPr>
+        <w:t xml:space="preserve">. Proposed explanation: “Count one bias per </w:t>
+      </w:r>
+      <w:r>
+        <w:rPr>
+          <w:b/>
+        </w:rPr>
+        <w:t>input</w:t>
+      </w:r>
+      <w:r>
+        <w:rPr>
+          <w:b w:val="0"/>
+        </w:rPr>
+        <w:t>”. Decide whether this explanation is supported.</w:t>
       </w:r>
     </w:p>
     <w:p>
-      <w:r>
-        <w:t>________________________________________________________________</w:t>
+      <w:pPr>
+        <w:spacing w:line="336" w:lineRule="auto" w:after="180"/>
+      </w:pPr>
+      <w:r>
+        <w:rPr>
+          <w:b w:val="0"/>
+        </w:rPr>
+        <w:t>Point to the step or supplied fact that decides; explain your repair if needed.</w:t>
       </w:r>
     </w:p>
     <w:p>
-      <w:r>
-        <w:t>________________________________________________________________</w:t>
+      <w:pPr>
+        <w:pStyle w:val="Heading3"/>
+      </w:pPr>
+      <w:r>
+        <w:t>My explanation before partner discussion</w:t>
       </w:r>
     </w:p>
     <w:p>
@@ -311,52 +435,76 @@
       </w:r>
     </w:p>
     <w:p>
-      <w:pPr>
-        <w:pStyle w:val="Heading1"/>
-      </w:pPr>
-      <w:r>
-        <w:t>04. Independent transfer case</w:t>
+      <w:r>
+        <w:t>________________________________________________________________</w:t>
       </w:r>
     </w:p>
     <w:p>
-      <w:pPr>
-        <w:pStyle w:val="Heading3"/>
-      </w:pPr>
-      <w:r>
-        <w:t>Independent case: Count a new architecture independently</w:t>
+      <w:r>
+        <w:t>________________________________________________________________</w:t>
       </w:r>
     </w:p>
     <w:p>
-      <w:r>
-        <w:t>A dense 3 to 2 to 2 network uses ReLU in the hidden layer and identity in the output layer, with one bias per unit. Give each layer count and the total. If hidden width becomes 4, recount and explain why activation values are excluded.</w:t>
+      <w:pPr>
+        <w:pStyle w:val="Heading1"/>
+      </w:pPr>
+      <w:r>
+        <w:t>04. Independent transfer case</w:t>
       </w:r>
     </w:p>
     <w:p>
-      <w:pPr>
-        <w:pStyle w:val="Heading3"/>
-      </w:pPr>
-      <w:r>
-        <w:t>My independent explanation, trace and limits</w:t>
+      <w:r>
+        <w:t>Write one first attempt at the reserved independent case before feedback. Repeated copies of that case refer to the same recorded attempt.</w:t>
       </w:r>
     </w:p>
     <w:p>
-      <w:r>
-        <w:t>________________________________________________________________</w:t>
+      <w:pPr>
+        <w:pStyle w:val="Heading3"/>
+      </w:pPr>
+      <w:r>
+        <w:t>Independent case: Count a new architecture independently</w:t>
       </w:r>
     </w:p>
     <w:p>
-      <w:r>
-        <w:t>________________________________________________________________</w:t>
+      <w:pPr>
+        <w:spacing w:line="336" w:lineRule="auto" w:after="180"/>
+      </w:pPr>
+      <w:r>
+        <w:rPr>
+          <w:b w:val="0"/>
+        </w:rPr>
+        <w:t xml:space="preserve">A dense 3 to 2 to 2 network uses ReLU in the hidden layer and identity in the </w:t>
+      </w:r>
+      <w:r>
+        <w:rPr>
+          <w:b/>
+        </w:rPr>
+        <w:t>output</w:t>
+      </w:r>
+      <w:r>
+        <w:rPr>
+          <w:b w:val="0"/>
+        </w:rPr>
+        <w:t xml:space="preserve"> layer, with one bias per unit. Give each layer count and the total.</w:t>
       </w:r>
     </w:p>
     <w:p>
-      <w:r>
-        <w:t>________________________________________________________________</w:t>
+      <w:pPr>
+        <w:spacing w:line="336" w:lineRule="auto" w:after="180"/>
+      </w:pPr>
+      <w:r>
+        <w:rPr>
+          <w:b w:val="0"/>
+        </w:rPr>
+        <w:t>If hidden width becomes 4, recount and explain why activation values are excluded.</w:t>
       </w:r>
     </w:p>
     <w:p>
-      <w:r>
-        <w:t>________________________________________________________________</w:t>
+      <w:pPr>
+        <w:pStyle w:val="Heading3"/>
+      </w:pPr>
+      <w:r>
+        <w:t>My independent explanation, trace and limits</w:t>
       </w:r>
     </w:p>
     <w:p>
@@ -376,53 +524,113 @@
     </w:p>
     <w:p>
       <w:r>
-        <w:t>Attempt this case before feedback. Record any help. Earlier examples below are further practice; a case already practised with feedback cannot establish fresh transfer.</w:t>
+        <w:t>________________________________________________________________</w:t>
       </w:r>
     </w:p>
     <w:p>
-      <w:pPr>
-        <w:pStyle w:val="Heading1"/>
-      </w:pPr>
-      <w:r>
-        <w:t>05. W1 Count a single layer</w:t>
+      <w:r>
+        <w:t>________________________________________________________________</w:t>
       </w:r>
     </w:p>
     <w:p>
       <w:r>
-        <w:t>A dense layer has 4 inputs and 2 outputs with one bias per output. Count weights, biases and total.</w:t>
+        <w:t>________________________________________________________________</w:t>
       </w:r>
     </w:p>
     <w:p>
-      <w:pPr>
-        <w:pStyle w:val="Heading3"/>
-      </w:pPr>
-      <w:r>
-        <w:t>My reasoning and evidence</w:t>
+      <w:r>
+        <w:t>________________________________________________________________</w:t>
       </w:r>
     </w:p>
     <w:p>
-      <w:r>
-        <w:t>________________________________________________________________</w:t>
+      <w:pPr>
+        <w:spacing w:line="336" w:lineRule="auto" w:after="180"/>
+      </w:pPr>
+      <w:r>
+        <w:rPr>
+          <w:b w:val="0"/>
+        </w:rPr>
+        <w:t>Attempt this case before feedback. Record any help. Earlier examples below are further practice; a case already practised with feedback cannot establish fresh transfer.</w:t>
       </w:r>
     </w:p>
     <w:p>
-      <w:r>
-        <w:t>________________________________________________________________</w:t>
+      <w:pPr>
+        <w:pStyle w:val="Heading1"/>
+      </w:pPr>
+      <w:r>
+        <w:t>05. W1 Count a single layer</w:t>
       </w:r>
     </w:p>
     <w:p>
       <w:r>
-        <w:t>________________________________________________________________</w:t>
+        <w:t>Count a single layer. Apply the supplied Parameters and architecture facts and keep your reasoning.</w:t>
       </w:r>
     </w:p>
     <w:p>
-      <w:r>
-        <w:t>________________________________________________________________</w:t>
+      <w:pPr>
+        <w:spacing w:line="336" w:lineRule="auto" w:after="180"/>
+      </w:pPr>
+      <w:r>
+        <w:rPr>
+          <w:b w:val="0"/>
+        </w:rPr>
+        <w:t xml:space="preserve">A </w:t>
+      </w:r>
+      <w:r>
+        <w:rPr>
+          <w:b/>
+        </w:rPr>
+        <w:t>dense layer</w:t>
+      </w:r>
+      <w:r>
+        <w:rPr>
+          <w:b w:val="0"/>
+        </w:rPr>
+        <w:t xml:space="preserve"> has 4 </w:t>
+      </w:r>
+      <w:r>
+        <w:rPr>
+          <w:b/>
+        </w:rPr>
+        <w:t>input</w:t>
+      </w:r>
+      <w:r>
+        <w:rPr>
+          <w:b w:val="0"/>
+        </w:rPr>
+        <w:t xml:space="preserve">s and 2 </w:t>
+      </w:r>
+      <w:r>
+        <w:rPr>
+          <w:b/>
+        </w:rPr>
+        <w:t>output</w:t>
+      </w:r>
+      <w:r>
+        <w:rPr>
+          <w:b w:val="0"/>
+        </w:rPr>
+        <w:t xml:space="preserve">s with one bias per </w:t>
+      </w:r>
+      <w:r>
+        <w:rPr>
+          <w:b/>
+        </w:rPr>
+        <w:t>output</w:t>
+      </w:r>
+      <w:r>
+        <w:rPr>
+          <w:b w:val="0"/>
+        </w:rPr>
+        <w:t>. Count weights, biases and total.</w:t>
       </w:r>
     </w:p>
     <w:p>
-      <w:r>
-        <w:t>________________________________________________________________</w:t>
+      <w:pPr>
+        <w:pStyle w:val="Heading3"/>
+      </w:pPr>
+      <w:r>
+        <w:t>My reasoning and evidence</w:t>
       </w:r>
     </w:p>
     <w:p>
@@ -431,24 +639,18 @@
       </w:r>
     </w:p>
     <w:p>
-      <w:pPr>
-        <w:pStyle w:val="Heading1"/>
-      </w:pPr>
-      <w:r>
-        <w:t>06. W2 Sort the quantities</w:t>
+      <w:r>
+        <w:t>________________________________________________________________</w:t>
       </w:r>
     </w:p>
     <w:p>
       <w:r>
-        <w:t>Classify hidden activation 0.7, weight -2, hidden width 3 and learning rate 0.1 as computed value, parameter, architecture choice or training setting.</w:t>
+        <w:t>________________________________________________________________</w:t>
       </w:r>
     </w:p>
     <w:p>
-      <w:pPr>
-        <w:pStyle w:val="Heading3"/>
-      </w:pPr>
-      <w:r>
-        <w:t>My reasoning and evidence</w:t>
+      <w:r>
+        <w:t>________________________________________________________________</w:t>
       </w:r>
     </w:p>
     <w:p>
@@ -462,44 +664,86 @@
       </w:r>
     </w:p>
     <w:p>
-      <w:r>
-        <w:t>________________________________________________________________</w:t>
+      <w:pPr>
+        <w:pStyle w:val="Heading1"/>
+      </w:pPr>
+      <w:r>
+        <w:t>06. W2 Sort the quantities</w:t>
       </w:r>
     </w:p>
     <w:p>
       <w:r>
-        <w:t>________________________________________________________________</w:t>
+        <w:t>Sort the quantities. Apply the supplied Parameters and architecture facts and keep your reasoning.</w:t>
       </w:r>
     </w:p>
     <w:p>
-      <w:r>
-        <w:t>________________________________________________________________</w:t>
+      <w:pPr>
+        <w:spacing w:line="336" w:lineRule="auto" w:after="180"/>
+      </w:pPr>
+      <w:r>
+        <w:rPr>
+          <w:b w:val="0"/>
+        </w:rPr>
+        <w:t xml:space="preserve">Classify hidden activation 0.7, weight -2, hidden width 3 and learning rate 0.1 as computed value, </w:t>
+      </w:r>
+      <w:r>
+        <w:rPr>
+          <w:b/>
+        </w:rPr>
+        <w:t>parameter</w:t>
+      </w:r>
+      <w:r>
+        <w:rPr>
+          <w:b w:val="0"/>
+        </w:rPr>
+        <w:t xml:space="preserve">, </w:t>
+      </w:r>
+      <w:r>
+        <w:rPr>
+          <w:b/>
+        </w:rPr>
+        <w:t>architecture</w:t>
+      </w:r>
+      <w:r>
+        <w:rPr>
+          <w:b w:val="0"/>
+        </w:rPr>
+        <w:t xml:space="preserve"> choice or </w:t>
+      </w:r>
+      <w:r>
+        <w:rPr>
+          <w:b/>
+        </w:rPr>
+        <w:t>training</w:t>
+      </w:r>
+      <w:r>
+        <w:rPr>
+          <w:b w:val="0"/>
+        </w:rPr>
+        <w:t xml:space="preserve"> setting.</w:t>
       </w:r>
     </w:p>
     <w:p>
-      <w:r>
-        <w:t>________________________________________________________________</w:t>
+      <w:pPr>
+        <w:pStyle w:val="Heading3"/>
+      </w:pPr>
+      <w:r>
+        <w:t>My reasoning and evidence</w:t>
       </w:r>
     </w:p>
     <w:p>
-      <w:pPr>
-        <w:pStyle w:val="Heading1"/>
-      </w:pPr>
-      <w:r>
-        <w:t>07. W3 Change the bias convention</w:t>
+      <w:r>
+        <w:t>________________________________________________________________</w:t>
       </w:r>
     </w:p>
     <w:p>
       <w:r>
-        <w:t>Recount the 2 to 3 to 1 model if every bias is omitted. State what the original count assumed.</w:t>
+        <w:t>________________________________________________________________</w:t>
       </w:r>
     </w:p>
     <w:p>
-      <w:pPr>
-        <w:pStyle w:val="Heading3"/>
-      </w:pPr>
-      <w:r>
-        <w:t>My reasoning and evidence</w:t>
+      <w:r>
+        <w:t>________________________________________________________________</w:t>
       </w:r>
     </w:p>
     <w:p>
@@ -518,39 +762,45 @@
       </w:r>
     </w:p>
     <w:p>
-      <w:r>
-        <w:t>________________________________________________________________</w:t>
+      <w:pPr>
+        <w:pStyle w:val="Heading1"/>
+      </w:pPr>
+      <w:r>
+        <w:t>07. W3 Change the bias convention</w:t>
       </w:r>
     </w:p>
     <w:p>
       <w:r>
-        <w:t>________________________________________________________________</w:t>
+        <w:t>Change the bias convention. Apply the supplied Parameters and architecture facts and keep your reasoning.</w:t>
       </w:r>
     </w:p>
     <w:p>
-      <w:r>
-        <w:t>________________________________________________________________</w:t>
+      <w:pPr>
+        <w:spacing w:line="336" w:lineRule="auto" w:after="180"/>
+      </w:pPr>
+      <w:r>
+        <w:rPr>
+          <w:b w:val="0"/>
+        </w:rPr>
+        <w:t>Recount the 2 to 3 to 1 model if every bias is omitted. State what the original count assumed.</w:t>
       </w:r>
     </w:p>
     <w:p>
       <w:pPr>
-        <w:pStyle w:val="Heading1"/>
-      </w:pPr>
-      <w:r>
-        <w:t>08. W4 Count a new architecture independently</w:t>
+        <w:pStyle w:val="Heading3"/>
+      </w:pPr>
+      <w:r>
+        <w:t>My reasoning and evidence</w:t>
       </w:r>
     </w:p>
     <w:p>
       <w:r>
-        <w:t>A dense 3 to 2 to 2 network uses ReLU in the hidden layer and identity in the output layer, with one bias per unit. Give each layer count and the total. If hidden width becomes 4, recount and explain why activation values are excluded.</w:t>
+        <w:t>________________________________________________________________</w:t>
       </w:r>
     </w:p>
     <w:p>
-      <w:pPr>
-        <w:pStyle w:val="Heading3"/>
-      </w:pPr>
-      <w:r>
-        <w:t>My reasoning and evidence</w:t>
+      <w:r>
+        <w:t>________________________________________________________________</w:t>
       </w:r>
     </w:p>
     <w:p>
@@ -574,44 +824,68 @@
       </w:r>
     </w:p>
     <w:p>
-      <w:r>
-        <w:t>________________________________________________________________</w:t>
+      <w:pPr>
+        <w:pStyle w:val="Heading1"/>
+      </w:pPr>
+      <w:r>
+        <w:t>08. W4 Count a new architecture independently</w:t>
       </w:r>
     </w:p>
     <w:p>
       <w:r>
-        <w:t>________________________________________________________________</w:t>
+        <w:t>Attempt before feedback. If this repeats the selected independent case, reuse that first attempt; otherwise keep a separate record. Count a new architecture independently. Apply the supplied Parameters and architecture facts and keep your reasoning.</w:t>
       </w:r>
     </w:p>
     <w:p>
-      <w:r>
-        <w:t>________________________________________________________________</w:t>
+      <w:pPr>
+        <w:spacing w:line="336" w:lineRule="auto" w:after="180"/>
+      </w:pPr>
+      <w:r>
+        <w:rPr>
+          <w:b w:val="0"/>
+        </w:rPr>
+        <w:t xml:space="preserve">A dense 3 to 2 to 2 network uses ReLU in the hidden layer and identity in the </w:t>
+      </w:r>
+      <w:r>
+        <w:rPr>
+          <w:b/>
+        </w:rPr>
+        <w:t>output</w:t>
+      </w:r>
+      <w:r>
+        <w:rPr>
+          <w:b w:val="0"/>
+        </w:rPr>
+        <w:t xml:space="preserve"> layer, with one bias per unit. Give each layer count and the total.</w:t>
       </w:r>
     </w:p>
     <w:p>
-      <w:r>
-        <w:t>________________________________________________________________</w:t>
+      <w:pPr>
+        <w:spacing w:line="336" w:lineRule="auto" w:after="180"/>
+      </w:pPr>
+      <w:r>
+        <w:rPr>
+          <w:b w:val="0"/>
+        </w:rPr>
+        <w:t>If hidden width becomes 4, recount and explain why activation values are excluded.</w:t>
       </w:r>
     </w:p>
     <w:p>
       <w:pPr>
-        <w:pStyle w:val="Heading1"/>
-      </w:pPr>
-      <w:r>
-        <w:t>09. W5 Limit a size claim</w:t>
+        <w:pStyle w:val="Heading3"/>
+      </w:pPr>
+      <w:r>
+        <w:t>My reasoning and evidence</w:t>
       </w:r>
     </w:p>
     <w:p>
       <w:r>
-        <w:t>A team says its 26-parameter model must outperform a 14-parameter model. Give a fair check and one reason the claim is unsupported.</w:t>
+        <w:t>________________________________________________________________</w:t>
       </w:r>
     </w:p>
     <w:p>
-      <w:pPr>
-        <w:pStyle w:val="Heading3"/>
-      </w:pPr>
-      <w:r>
-        <w:t>My reasoning and evidence</w:t>
+      <w:r>
+        <w:t>________________________________________________________________</w:t>
       </w:r>
     </w:p>
     <w:p>
@@ -649,25 +923,55 @@
         <w:pStyle w:val="Heading1"/>
       </w:pPr>
       <w:r>
-        <w:t>10. Project checkpoint and reflection</w:t>
+        <w:t>09. W5 Limit a size claim</w:t>
       </w:r>
     </w:p>
     <w:p>
       <w:r>
-        <w:t>Add a labelled parameters and architecture evidence sheet to Image-pattern Network Investigation. Show how you can distinguish architectural choices from parameter values. Use the supplied fictional case and keep its inputs, intermediate steps, calculation or prediction, and limitation. Connect this record to last week’s record; a matching answer without a trace is insufficient.</w:t>
+        <w:t>Limit a size claim. Apply the supplied Parameters and architecture facts and keep your reasoning.</w:t>
       </w:r>
     </w:p>
     <w:p>
       <w:pPr>
-        <w:pStyle w:val="Heading3"/>
-      </w:pPr>
-      <w:r>
-        <w:t>My project change, supporting evidence and remaining limit</w:t>
+        <w:spacing w:line="336" w:lineRule="auto" w:after="180"/>
+      </w:pPr>
+      <w:r>
+        <w:rPr>
+          <w:b w:val="0"/>
+        </w:rPr>
+        <w:t>A team says its 26-</w:t>
+      </w:r>
+      <w:r>
+        <w:rPr>
+          <w:b/>
+        </w:rPr>
+        <w:t>parameter</w:t>
+      </w:r>
+      <w:r>
+        <w:rPr>
+          <w:b w:val="0"/>
+        </w:rPr>
+        <w:t xml:space="preserve"> model must outperform a 14-</w:t>
+      </w:r>
+      <w:r>
+        <w:rPr>
+          <w:b/>
+        </w:rPr>
+        <w:t>parameter</w:t>
+      </w:r>
+      <w:r>
+        <w:rPr>
+          <w:b w:val="0"/>
+        </w:rPr>
+        <w:t xml:space="preserve"> model. Give a fair check and one reason the claim is unsupported.</w:t>
       </w:r>
     </w:p>
     <w:p>
-      <w:r>
-        <w:t>________________________________________________________________</w:t>
+      <w:pPr>
+        <w:pStyle w:val="Heading3"/>
+      </w:pPr>
+      <w:r>
+        <w:t>My reasoning and evidence</w:t>
       </w:r>
     </w:p>
     <w:p>
@@ -696,11 +1000,166 @@
       </w:r>
     </w:p>
     <w:p>
+      <w:r>
+        <w:t>________________________________________________________________</w:t>
+      </w:r>
+    </w:p>
+    <w:p>
       <w:pPr>
         <w:pStyle w:val="Heading1"/>
       </w:pPr>
       <w:r>
+        <w:t>10. Project checkpoint and reflection</w:t>
+      </w:r>
+    </w:p>
+    <w:p>
+      <w:r>
+        <w:t>Connect Parameters and architecture to Image-pattern Network Investigation, identify a limit and choose the next useful test.</w:t>
+      </w:r>
+    </w:p>
+    <w:p>
+      <w:pPr>
+        <w:spacing w:line="336" w:lineRule="auto" w:after="180"/>
+      </w:pPr>
+      <w:r>
+        <w:rPr>
+          <w:b w:val="0"/>
+        </w:rPr>
+        <w:t xml:space="preserve">Add a labelled </w:t>
+      </w:r>
+      <w:r>
+        <w:rPr>
+          <w:b/>
+        </w:rPr>
+        <w:t>parameter</w:t>
+      </w:r>
+      <w:r>
+        <w:rPr>
+          <w:b w:val="0"/>
+        </w:rPr>
+        <w:t xml:space="preserve">s and </w:t>
+      </w:r>
+      <w:r>
+        <w:rPr>
+          <w:b/>
+        </w:rPr>
+        <w:t>architecture</w:t>
+      </w:r>
+      <w:r>
+        <w:rPr>
+          <w:b w:val="0"/>
+        </w:rPr>
+        <w:t xml:space="preserve"> </w:t>
+      </w:r>
+      <w:r>
+        <w:rPr>
+          <w:b/>
+        </w:rPr>
+        <w:t>evidence</w:t>
+      </w:r>
+      <w:r>
+        <w:rPr>
+          <w:b w:val="0"/>
+        </w:rPr>
+        <w:t xml:space="preserve"> sheet to Image-pattern Network Investigation. Show how you can distinguish architectural choices from </w:t>
+      </w:r>
+      <w:r>
+        <w:rPr>
+          <w:b/>
+        </w:rPr>
+        <w:t>parameter</w:t>
+      </w:r>
+      <w:r>
+        <w:rPr>
+          <w:b w:val="0"/>
+        </w:rPr>
+        <w:t xml:space="preserve"> values.</w:t>
+      </w:r>
+    </w:p>
+    <w:p>
+      <w:pPr>
+        <w:spacing w:line="336" w:lineRule="auto" w:after="180"/>
+      </w:pPr>
+      <w:r>
+        <w:rPr>
+          <w:b w:val="0"/>
+        </w:rPr>
+        <w:t xml:space="preserve">Use the supplied fictional case and keep its </w:t>
+      </w:r>
+      <w:r>
+        <w:rPr>
+          <w:b/>
+        </w:rPr>
+        <w:t>input</w:t>
+      </w:r>
+      <w:r>
+        <w:rPr>
+          <w:b w:val="0"/>
+        </w:rPr>
+        <w:t xml:space="preserve">s, intermediate steps, calculation or </w:t>
+      </w:r>
+      <w:r>
+        <w:rPr>
+          <w:b/>
+        </w:rPr>
+        <w:t>prediction</w:t>
+      </w:r>
+      <w:r>
+        <w:rPr>
+          <w:b w:val="0"/>
+        </w:rPr>
+        <w:t>, and limitation. Connect this record to last week’s record; a matching answer without a trace is insufficient.</w:t>
+      </w:r>
+    </w:p>
+    <w:p>
+      <w:pPr>
+        <w:pStyle w:val="Heading3"/>
+      </w:pPr>
+      <w:r>
+        <w:t>My project change, supporting evidence and remaining limit</w:t>
+      </w:r>
+    </w:p>
+    <w:p>
+      <w:r>
+        <w:t>________________________________________________________________</w:t>
+      </w:r>
+    </w:p>
+    <w:p>
+      <w:r>
+        <w:t>________________________________________________________________</w:t>
+      </w:r>
+    </w:p>
+    <w:p>
+      <w:r>
+        <w:t>________________________________________________________________</w:t>
+      </w:r>
+    </w:p>
+    <w:p>
+      <w:r>
+        <w:t>________________________________________________________________</w:t>
+      </w:r>
+    </w:p>
+    <w:p>
+      <w:r>
+        <w:t>________________________________________________________________</w:t>
+      </w:r>
+    </w:p>
+    <w:p>
+      <w:r>
+        <w:t>________________________________________________________________</w:t>
+      </w:r>
+    </w:p>
+    <w:p>
+      <w:pPr>
+        <w:pStyle w:val="Heading1"/>
+      </w:pPr>
+      <w:r>
         <w:t>11. Feedback, return check and learning record</w:t>
+      </w:r>
+    </w:p>
+    <w:p>
+      <w:r>
+        <w:t>Record the first repaired step and a different case to revisit after a delay.</w:t>
       </w:r>
     </w:p>
     <w:tbl>
@@ -840,7 +1299,13 @@
       </w:tr>
     </w:tbl>
     <w:p>
-      <w:r>
+      <w:pPr>
+        <w:spacing w:line="336" w:lineRule="auto" w:after="180"/>
+      </w:pPr>
+      <w:r>
+        <w:rPr>
+          <w:b w:val="0"/>
+        </w:rPr>
         <w:t>Revisit this idea with your teacher after a delay. Familiarity is different from explaining and using it on a changed case.</w:t>
       </w:r>
     </w:p>
@@ -854,17 +1319,100 @@
     </w:p>
     <w:p>
       <w:r>
-        <w:t>Count trainable weights and biases separately from activation functions.</w:t>
+        <w:t>Count trainable weights and biases separately from activation functions. Explain the labelled step before checking the changed condition.</w:t>
       </w:r>
     </w:p>
     <w:p>
-      <w:r>
-        <w:t>Dense toy architecture2 inputs→3 hidden units→1 output. Every hidden and output unit has one bias; hidden activation is ReLU.</w:t>
+      <w:pPr>
+        <w:spacing w:line="336" w:lineRule="auto" w:after="180"/>
+      </w:pPr>
+      <w:r>
+        <w:rPr>
+          <w:b w:val="0"/>
+        </w:rPr>
+        <w:t>Count trainable weights and biases separately from activation functions.</w:t>
       </w:r>
     </w:p>
     <w:p>
-      <w:r>
-        <w:t>All inputs and outcomes in this worked example are invented classroom data; no real model run is claimed.</w:t>
+      <w:pPr>
+        <w:spacing w:line="336" w:lineRule="auto" w:after="180"/>
+      </w:pPr>
+      <w:r>
+        <w:rPr>
+          <w:b w:val="0"/>
+        </w:rPr>
+        <w:t xml:space="preserve">Dense toy </w:t>
+      </w:r>
+      <w:r>
+        <w:rPr>
+          <w:b/>
+        </w:rPr>
+        <w:t>architecture</w:t>
+      </w:r>
+      <w:r>
+        <w:rPr>
+          <w:b w:val="0"/>
+        </w:rPr>
+        <w:t xml:space="preserve">2 </w:t>
+      </w:r>
+      <w:r>
+        <w:rPr>
+          <w:b/>
+        </w:rPr>
+        <w:t>input</w:t>
+      </w:r>
+      <w:r>
+        <w:rPr>
+          <w:b w:val="0"/>
+        </w:rPr>
+        <w:t xml:space="preserve">s→3 hidden units→1 </w:t>
+      </w:r>
+      <w:r>
+        <w:rPr>
+          <w:b/>
+        </w:rPr>
+        <w:t>output</w:t>
+      </w:r>
+      <w:r>
+        <w:rPr>
+          <w:b w:val="0"/>
+        </w:rPr>
+        <w:t xml:space="preserve">. Every hidden and </w:t>
+      </w:r>
+      <w:r>
+        <w:rPr>
+          <w:b/>
+        </w:rPr>
+        <w:t>output</w:t>
+      </w:r>
+      <w:r>
+        <w:rPr>
+          <w:b w:val="0"/>
+        </w:rPr>
+        <w:t xml:space="preserve"> unit has one bias; hidden activation is ReLU.</w:t>
+      </w:r>
+    </w:p>
+    <w:p>
+      <w:pPr>
+        <w:spacing w:line="336" w:lineRule="auto" w:after="180"/>
+      </w:pPr>
+      <w:r>
+        <w:rPr>
+          <w:b w:val="0"/>
+        </w:rPr>
+        <w:t xml:space="preserve">All </w:t>
+      </w:r>
+      <w:r>
+        <w:rPr>
+          <w:b/>
+        </w:rPr>
+        <w:t>input</w:t>
+      </w:r>
+      <w:r>
+        <w:rPr>
+          <w:b w:val="0"/>
+        </w:rPr>
+        <w:t>s and outcomes in this worked example are invented classroom data; no real model run is claimed.</w:t>
       </w:r>
     </w:p>
     <w:p>
@@ -940,8 +1488,38 @@
       </w:r>
     </w:p>
     <w:p>
-      <w:r>
-        <w:t>How many new parameters did that one hidden unit add? Point to the relevant step in the picture, then write the changed result and the rule or evidence that supports it.</w:t>
+      <w:pPr>
+        <w:spacing w:line="336" w:lineRule="auto" w:after="180"/>
+      </w:pPr>
+      <w:r>
+        <w:rPr>
+          <w:b w:val="0"/>
+        </w:rPr>
+        <w:t xml:space="preserve">How many new </w:t>
+      </w:r>
+      <w:r>
+        <w:rPr>
+          <w:b/>
+        </w:rPr>
+        <w:t>parameter</w:t>
+      </w:r>
+      <w:r>
+        <w:rPr>
+          <w:b w:val="0"/>
+        </w:rPr>
+        <w:t xml:space="preserve">s did that one hidden unit add? Point to the relevant step in the picture, then write the changed result and the rule or </w:t>
+      </w:r>
+      <w:r>
+        <w:rPr>
+          <w:b/>
+        </w:rPr>
+        <w:t>evidence</w:t>
+      </w:r>
+      <w:r>
+        <w:rPr>
+          <w:b w:val="0"/>
+        </w:rPr>
+        <w:t xml:space="preserve"> that supports it.</w:t>
       </w:r>
     </w:p>
     <w:p>
@@ -983,36 +1561,162 @@
       </w:r>
     </w:p>
     <w:p>
-      <w:r>
-        <w:t>Support used: alone / hint / worked example. This record is practice evidence.</w:t>
+      <w:pPr>
+        <w:pStyle w:val="Heading3"/>
+      </w:pPr>
+      <w:r>
+        <w:t>Record the help used</w:t>
       </w:r>
     </w:p>
     <w:p>
-      <w:r>
-        <w:t>Project connection: For your Image-pattern Network Investigation, save the input, procedure, observed result and limitation of this check. Label this worked example as practice; use a different, previously unreviewed case when checking independent understanding.</w:t>
+      <w:pPr>
+        <w:spacing w:line="336" w:lineRule="auto" w:after="180"/>
+        <w:shd w:fill="F1F6F8"/>
+      </w:pPr>
+      <w:r>
+        <w:rPr>
+          <w:b w:val="0"/>
+        </w:rPr>
+        <w:t xml:space="preserve">Support used: alone / hint / worked example. This record is practice </w:t>
+      </w:r>
+      <w:r>
+        <w:rPr>
+          <w:b/>
+        </w:rPr>
+        <w:t>evidence</w:t>
+      </w:r>
+      <w:r>
+        <w:rPr>
+          <w:b w:val="0"/>
+        </w:rPr>
+        <w:t>.</w:t>
       </w:r>
     </w:p>
     <w:p>
       <w:pPr>
-        <w:pStyle w:val="Heading1"/>
-      </w:pPr>
-      <w:r>
-        <w:t>13. Project portfolio milestone</w:t>
+        <w:spacing w:line="336" w:lineRule="auto" w:after="180"/>
+      </w:pPr>
+      <w:r>
+        <w:rPr>
+          <w:b w:val="0"/>
+        </w:rPr>
+        <w:t xml:space="preserve">Project connection: For your Image-pattern Network Investigation, save the </w:t>
+      </w:r>
+      <w:r>
+        <w:rPr>
+          <w:b/>
+        </w:rPr>
+        <w:t>input</w:t>
+      </w:r>
+      <w:r>
+        <w:rPr>
+          <w:b w:val="0"/>
+        </w:rPr>
+        <w:t>, procedure, observed result and limitation of this check.</w:t>
       </w:r>
     </w:p>
     <w:p>
-      <w:r>
-        <w:t>Project: Image-pattern Network Investigation</w:t>
+      <w:pPr>
+        <w:spacing w:line="336" w:lineRule="auto" w:after="180"/>
+      </w:pPr>
+      <w:r>
+        <w:rPr>
+          <w:b w:val="0"/>
+        </w:rPr>
+        <w:t>Label this worked example as practice; use a different, previously unreviewed case when checking independent understanding.</w:t>
       </w:r>
     </w:p>
     <w:p>
-      <w:r>
-        <w:t>Current milestone: Make a transparent first version. Keep a trace of how one input becomes an output; explain the rule or learned component.</w:t>
+      <w:pPr>
+        <w:pStyle w:val="Heading1"/>
+      </w:pPr>
+      <w:r>
+        <w:t>13. Project portfolio milestone</w:t>
       </w:r>
     </w:p>
     <w:p>
       <w:r>
-        <w:t>For your Image-pattern Network Investigation, save the input, procedure, observed result and limitation of this check. Label this worked example as practice; use a different, previously unreviewed case when checking independent understanding.</w:t>
+        <w:t>Keep this week’s input, deciding step, result and limit together in the Image-pattern Network Investigation record.</w:t>
+      </w:r>
+    </w:p>
+    <w:p>
+      <w:pPr>
+        <w:spacing w:line="336" w:lineRule="auto" w:after="180"/>
+      </w:pPr>
+      <w:r>
+        <w:rPr>
+          <w:b w:val="0"/>
+        </w:rPr>
+        <w:t>Project: Image-pattern Network Investigation</w:t>
+      </w:r>
+    </w:p>
+    <w:p>
+      <w:pPr>
+        <w:spacing w:line="336" w:lineRule="auto" w:after="180"/>
+      </w:pPr>
+      <w:r>
+        <w:rPr>
+          <w:b w:val="0"/>
+        </w:rPr>
+        <w:t xml:space="preserve">Current milestone: Make a transparent first version. Keep a trace of how one </w:t>
+      </w:r>
+      <w:r>
+        <w:rPr>
+          <w:b/>
+        </w:rPr>
+        <w:t>input</w:t>
+      </w:r>
+      <w:r>
+        <w:rPr>
+          <w:b w:val="0"/>
+        </w:rPr>
+        <w:t xml:space="preserve"> becomes an </w:t>
+      </w:r>
+      <w:r>
+        <w:rPr>
+          <w:b/>
+        </w:rPr>
+        <w:t>output</w:t>
+      </w:r>
+      <w:r>
+        <w:rPr>
+          <w:b w:val="0"/>
+        </w:rPr>
+        <w:t>; explain the rule or learned component.</w:t>
+      </w:r>
+    </w:p>
+    <w:p>
+      <w:pPr>
+        <w:spacing w:line="336" w:lineRule="auto" w:after="180"/>
+      </w:pPr>
+      <w:r>
+        <w:rPr>
+          <w:b w:val="0"/>
+        </w:rPr>
+        <w:t xml:space="preserve">For your Image-pattern Network Investigation, save the </w:t>
+      </w:r>
+      <w:r>
+        <w:rPr>
+          <w:b/>
+        </w:rPr>
+        <w:t>input</w:t>
+      </w:r>
+      <w:r>
+        <w:rPr>
+          <w:b w:val="0"/>
+        </w:rPr>
+        <w:t>, procedure, observed result and limitation of this check.</w:t>
+      </w:r>
+    </w:p>
+    <w:p>
+      <w:pPr>
+        <w:spacing w:line="336" w:lineRule="auto" w:after="180"/>
+      </w:pPr>
+      <w:r>
+        <w:rPr>
+          <w:b w:val="0"/>
+        </w:rPr>
+        <w:t>Label this worked example as practice; use a different, previously unreviewed case when checking independent understanding.</w:t>
       </w:r>
     </w:p>
     <w:tbl>
@@ -1174,53 +1878,128 @@
     </w:p>
     <w:p>
       <w:r>
-        <w:t>Use this supported practice once, in the browser or on paper. Keep the reserved independent assessment for a separate first attempt before teacher feedback.</w:t>
+        <w:t>Try the supported questions before comparing with hints and feedback. Record what you repaired and the evidence you retained.</w:t>
       </w:r>
     </w:p>
     <w:p>
-      <w:r>
-        <w:t>Count trainable weights and biases separately from activation functions.</w:t>
+      <w:pPr>
+        <w:spacing w:line="336" w:lineRule="auto" w:after="180"/>
+      </w:pPr>
+      <w:r>
+        <w:rPr>
+          <w:b w:val="0"/>
+        </w:rPr>
+        <w:t>Use this supported practice once, in the browser or on paper. Keep the reserved independent assessment for a separate first attempt before teacher feedback.</w:t>
       </w:r>
     </w:p>
     <w:p>
       <w:pPr>
-        <w:pStyle w:val="Heading3"/>
-      </w:pPr>
-      <w:r>
-        <w:t>Practice 1: explain the deciding evidence</w:t>
+        <w:spacing w:line="336" w:lineRule="auto" w:after="180"/>
+      </w:pPr>
+      <w:r>
+        <w:rPr>
+          <w:b w:val="0"/>
+        </w:rPr>
+        <w:t>Count trainable weights and biases separately from activation functions.</w:t>
       </w:r>
     </w:p>
     <w:p>
-      <w:r>
-        <w:t>Which labelled step matches this detail? Total trainable parameters=9+4=13; ReLU adds no parameters here.</w:t>
+      <w:pPr>
+        <w:pStyle w:val="Heading3"/>
+      </w:pPr>
+      <w:r>
+        <w:t>Practice 1: explain the deciding evidence</w:t>
       </w:r>
     </w:p>
     <w:p>
-      <w:r>
-        <w:t>1. Total</w:t>
+      <w:pPr>
+        <w:spacing w:line="336" w:lineRule="auto" w:after="180"/>
+      </w:pPr>
+      <w:r>
+        <w:rPr>
+          <w:b w:val="0"/>
+        </w:rPr>
+        <w:t xml:space="preserve">Which labelled step matches this detail? Total trainable </w:t>
+      </w:r>
+      <w:r>
+        <w:rPr>
+          <w:b/>
+        </w:rPr>
+        <w:t>parameter</w:t>
+      </w:r>
+      <w:r>
+        <w:rPr>
+          <w:b w:val="0"/>
+        </w:rPr>
+        <w:t xml:space="preserve">s=9+4=13; ReLU adds no </w:t>
+      </w:r>
+      <w:r>
+        <w:rPr>
+          <w:b/>
+        </w:rPr>
+        <w:t>parameter</w:t>
+      </w:r>
+      <w:r>
+        <w:rPr>
+          <w:b w:val="0"/>
+        </w:rPr>
+        <w:t>s here.</w:t>
       </w:r>
     </w:p>
     <w:p>
-      <w:r>
-        <w:t>2. Count output layer</w:t>
+      <w:pPr>
+        <w:spacing w:line="336" w:lineRule="auto" w:after="180"/>
+        <w:shd w:fill="F4F9FC"/>
+      </w:pPr>
+      <w:r>
+        <w:rPr>
+          <w:b w:val="0"/>
+        </w:rPr>
+        <w:t>1. Total</w:t>
       </w:r>
     </w:p>
     <w:p>
-      <w:r>
-        <w:t>3. Count first layer</w:t>
+      <w:pPr>
+        <w:spacing w:line="336" w:lineRule="auto" w:after="180"/>
+        <w:shd w:fill="F4F9FC"/>
+      </w:pPr>
+      <w:r>
+        <w:rPr>
+          <w:b w:val="0"/>
+        </w:rPr>
+        <w:t xml:space="preserve">2. Count </w:t>
+      </w:r>
+      <w:r>
+        <w:rPr>
+          <w:b/>
+        </w:rPr>
+        <w:t>output</w:t>
+      </w:r>
+      <w:r>
+        <w:rPr>
+          <w:b w:val="0"/>
+        </w:rPr>
+        <w:t xml:space="preserve"> layer</w:t>
       </w:r>
     </w:p>
     <w:p>
       <w:pPr>
-        <w:pStyle w:val="Heading3"/>
-      </w:pPr>
-      <w:r>
-        <w:t>My selected conclusion, deciding fact and explanation</w:t>
+        <w:spacing w:line="336" w:lineRule="auto" w:after="180"/>
+        <w:shd w:fill="F4F9FC"/>
+      </w:pPr>
+      <w:r>
+        <w:rPr>
+          <w:b w:val="0"/>
+        </w:rPr>
+        <w:t>3. Count first layer</w:t>
       </w:r>
     </w:p>
     <w:p>
-      <w:r>
-        <w:t>________________________________________________________________</w:t>
+      <w:pPr>
+        <w:pStyle w:val="Heading3"/>
+      </w:pPr>
+      <w:r>
+        <w:t>My selected conclusion, deciding fact and explanation</w:t>
       </w:r>
     </w:p>
     <w:p>
@@ -1245,40 +2024,161 @@
     </w:p>
     <w:p>
       <w:r>
-        <w:t>Hint if needed: Read the steps in the pictorial case. Match the supplied detail to the stage that performs or records it.</w:t>
+        <w:t>________________________________________________________________</w:t>
       </w:r>
     </w:p>
     <w:p>
-      <w:r>
-        <w:t>After your attempt, compare with the supported explanation: Total Total trainable parameters=9+4=13; ReLU adds no parameters here. Count one weight for each input-to-unit connection and one bias for each receiving unit. Two inputs connecting to three hidden units make six weights. The three hidden outputs connect to one output unit through three more weights. ReLU applies a fixed function and adds no adjustable parameter here. Architecture determines the connection pattern; learned values occupy those connections.</w:t>
+      <w:pPr>
+        <w:pStyle w:val="Heading3"/>
+      </w:pPr>
+      <w:r>
+        <w:t>Hint · try first</w:t>
       </w:r>
     </w:p>
     <w:p>
       <w:pPr>
-        <w:pStyle w:val="Heading3"/>
-      </w:pPr>
-      <w:r>
-        <w:t>Practice 2: explain the deciding evidence</w:t>
+        <w:spacing w:line="336" w:lineRule="auto" w:after="180"/>
+        <w:shd w:fill="F1F6F8"/>
+      </w:pPr>
+      <w:r>
+        <w:rPr>
+          <w:b w:val="0"/>
+        </w:rPr>
+        <w:t>Hint if needed: Read the steps in the pictorial case. Match the supplied detail to the stage that performs or records it.</w:t>
       </w:r>
     </w:p>
     <w:p>
-      <w:r>
-        <w:t>Changed-case practice: Increase hidden width from 3 to4. Which conclusion is supported by the supplied facts?</w:t>
+      <w:pPr>
+        <w:pStyle w:val="Heading3"/>
+      </w:pPr>
+      <w:r>
+        <w:t>Feedback · compare after trying</w:t>
       </w:r>
     </w:p>
     <w:p>
-      <w:r>
-        <w:t>1. This one example guarantees correct results for every future input.</w:t>
+      <w:pPr>
+        <w:spacing w:line="336" w:lineRule="auto" w:after="180"/>
+        <w:shd w:fill="F1F6FC"/>
+      </w:pPr>
+      <w:r>
+        <w:rPr>
+          <w:b w:val="0"/>
+        </w:rPr>
+        <w:t xml:space="preserve">After your attempt, compare with the supported explanation: Total Total trainable </w:t>
+      </w:r>
+      <w:r>
+        <w:rPr>
+          <w:b/>
+        </w:rPr>
+        <w:t>parameter</w:t>
+      </w:r>
+      <w:r>
+        <w:rPr>
+          <w:b w:val="0"/>
+        </w:rPr>
+        <w:t xml:space="preserve">s=9+4=13; ReLU adds no </w:t>
+      </w:r>
+      <w:r>
+        <w:rPr>
+          <w:b/>
+        </w:rPr>
+        <w:t>parameter</w:t>
+      </w:r>
+      <w:r>
+        <w:rPr>
+          <w:b w:val="0"/>
+        </w:rPr>
+        <w:t xml:space="preserve">s here. Count one weight for each </w:t>
+      </w:r>
+      <w:r>
+        <w:rPr>
+          <w:b/>
+        </w:rPr>
+        <w:t>input</w:t>
+      </w:r>
+      <w:r>
+        <w:rPr>
+          <w:b w:val="0"/>
+        </w:rPr>
+        <w:t>-to-unit connection and one bias for each receiving unit.</w:t>
       </w:r>
     </w:p>
     <w:p>
-      <w:r>
-        <w:t>2. We can decide the result without examining the changed input or the procedure.</w:t>
+      <w:pPr>
+        <w:spacing w:line="336" w:lineRule="auto" w:after="180"/>
+        <w:shd w:fill="F1F6FC"/>
+      </w:pPr>
+      <w:r>
+        <w:rPr>
+          <w:b w:val="0"/>
+        </w:rPr>
+        <w:t xml:space="preserve">Two </w:t>
+      </w:r>
+      <w:r>
+        <w:rPr>
+          <w:b/>
+        </w:rPr>
+        <w:t>input</w:t>
+      </w:r>
+      <w:r>
+        <w:rPr>
+          <w:b w:val="0"/>
+        </w:rPr>
+        <w:t xml:space="preserve">s connecting to three hidden units make six weights. The three hidden </w:t>
+      </w:r>
+      <w:r>
+        <w:rPr>
+          <w:b/>
+        </w:rPr>
+        <w:t>output</w:t>
+      </w:r>
+      <w:r>
+        <w:rPr>
+          <w:b w:val="0"/>
+        </w:rPr>
+        <w:t xml:space="preserve">s connect to one </w:t>
+      </w:r>
+      <w:r>
+        <w:rPr>
+          <w:b/>
+        </w:rPr>
+        <w:t>output</w:t>
+      </w:r>
+      <w:r>
+        <w:rPr>
+          <w:b w:val="0"/>
+        </w:rPr>
+        <w:t xml:space="preserve"> unit through three more weights. ReLU applies a fixed function and adds no adjustable </w:t>
+      </w:r>
+      <w:r>
+        <w:rPr>
+          <w:b/>
+        </w:rPr>
+        <w:t>parameter</w:t>
+      </w:r>
+      <w:r>
+        <w:rPr>
+          <w:b w:val="0"/>
+        </w:rPr>
+        <w:t xml:space="preserve"> here.</w:t>
       </w:r>
     </w:p>
     <w:p>
-      <w:r>
-        <w:t>3. First layer12 parameters; output layer5; total 17.</w:t>
+      <w:pPr>
+        <w:spacing w:line="336" w:lineRule="auto" w:after="180"/>
+        <w:shd w:fill="F1F6FC"/>
+      </w:pPr>
+      <w:r>
+        <w:rPr>
+          <w:b/>
+        </w:rPr>
+        <w:t>Architecture</w:t>
+      </w:r>
+      <w:r>
+        <w:rPr>
+          <w:b w:val="0"/>
+        </w:rPr>
+        <w:t xml:space="preserve"> determines the connection pattern; learned values occupy those connections.</w:t>
       </w:r>
     </w:p>
     <w:p>
@@ -1286,65 +2186,144 @@
         <w:pStyle w:val="Heading3"/>
       </w:pPr>
       <w:r>
-        <w:t>My selected conclusion, deciding fact and explanation</w:t>
+        <w:t>Practice 2: explain the deciding evidence</w:t>
       </w:r>
     </w:p>
     <w:p>
-      <w:r>
-        <w:t>________________________________________________________________</w:t>
+      <w:pPr>
+        <w:pStyle w:val="Heading3"/>
+      </w:pPr>
+      <w:r>
+        <w:t>Changed case · predict first</w:t>
       </w:r>
     </w:p>
     <w:p>
-      <w:r>
-        <w:t>________________________________________________________________</w:t>
+      <w:pPr>
+        <w:spacing w:line="336" w:lineRule="auto" w:after="180"/>
+        <w:shd w:fill="F5F1FB"/>
+      </w:pPr>
+      <w:r>
+        <w:rPr>
+          <w:b w:val="0"/>
+        </w:rPr>
+        <w:t>Changed-case practice: Increase hidden width from 3 to4. Which conclusion is supported by the supplied facts?</w:t>
       </w:r>
     </w:p>
     <w:p>
-      <w:r>
-        <w:t>________________________________________________________________</w:t>
+      <w:pPr>
+        <w:spacing w:line="336" w:lineRule="auto" w:after="180"/>
+        <w:shd w:fill="F4F9FC"/>
+      </w:pPr>
+      <w:r>
+        <w:rPr>
+          <w:b w:val="0"/>
+        </w:rPr>
+        <w:t xml:space="preserve">1. This one example guarantees correct results for every future </w:t>
+      </w:r>
+      <w:r>
+        <w:rPr>
+          <w:b/>
+        </w:rPr>
+        <w:t>input</w:t>
+      </w:r>
+      <w:r>
+        <w:rPr>
+          <w:b w:val="0"/>
+        </w:rPr>
+        <w:t>.</w:t>
       </w:r>
     </w:p>
     <w:p>
-      <w:r>
-        <w:t>________________________________________________________________</w:t>
+      <w:pPr>
+        <w:spacing w:line="336" w:lineRule="auto" w:after="180"/>
+        <w:shd w:fill="F4F9FC"/>
+      </w:pPr>
+      <w:r>
+        <w:rPr>
+          <w:b w:val="0"/>
+        </w:rPr>
+        <w:t xml:space="preserve">2. We can decide the result without examining the changed </w:t>
+      </w:r>
+      <w:r>
+        <w:rPr>
+          <w:b/>
+        </w:rPr>
+        <w:t>input</w:t>
+      </w:r>
+      <w:r>
+        <w:rPr>
+          <w:b w:val="0"/>
+        </w:rPr>
+        <w:t xml:space="preserve"> or the procedure.</w:t>
       </w:r>
     </w:p>
     <w:p>
-      <w:r>
-        <w:t>________________________________________________________________</w:t>
+      <w:pPr>
+        <w:spacing w:line="336" w:lineRule="auto" w:after="180"/>
+        <w:shd w:fill="F4F9FC"/>
+      </w:pPr>
+      <w:r>
+        <w:rPr>
+          <w:b w:val="0"/>
+        </w:rPr>
+        <w:t xml:space="preserve">3. First layer12 </w:t>
+      </w:r>
+      <w:r>
+        <w:rPr>
+          <w:b/>
+        </w:rPr>
+        <w:t>parameter</w:t>
+      </w:r>
+      <w:r>
+        <w:rPr>
+          <w:b w:val="0"/>
+        </w:rPr>
+        <w:t xml:space="preserve">s; </w:t>
+      </w:r>
+      <w:r>
+        <w:rPr>
+          <w:b/>
+        </w:rPr>
+        <w:t>output</w:t>
+      </w:r>
+      <w:r>
+        <w:rPr>
+          <w:b w:val="0"/>
+        </w:rPr>
+        <w:t xml:space="preserve"> layer5; total 17.</w:t>
       </w:r>
     </w:p>
     <w:p>
-      <w:r>
-        <w:t>Hint if needed: Use the changed condition and the deciding step in the pictorial trace. The answer must say what follows from those facts.</w:t>
+      <w:pPr>
+        <w:pStyle w:val="Heading3"/>
+      </w:pPr>
+      <w:r>
+        <w:t>My selected conclusion, deciding fact and explanation</w:t>
       </w:r>
     </w:p>
     <w:p>
       <w:r>
-        <w:t>After your attempt, compare with the supported explanation: First layer12 parameters; output layer5; total 17. Each new hidden unit adds2 input weights, 1 hidden bias and 1 outgoing weight.</w:t>
+        <w:t>________________________________________________________________</w:t>
       </w:r>
     </w:p>
     <w:p>
-      <w:pPr>
-        <w:pStyle w:val="Heading3"/>
-      </w:pPr>
-      <w:r>
-        <w:t>Repair a missing building block</w:t>
+      <w:r>
+        <w:t>________________________________________________________________</w:t>
       </w:r>
     </w:p>
     <w:p>
       <w:r>
-        <w:t>Review Forward passes by hand (ai-5/6). Goal: Record scores and activations in dependency order. Short practice: Why should feedback identify h before correcting only y? Point to the relevant step in the picture, then write the changed result and the rule or evidence that supports it.. Return to this week and explain what you changed.</w:t>
+        <w:t>________________________________________________________________</w:t>
       </w:r>
     </w:p>
     <w:p>
       <w:r>
-        <w:t>Review Activation functions (ai-5/4). Goal: Trace identity ReLU and sigmoid on a numerical score. Short practice: Which original inputs cannot be distinguished by this network’s final output? Point to the relevant step in the picture, then write the changed result and the rule or evidence that supports it.. Return to this week and explain what you changed.</w:t>
+        <w:t>________________________________________________________________</w:t>
       </w:r>
     </w:p>
     <w:p>
       <w:r>
-        <w:t>Review Representing inputs as vectors (ai-5/1). Goal: Encode a record using a fixed feature order and units. Short practice: Why does equal total brightness not make A and B identical inputs? Point to the relevant step in the picture, then write the changed result and the rule or evidence that supports it.. Return to this week and explain what you changed.</w:t>
+        <w:t>________________________________________________________________</w:t>
       </w:r>
     </w:p>
     <w:p>
@@ -1352,12 +2331,19 @@
         <w:pStyle w:val="Heading3"/>
       </w:pPr>
       <w:r>
-        <w:t>Predict, run and debug</w:t>
+        <w:t>Hint · try first</w:t>
       </w:r>
     </w:p>
     <w:p>
-      <w:r>
-        <w:t>The browser lab lets you edit the supported Python examples already included in this lesson. Predict first, run, inspect the actual output or error, change one input, then run again. Keep code, predictions, actual results and a reasoned revision together. On paper, label your result as a trace rather than an execution.</w:t>
+      <w:pPr>
+        <w:spacing w:line="336" w:lineRule="auto" w:after="180"/>
+        <w:shd w:fill="F1F6F8"/>
+      </w:pPr>
+      <w:r>
+        <w:rPr>
+          <w:b w:val="0"/>
+        </w:rPr>
+        <w:t>Hint if needed: Use the changed condition and the deciding step in the pictorial trace. The answer must say what follows from those facts.</w:t>
       </w:r>
     </w:p>
     <w:p>
@@ -1365,12 +2351,55 @@
         <w:pStyle w:val="Heading3"/>
       </w:pPr>
       <w:r>
-        <w:t>Keep your completed work</w:t>
+        <w:t>Feedback · compare after trying</w:t>
       </w:r>
     </w:p>
     <w:p>
-      <w:r>
-        <w:t>Use Download completed work in the hosted lesson to export your answers, reflections, practice feedback and code-run evidence. Open the HTML copy to read or print it. Drafts stay in this browser when storage is available; clear drafts on a shared device.</w:t>
+      <w:pPr>
+        <w:spacing w:line="336" w:lineRule="auto" w:after="180"/>
+        <w:shd w:fill="F1F6FC"/>
+      </w:pPr>
+      <w:r>
+        <w:rPr>
+          <w:b w:val="0"/>
+        </w:rPr>
+        <w:t xml:space="preserve">After your attempt, compare with the supported explanation: First layer12 </w:t>
+      </w:r>
+      <w:r>
+        <w:rPr>
+          <w:b/>
+        </w:rPr>
+        <w:t>parameter</w:t>
+      </w:r>
+      <w:r>
+        <w:rPr>
+          <w:b w:val="0"/>
+        </w:rPr>
+        <w:t xml:space="preserve">s; </w:t>
+      </w:r>
+      <w:r>
+        <w:rPr>
+          <w:b/>
+        </w:rPr>
+        <w:t>output</w:t>
+      </w:r>
+      <w:r>
+        <w:rPr>
+          <w:b w:val="0"/>
+        </w:rPr>
+        <w:t xml:space="preserve"> layer5; total 17. Each new hidden unit adds2 </w:t>
+      </w:r>
+      <w:r>
+        <w:rPr>
+          <w:b/>
+        </w:rPr>
+        <w:t>input</w:t>
+      </w:r>
+      <w:r>
+        <w:rPr>
+          <w:b w:val="0"/>
+        </w:rPr>
+        <w:t xml:space="preserve"> weights, 1 hidden bias and 1 outgoing weight.</w:t>
       </w:r>
     </w:p>
     <w:p>
@@ -1378,12 +2407,1293 @@
         <w:pStyle w:val="Heading3"/>
       </w:pPr>
       <w:r>
-        <w:t>What I repaired, the evidence I kept and the next test</w:t>
+        <w:t>Repair a missing building block</w:t>
       </w:r>
     </w:p>
     <w:p>
+      <w:pPr>
+        <w:spacing w:line="336" w:lineRule="auto" w:after="180"/>
+      </w:pPr>
+      <w:r>
+        <w:rPr>
+          <w:b w:val="0"/>
+        </w:rPr>
+        <w:t>Review Forward passes by hand (ai-5/6). Goal: Record scores and activations in dependency order. Short practice: Why should feedback identify h before correcting only y?</w:t>
+      </w:r>
+    </w:p>
+    <w:p>
+      <w:pPr>
+        <w:spacing w:line="336" w:lineRule="auto" w:after="180"/>
+      </w:pPr>
+      <w:r>
+        <w:rPr>
+          <w:b w:val="0"/>
+        </w:rPr>
+        <w:t xml:space="preserve">Point to the relevant step in the picture, then write the changed result and the rule or </w:t>
+      </w:r>
+      <w:r>
+        <w:rPr>
+          <w:b/>
+        </w:rPr>
+        <w:t>evidence</w:t>
+      </w:r>
+      <w:r>
+        <w:rPr>
+          <w:b w:val="0"/>
+        </w:rPr>
+        <w:t xml:space="preserve"> that supports it.. Return to this week and explain what you changed.</w:t>
+      </w:r>
+    </w:p>
+    <w:p>
+      <w:pPr>
+        <w:spacing w:line="336" w:lineRule="auto" w:after="180"/>
+      </w:pPr>
+      <w:r>
+        <w:rPr>
+          <w:b w:val="0"/>
+        </w:rPr>
+        <w:t xml:space="preserve">Review Activation functions (ai-5/4). Goal: Trace identity ReLU and sigmoid on a numerical score. Short practice: Which original </w:t>
+      </w:r>
+      <w:r>
+        <w:rPr>
+          <w:b/>
+        </w:rPr>
+        <w:t>input</w:t>
+      </w:r>
+      <w:r>
+        <w:rPr>
+          <w:b w:val="0"/>
+        </w:rPr>
+        <w:t xml:space="preserve">s cannot be distinguished by this network’s final </w:t>
+      </w:r>
+      <w:r>
+        <w:rPr>
+          <w:b/>
+        </w:rPr>
+        <w:t>output</w:t>
+      </w:r>
+      <w:r>
+        <w:rPr>
+          <w:b w:val="0"/>
+        </w:rPr>
+        <w:t>?</w:t>
+      </w:r>
+    </w:p>
+    <w:p>
+      <w:pPr>
+        <w:spacing w:line="336" w:lineRule="auto" w:after="180"/>
+      </w:pPr>
+      <w:r>
+        <w:rPr>
+          <w:b w:val="0"/>
+        </w:rPr>
+        <w:t xml:space="preserve">Point to the relevant step in the picture, then write the changed result and the rule or </w:t>
+      </w:r>
+      <w:r>
+        <w:rPr>
+          <w:b/>
+        </w:rPr>
+        <w:t>evidence</w:t>
+      </w:r>
+      <w:r>
+        <w:rPr>
+          <w:b w:val="0"/>
+        </w:rPr>
+        <w:t xml:space="preserve"> that supports it.. Return to this week and explain what you changed.</w:t>
+      </w:r>
+    </w:p>
+    <w:p>
+      <w:pPr>
+        <w:spacing w:line="336" w:lineRule="auto" w:after="180"/>
+      </w:pPr>
+      <w:r>
+        <w:rPr>
+          <w:b w:val="0"/>
+        </w:rPr>
+        <w:t xml:space="preserve">Review Representing </w:t>
+      </w:r>
+      <w:r>
+        <w:rPr>
+          <w:b/>
+        </w:rPr>
+        <w:t>input</w:t>
+      </w:r>
+      <w:r>
+        <w:rPr>
+          <w:b w:val="0"/>
+        </w:rPr>
+        <w:t xml:space="preserve">s as vectors (ai-5/1). Goal: Encode a record using a fixed feature order and units. Short practice: Why does equal total brightness not make A and B identical </w:t>
+      </w:r>
+      <w:r>
+        <w:rPr>
+          <w:b/>
+        </w:rPr>
+        <w:t>input</w:t>
+      </w:r>
+      <w:r>
+        <w:rPr>
+          <w:b w:val="0"/>
+        </w:rPr>
+        <w:t>s?</w:t>
+      </w:r>
+    </w:p>
+    <w:p>
+      <w:pPr>
+        <w:spacing w:line="336" w:lineRule="auto" w:after="180"/>
+      </w:pPr>
+      <w:r>
+        <w:rPr>
+          <w:b w:val="0"/>
+        </w:rPr>
+        <w:t xml:space="preserve">Point to the relevant step in the picture, then write the changed result and the rule or </w:t>
+      </w:r>
+      <w:r>
+        <w:rPr>
+          <w:b/>
+        </w:rPr>
+        <w:t>evidence</w:t>
+      </w:r>
+      <w:r>
+        <w:rPr>
+          <w:b w:val="0"/>
+        </w:rPr>
+        <w:t xml:space="preserve"> that supports it.. Return to this week and explain what you changed.</w:t>
+      </w:r>
+    </w:p>
+    <w:p>
+      <w:pPr>
+        <w:pStyle w:val="Heading3"/>
+      </w:pPr>
+      <w:r>
+        <w:t>Predict, run and debug</w:t>
+      </w:r>
+    </w:p>
+    <w:p>
+      <w:pPr>
+        <w:spacing w:line="336" w:lineRule="auto" w:after="180"/>
+      </w:pPr>
+      <w:r>
+        <w:rPr>
+          <w:b w:val="0"/>
+        </w:rPr>
+        <w:t xml:space="preserve">The browser lab lets you edit the supported Python examples already included in this lesson. Predict first, run, inspect the actual </w:t>
+      </w:r>
+      <w:r>
+        <w:rPr>
+          <w:b/>
+        </w:rPr>
+        <w:t>output</w:t>
+      </w:r>
+      <w:r>
+        <w:rPr>
+          <w:b w:val="0"/>
+        </w:rPr>
+        <w:t xml:space="preserve"> or error, change one </w:t>
+      </w:r>
+      <w:r>
+        <w:rPr>
+          <w:b/>
+        </w:rPr>
+        <w:t>input</w:t>
+      </w:r>
+      <w:r>
+        <w:rPr>
+          <w:b w:val="0"/>
+        </w:rPr>
+        <w:t>, then run again.</w:t>
+      </w:r>
+    </w:p>
+    <w:p>
+      <w:pPr>
+        <w:spacing w:line="336" w:lineRule="auto" w:after="180"/>
+      </w:pPr>
+      <w:r>
+        <w:rPr>
+          <w:b w:val="0"/>
+        </w:rPr>
+        <w:t xml:space="preserve">Keep code, </w:t>
+      </w:r>
+      <w:r>
+        <w:rPr>
+          <w:b/>
+        </w:rPr>
+        <w:t>prediction</w:t>
+      </w:r>
+      <w:r>
+        <w:rPr>
+          <w:b w:val="0"/>
+        </w:rPr>
+        <w:t>s, actual results and a reasoned revision together. On paper, label your result as a trace rather than an execution.</w:t>
+      </w:r>
+    </w:p>
+    <w:p>
+      <w:pPr>
+        <w:pStyle w:val="Heading3"/>
+      </w:pPr>
+      <w:r>
+        <w:t>Keep your completed work</w:t>
+      </w:r>
+    </w:p>
+    <w:p>
+      <w:pPr>
+        <w:spacing w:line="336" w:lineRule="auto" w:after="180"/>
+      </w:pPr>
+      <w:r>
+        <w:rPr>
+          <w:b w:val="0"/>
+        </w:rPr>
+        <w:t xml:space="preserve">Use Download completed work in the hosted lesson to export your answers, reflections, practice feedback and code-run </w:t>
+      </w:r>
+      <w:r>
+        <w:rPr>
+          <w:b/>
+        </w:rPr>
+        <w:t>evidence</w:t>
+      </w:r>
+      <w:r>
+        <w:rPr>
+          <w:b w:val="0"/>
+        </w:rPr>
+        <w:t>. Open the HTML copy to read or print it.</w:t>
+      </w:r>
+    </w:p>
+    <w:p>
+      <w:pPr>
+        <w:spacing w:line="336" w:lineRule="auto" w:after="180"/>
+      </w:pPr>
+      <w:r>
+        <w:rPr>
+          <w:b w:val="0"/>
+        </w:rPr>
+        <w:t>Drafts stay in this browser when storage is available; clear drafts on a shared device.</w:t>
+      </w:r>
+    </w:p>
+    <w:p>
+      <w:pPr>
+        <w:pStyle w:val="Heading3"/>
+      </w:pPr>
+      <w:r>
+        <w:t>What I repaired, the evidence I kept and the next test</w:t>
+      </w:r>
+    </w:p>
+    <w:p>
       <w:r>
         <w:t>________________________________________________________________</w:t>
+      </w:r>
+    </w:p>
+    <w:p>
+      <w:r>
+        <w:t>________________________________________________________________</w:t>
+      </w:r>
+    </w:p>
+    <w:p>
+      <w:r>
+        <w:t>________________________________________________________________</w:t>
+      </w:r>
+    </w:p>
+    <w:p>
+      <w:r>
+        <w:t>________________________________________________________________</w:t>
+      </w:r>
+    </w:p>
+    <w:p>
+      <w:r>
+        <w:t>________________________________________________________________</w:t>
+      </w:r>
+    </w:p>
+    <w:p>
+      <w:pPr>
+        <w:pStyle w:val="Heading1"/>
+      </w:pPr>
+      <w:r>
+        <w:t>15. Visual concept journey</w:t>
+      </w:r>
+    </w:p>
+    <w:p>
+      <w:r>
+        <w:t>Explain each Parameters and architecture picture from its labels, then record a relevant limit.</w:t>
+      </w:r>
+    </w:p>
+    <w:p>
+      <w:pPr>
+        <w:pStyle w:val="Heading3"/>
+      </w:pPr>
+      <w:r>
+        <w:t>01. Parameters and architecture: the case</w:t>
+      </w:r>
+    </w:p>
+    <w:p>
+      <w:r>
+        <w:drawing>
+          <wp:inline xmlns:a="http://schemas.openxmlformats.org/drawingml/2006/main" xmlns:pic="http://schemas.openxmlformats.org/drawingml/2006/picture">
+            <wp:extent cx="5486400" cy="3291840"/>
+            <wp:docPr id="3" name="Picture 3" descr="Count trainable weights and biases separately from activation functions. Supplied facts: Dense toy architecture2 inputs→3 hidden units→1 output. Every hidden and output unit has one bias; hidden activation is ReLU. All inputs and outcomes in this worked example are invented classroom data; no real model run is claimed."/>
+            <wp:cNvGraphicFramePr>
+              <a:graphicFrameLocks noChangeAspect="1"/>
+            </wp:cNvGraphicFramePr>
+            <a:graphic>
+              <a:graphicData uri="http://schemas.openxmlformats.org/drawingml/2006/picture">
+                <pic:pic>
+                  <pic:nvPicPr>
+                    <pic:cNvPr id="0" name="academy-story-ai-5-7-01.png"/>
+                    <pic:cNvPicPr/>
+                  </pic:nvPicPr>
+                  <pic:blipFill>
+                    <a:blip r:embed="rId11"/>
+                    <a:stretch>
+                      <a:fillRect/>
+                    </a:stretch>
+                  </pic:blipFill>
+                  <pic:spPr>
+                    <a:xfrm>
+                      <a:off x="0" y="0"/>
+                      <a:ext cx="5486400" cy="3291840"/>
+                    </a:xfrm>
+                    <a:prstGeom prst="rect"/>
+                  </pic:spPr>
+                </pic:pic>
+              </a:graphicData>
+            </a:graphic>
+          </wp:inline>
+        </w:drawing>
+      </w:r>
+    </w:p>
+    <w:p>
+      <w:pPr>
+        <w:spacing w:line="336" w:lineRule="auto" w:after="180"/>
+      </w:pPr>
+      <w:r>
+        <w:rPr>
+          <w:b w:val="0"/>
+        </w:rPr>
+        <w:t xml:space="preserve">Count trainable weights and biases separately from activation functions. Supplied facts: Dense toy </w:t>
+      </w:r>
+      <w:r>
+        <w:rPr>
+          <w:b/>
+        </w:rPr>
+        <w:t>architecture</w:t>
+      </w:r>
+      <w:r>
+        <w:rPr>
+          <w:b w:val="0"/>
+        </w:rPr>
+        <w:t xml:space="preserve">2 </w:t>
+      </w:r>
+      <w:r>
+        <w:rPr>
+          <w:b/>
+        </w:rPr>
+        <w:t>input</w:t>
+      </w:r>
+      <w:r>
+        <w:rPr>
+          <w:b w:val="0"/>
+        </w:rPr>
+        <w:t xml:space="preserve">s→3 hidden units→1 </w:t>
+      </w:r>
+      <w:r>
+        <w:rPr>
+          <w:b/>
+        </w:rPr>
+        <w:t>output</w:t>
+      </w:r>
+      <w:r>
+        <w:rPr>
+          <w:b w:val="0"/>
+        </w:rPr>
+        <w:t xml:space="preserve">. Every hidden and </w:t>
+      </w:r>
+      <w:r>
+        <w:rPr>
+          <w:b/>
+        </w:rPr>
+        <w:t>output</w:t>
+      </w:r>
+      <w:r>
+        <w:rPr>
+          <w:b w:val="0"/>
+        </w:rPr>
+        <w:t xml:space="preserve"> unit has one bias; hidden activation is ReLU.</w:t>
+      </w:r>
+    </w:p>
+    <w:p>
+      <w:pPr>
+        <w:spacing w:line="336" w:lineRule="auto" w:after="180"/>
+      </w:pPr>
+      <w:r>
+        <w:rPr>
+          <w:b w:val="0"/>
+        </w:rPr>
+        <w:t xml:space="preserve">All </w:t>
+      </w:r>
+      <w:r>
+        <w:rPr>
+          <w:b/>
+        </w:rPr>
+        <w:t>input</w:t>
+      </w:r>
+      <w:r>
+        <w:rPr>
+          <w:b w:val="0"/>
+        </w:rPr>
+        <w:t>s and outcomes in this worked example are invented classroom data; no real model run is claimed.</w:t>
+      </w:r>
+    </w:p>
+    <w:p>
+      <w:pPr>
+        <w:spacing w:line="336" w:lineRule="auto" w:after="180"/>
+        <w:shd w:fill="F5F1FB"/>
+      </w:pPr>
+      <w:r>
+        <w:rPr>
+          <w:b w:val="0"/>
+        </w:rPr>
+        <w:t>Point to the given fact that matters most. Explain why it matters.</w:t>
+      </w:r>
+    </w:p>
+    <w:p>
+      <w:pPr>
+        <w:pStyle w:val="Heading3"/>
+      </w:pPr>
+      <w:r>
+        <w:t>My picture explanation, deciding evidence and one limit</w:t>
+      </w:r>
+    </w:p>
+    <w:p>
+      <w:r>
+        <w:t>________________________________________________________________</w:t>
+      </w:r>
+    </w:p>
+    <w:p>
+      <w:r>
+        <w:t>________________________________________________________________</w:t>
+      </w:r>
+    </w:p>
+    <w:p>
+      <w:r>
+        <w:t>________________________________________________________________</w:t>
+      </w:r>
+    </w:p>
+    <w:p>
+      <w:r>
+        <w:t>________________________________________________________________</w:t>
+      </w:r>
+    </w:p>
+    <w:p>
+      <w:pPr>
+        <w:pStyle w:val="Heading3"/>
+      </w:pPr>
+      <w:r>
+        <w:t>02. Follow the deciding steps</w:t>
+      </w:r>
+    </w:p>
+    <w:p>
+      <w:r>
+        <w:drawing>
+          <wp:inline xmlns:a="http://schemas.openxmlformats.org/drawingml/2006/main" xmlns:pic="http://schemas.openxmlformats.org/drawingml/2006/picture">
+            <wp:extent cx="5486400" cy="3182112"/>
+            <wp:docPr id="4" name="Picture 4" descr="Count first layer: 2×3=6 weights plus3 biases gives 9 parameters. → Count output layer: 3×1=3 weights plus1 bias gives 4 parameters. → Total: Total trainable parameters=9+4=13; ReLU adds no parameters here."/>
+            <wp:cNvGraphicFramePr>
+              <a:graphicFrameLocks noChangeAspect="1"/>
+            </wp:cNvGraphicFramePr>
+            <a:graphic>
+              <a:graphicData uri="http://schemas.openxmlformats.org/drawingml/2006/picture">
+                <pic:pic>
+                  <pic:nvPicPr>
+                    <pic:cNvPr id="0" name="academy-story-ai-5-7-02.png"/>
+                    <pic:cNvPicPr/>
+                  </pic:nvPicPr>
+                  <pic:blipFill>
+                    <a:blip r:embed="rId12"/>
+                    <a:stretch>
+                      <a:fillRect/>
+                    </a:stretch>
+                  </pic:blipFill>
+                  <pic:spPr>
+                    <a:xfrm>
+                      <a:off x="0" y="0"/>
+                      <a:ext cx="5486400" cy="3182112"/>
+                    </a:xfrm>
+                    <a:prstGeom prst="rect"/>
+                  </pic:spPr>
+                </pic:pic>
+              </a:graphicData>
+            </a:graphic>
+          </wp:inline>
+        </w:drawing>
+      </w:r>
+    </w:p>
+    <w:p>
+      <w:pPr>
+        <w:spacing w:line="336" w:lineRule="auto" w:after="180"/>
+      </w:pPr>
+      <w:r>
+        <w:rPr>
+          <w:b w:val="0"/>
+        </w:rPr>
+        <w:t xml:space="preserve">Count first layer: 2×3=6 weights plus3 biases gives 9 </w:t>
+      </w:r>
+      <w:r>
+        <w:rPr>
+          <w:b/>
+        </w:rPr>
+        <w:t>parameter</w:t>
+      </w:r>
+      <w:r>
+        <w:rPr>
+          <w:b w:val="0"/>
+        </w:rPr>
+        <w:t xml:space="preserve">s. → Count </w:t>
+      </w:r>
+      <w:r>
+        <w:rPr>
+          <w:b/>
+        </w:rPr>
+        <w:t>output</w:t>
+      </w:r>
+      <w:r>
+        <w:rPr>
+          <w:b w:val="0"/>
+        </w:rPr>
+        <w:t xml:space="preserve"> layer: 3×1=3 weights plus1 bias gives 4 </w:t>
+      </w:r>
+      <w:r>
+        <w:rPr>
+          <w:b/>
+        </w:rPr>
+        <w:t>parameter</w:t>
+      </w:r>
+      <w:r>
+        <w:rPr>
+          <w:b w:val="0"/>
+        </w:rPr>
+        <w:t xml:space="preserve">s. → Total: Total trainable </w:t>
+      </w:r>
+      <w:r>
+        <w:rPr>
+          <w:b/>
+        </w:rPr>
+        <w:t>parameter</w:t>
+      </w:r>
+      <w:r>
+        <w:rPr>
+          <w:b w:val="0"/>
+        </w:rPr>
+        <w:t xml:space="preserve">s=9+4=13; ReLU adds no </w:t>
+      </w:r>
+      <w:r>
+        <w:rPr>
+          <w:b/>
+        </w:rPr>
+        <w:t>parameter</w:t>
+      </w:r>
+      <w:r>
+        <w:rPr>
+          <w:b w:val="0"/>
+        </w:rPr>
+        <w:t>s here.</w:t>
+      </w:r>
+    </w:p>
+    <w:p>
+      <w:pPr>
+        <w:spacing w:line="336" w:lineRule="auto" w:after="180"/>
+        <w:shd w:fill="F5F1FB"/>
+      </w:pPr>
+      <w:r>
+        <w:rPr>
+          <w:b w:val="0"/>
+        </w:rPr>
+        <w:t xml:space="preserve">Point to each numbered stage and explain which recorded </w:t>
+      </w:r>
+      <w:r>
+        <w:rPr>
+          <w:b/>
+        </w:rPr>
+        <w:t>input</w:t>
+      </w:r>
+      <w:r>
+        <w:rPr>
+          <w:b w:val="0"/>
+        </w:rPr>
+        <w:t xml:space="preserve"> it uses.</w:t>
+      </w:r>
+    </w:p>
+    <w:p>
+      <w:pPr>
+        <w:pStyle w:val="Heading3"/>
+      </w:pPr>
+      <w:r>
+        <w:t>My picture explanation, deciding evidence and one limit</w:t>
+      </w:r>
+    </w:p>
+    <w:p>
+      <w:r>
+        <w:t>________________________________________________________________</w:t>
+      </w:r>
+    </w:p>
+    <w:p>
+      <w:r>
+        <w:t>________________________________________________________________</w:t>
+      </w:r>
+    </w:p>
+    <w:p>
+      <w:r>
+        <w:t>________________________________________________________________</w:t>
+      </w:r>
+    </w:p>
+    <w:p>
+      <w:r>
+        <w:t>________________________________________________________________</w:t>
+      </w:r>
+    </w:p>
+    <w:p>
+      <w:pPr>
+        <w:pStyle w:val="Heading3"/>
+      </w:pPr>
+      <w:r>
+        <w:t>03. Trainable parameter count</w:t>
+      </w:r>
+    </w:p>
+    <w:p>
+      <w:r>
+        <w:drawing>
+          <wp:inline xmlns:a="http://schemas.openxmlformats.org/drawingml/2006/main" xmlns:pic="http://schemas.openxmlformats.org/drawingml/2006/picture">
+            <wp:extent cx="5486400" cy="3096768"/>
+            <wp:docPr id="5" name="Picture 5" descr="Trainable parameter count. input to hidden: weights = 6, biases = 3, total = 9. hidden to output: weights = 3, biases = 1, total = 4."/>
+            <wp:cNvGraphicFramePr>
+              <a:graphicFrameLocks noChangeAspect="1"/>
+            </wp:cNvGraphicFramePr>
+            <a:graphic>
+              <a:graphicData uri="http://schemas.openxmlformats.org/drawingml/2006/picture">
+                <pic:pic>
+                  <pic:nvPicPr>
+                    <pic:cNvPr id="0" name="academy-story-ai-5-7-03.png"/>
+                    <pic:cNvPicPr/>
+                  </pic:nvPicPr>
+                  <pic:blipFill>
+                    <a:blip r:embed="rId13"/>
+                    <a:stretch>
+                      <a:fillRect/>
+                    </a:stretch>
+                  </pic:blipFill>
+                  <pic:spPr>
+                    <a:xfrm>
+                      <a:off x="0" y="0"/>
+                      <a:ext cx="5486400" cy="3096768"/>
+                    </a:xfrm>
+                    <a:prstGeom prst="rect"/>
+                  </pic:spPr>
+                </pic:pic>
+              </a:graphicData>
+            </a:graphic>
+          </wp:inline>
+        </w:drawing>
+      </w:r>
+    </w:p>
+    <w:p>
+      <w:pPr>
+        <w:spacing w:line="336" w:lineRule="auto" w:after="180"/>
+      </w:pPr>
+      <w:r>
+        <w:rPr>
+          <w:b w:val="0"/>
+        </w:rPr>
+        <w:t xml:space="preserve">Trainable </w:t>
+      </w:r>
+      <w:r>
+        <w:rPr>
+          <w:b/>
+        </w:rPr>
+        <w:t>parameter</w:t>
+      </w:r>
+      <w:r>
+        <w:rPr>
+          <w:b w:val="0"/>
+        </w:rPr>
+        <w:t xml:space="preserve"> count. </w:t>
+      </w:r>
+      <w:r>
+        <w:rPr>
+          <w:b/>
+        </w:rPr>
+        <w:t>input</w:t>
+      </w:r>
+      <w:r>
+        <w:rPr>
+          <w:b w:val="0"/>
+        </w:rPr>
+        <w:t xml:space="preserve"> to hidden: weights = 6, biases = 3, total = 9. hidden to </w:t>
+      </w:r>
+      <w:r>
+        <w:rPr>
+          <w:b/>
+        </w:rPr>
+        <w:t>output</w:t>
+      </w:r>
+      <w:r>
+        <w:rPr>
+          <w:b w:val="0"/>
+        </w:rPr>
+        <w:t>: weights = 3, biases = 1, total = 4.</w:t>
+      </w:r>
+    </w:p>
+    <w:p>
+      <w:pPr>
+        <w:spacing w:line="336" w:lineRule="auto" w:after="180"/>
+        <w:shd w:fill="F5F1FB"/>
+      </w:pPr>
+      <w:r>
+        <w:rPr>
+          <w:b w:val="0"/>
+        </w:rPr>
+        <w:t>Read the labels and values. Explain the relationship the model shows.</w:t>
+      </w:r>
+    </w:p>
+    <w:p>
+      <w:pPr>
+        <w:pStyle w:val="Heading3"/>
+      </w:pPr>
+      <w:r>
+        <w:t>My picture explanation, deciding evidence and one limit</w:t>
+      </w:r>
+    </w:p>
+    <w:p>
+      <w:r>
+        <w:t>________________________________________________________________</w:t>
+      </w:r>
+    </w:p>
+    <w:p>
+      <w:r>
+        <w:t>________________________________________________________________</w:t>
+      </w:r>
+    </w:p>
+    <w:p>
+      <w:r>
+        <w:t>________________________________________________________________</w:t>
+      </w:r>
+    </w:p>
+    <w:p>
+      <w:r>
+        <w:t>________________________________________________________________</w:t>
+      </w:r>
+    </w:p>
+    <w:p>
+      <w:pPr>
+        <w:pStyle w:val="Heading3"/>
+      </w:pPr>
+      <w:r>
+        <w:t>04. Change one thing. Trace what follows.</w:t>
+      </w:r>
+    </w:p>
+    <w:p>
+      <w:r>
+        <w:drawing>
+          <wp:inline xmlns:a="http://schemas.openxmlformats.org/drawingml/2006/main" xmlns:pic="http://schemas.openxmlformats.org/drawingml/2006/picture">
+            <wp:extent cx="5486400" cy="3026664"/>
+            <wp:docPr id="6" name="Picture 6" descr="Original case: Total trainable parameters=9+4=13; ReLU adds no parameters here. Changed condition: Increase hidden width from 3 to4. Expected result: First layer12 parameters; output layer5; total 17. Reason: Each new hidden unit adds2 input weights, 1 hidden bias and 1 outgoing weight."/>
+            <wp:cNvGraphicFramePr>
+              <a:graphicFrameLocks noChangeAspect="1"/>
+            </wp:cNvGraphicFramePr>
+            <a:graphic>
+              <a:graphicData uri="http://schemas.openxmlformats.org/drawingml/2006/picture">
+                <pic:pic>
+                  <pic:nvPicPr>
+                    <pic:cNvPr id="0" name="academy-story-ai-5-7-04.png"/>
+                    <pic:cNvPicPr/>
+                  </pic:nvPicPr>
+                  <pic:blipFill>
+                    <a:blip r:embed="rId14"/>
+                    <a:stretch>
+                      <a:fillRect/>
+                    </a:stretch>
+                  </pic:blipFill>
+                  <pic:spPr>
+                    <a:xfrm>
+                      <a:off x="0" y="0"/>
+                      <a:ext cx="5486400" cy="3026664"/>
+                    </a:xfrm>
+                    <a:prstGeom prst="rect"/>
+                  </pic:spPr>
+                </pic:pic>
+              </a:graphicData>
+            </a:graphic>
+          </wp:inline>
+        </w:drawing>
+      </w:r>
+    </w:p>
+    <w:p>
+      <w:pPr>
+        <w:spacing w:line="336" w:lineRule="auto" w:after="180"/>
+      </w:pPr>
+      <w:r>
+        <w:rPr>
+          <w:b w:val="0"/>
+        </w:rPr>
+        <w:t xml:space="preserve">Original case: Total trainable </w:t>
+      </w:r>
+      <w:r>
+        <w:rPr>
+          <w:b/>
+        </w:rPr>
+        <w:t>parameter</w:t>
+      </w:r>
+      <w:r>
+        <w:rPr>
+          <w:b w:val="0"/>
+        </w:rPr>
+        <w:t xml:space="preserve">s=9+4=13; ReLU adds no </w:t>
+      </w:r>
+      <w:r>
+        <w:rPr>
+          <w:b/>
+        </w:rPr>
+        <w:t>parameter</w:t>
+      </w:r>
+      <w:r>
+        <w:rPr>
+          <w:b w:val="0"/>
+        </w:rPr>
+        <w:t xml:space="preserve">s here. Changed condition: Increase hidden width from 3 to4. Expected result: First layer12 </w:t>
+      </w:r>
+      <w:r>
+        <w:rPr>
+          <w:b/>
+        </w:rPr>
+        <w:t>parameter</w:t>
+      </w:r>
+      <w:r>
+        <w:rPr>
+          <w:b w:val="0"/>
+        </w:rPr>
+        <w:t xml:space="preserve">s; </w:t>
+      </w:r>
+      <w:r>
+        <w:rPr>
+          <w:b/>
+        </w:rPr>
+        <w:t>output</w:t>
+      </w:r>
+      <w:r>
+        <w:rPr>
+          <w:b w:val="0"/>
+        </w:rPr>
+        <w:t xml:space="preserve"> layer5; total 17.</w:t>
+      </w:r>
+    </w:p>
+    <w:p>
+      <w:pPr>
+        <w:spacing w:line="336" w:lineRule="auto" w:after="180"/>
+      </w:pPr>
+      <w:r>
+        <w:rPr>
+          <w:b w:val="0"/>
+        </w:rPr>
+        <w:t xml:space="preserve">Reason: Each new hidden unit adds2 </w:t>
+      </w:r>
+      <w:r>
+        <w:rPr>
+          <w:b/>
+        </w:rPr>
+        <w:t>input</w:t>
+      </w:r>
+      <w:r>
+        <w:rPr>
+          <w:b w:val="0"/>
+        </w:rPr>
+        <w:t xml:space="preserve"> weights, 1 hidden bias and 1 outgoing weight.</w:t>
+      </w:r>
+    </w:p>
+    <w:p>
+      <w:pPr>
+        <w:spacing w:line="336" w:lineRule="auto" w:after="180"/>
+        <w:shd w:fill="F5F1FB"/>
+      </w:pPr>
+      <w:r>
+        <w:rPr>
+          <w:b w:val="0"/>
+        </w:rPr>
+        <w:t>Predict before checking the worked changed-case result. Name what changed and what the supplied facts allow you to conclude.</w:t>
+      </w:r>
+    </w:p>
+    <w:p>
+      <w:pPr>
+        <w:pStyle w:val="Heading3"/>
+      </w:pPr>
+      <w:r>
+        <w:t>My picture explanation, deciding evidence and one limit</w:t>
+      </w:r>
+    </w:p>
+    <w:p>
+      <w:r>
+        <w:t>________________________________________________________________</w:t>
+      </w:r>
+    </w:p>
+    <w:p>
+      <w:r>
+        <w:t>________________________________________________________________</w:t>
+      </w:r>
+    </w:p>
+    <w:p>
+      <w:r>
+        <w:t>________________________________________________________________</w:t>
+      </w:r>
+    </w:p>
+    <w:p>
+      <w:r>
+        <w:t>________________________________________________________________</w:t>
+      </w:r>
+    </w:p>
+    <w:p>
+      <w:pPr>
+        <w:pStyle w:val="Heading3"/>
+      </w:pPr>
+      <w:r>
+        <w:t>05. Connect the explanation to its limit</w:t>
+      </w:r>
+    </w:p>
+    <w:p>
+      <w:r>
+        <w:drawing>
+          <wp:inline xmlns:a="http://schemas.openxmlformats.org/drawingml/2006/main" xmlns:pic="http://schemas.openxmlformats.org/drawingml/2006/picture">
+            <wp:extent cx="5486400" cy="2941320"/>
+            <wp:docPr id="7" name="Picture 7" descr="Count one weight for each input-to-unit connection and one bias for each receiving unit. Two inputs connecting to three hidden units make six weights. The three hidden outputs connect to one output unit through three more weights. ReLU applies a fixed function and adds no adjustable parameter here. Architecture determines the connection pattern; learned values occupy those connections. Limit: Parameter count describes capacity and storage structure, not accuracy, intelligence or guaranteed generalisation."/>
+            <wp:cNvGraphicFramePr>
+              <a:graphicFrameLocks noChangeAspect="1"/>
+            </wp:cNvGraphicFramePr>
+            <a:graphic>
+              <a:graphicData uri="http://schemas.openxmlformats.org/drawingml/2006/picture">
+                <pic:pic>
+                  <pic:nvPicPr>
+                    <pic:cNvPr id="0" name="academy-story-ai-5-7-05.png"/>
+                    <pic:cNvPicPr/>
+                  </pic:nvPicPr>
+                  <pic:blipFill>
+                    <a:blip r:embed="rId15"/>
+                    <a:stretch>
+                      <a:fillRect/>
+                    </a:stretch>
+                  </pic:blipFill>
+                  <pic:spPr>
+                    <a:xfrm>
+                      <a:off x="0" y="0"/>
+                      <a:ext cx="5486400" cy="2941320"/>
+                    </a:xfrm>
+                    <a:prstGeom prst="rect"/>
+                  </pic:spPr>
+                </pic:pic>
+              </a:graphicData>
+            </a:graphic>
+          </wp:inline>
+        </w:drawing>
+      </w:r>
+    </w:p>
+    <w:p>
+      <w:pPr>
+        <w:spacing w:line="336" w:lineRule="auto" w:after="180"/>
+      </w:pPr>
+      <w:r>
+        <w:rPr>
+          <w:b w:val="0"/>
+        </w:rPr>
+        <w:t xml:space="preserve">Count one weight for each </w:t>
+      </w:r>
+      <w:r>
+        <w:rPr>
+          <w:b/>
+        </w:rPr>
+        <w:t>input</w:t>
+      </w:r>
+      <w:r>
+        <w:rPr>
+          <w:b w:val="0"/>
+        </w:rPr>
+        <w:t xml:space="preserve">-to-unit connection and one bias for each receiving unit. Two </w:t>
+      </w:r>
+      <w:r>
+        <w:rPr>
+          <w:b/>
+        </w:rPr>
+        <w:t>input</w:t>
+      </w:r>
+      <w:r>
+        <w:rPr>
+          <w:b w:val="0"/>
+        </w:rPr>
+        <w:t>s connecting to three hidden units make six weights.</w:t>
+      </w:r>
+    </w:p>
+    <w:p>
+      <w:pPr>
+        <w:spacing w:line="336" w:lineRule="auto" w:after="180"/>
+      </w:pPr>
+      <w:r>
+        <w:rPr>
+          <w:b w:val="0"/>
+        </w:rPr>
+        <w:t xml:space="preserve">The three hidden </w:t>
+      </w:r>
+      <w:r>
+        <w:rPr>
+          <w:b/>
+        </w:rPr>
+        <w:t>output</w:t>
+      </w:r>
+      <w:r>
+        <w:rPr>
+          <w:b w:val="0"/>
+        </w:rPr>
+        <w:t xml:space="preserve">s connect to one </w:t>
+      </w:r>
+      <w:r>
+        <w:rPr>
+          <w:b/>
+        </w:rPr>
+        <w:t>output</w:t>
+      </w:r>
+      <w:r>
+        <w:rPr>
+          <w:b w:val="0"/>
+        </w:rPr>
+        <w:t xml:space="preserve"> unit through three more weights. ReLU applies a fixed function and adds no adjustable </w:t>
+      </w:r>
+      <w:r>
+        <w:rPr>
+          <w:b/>
+        </w:rPr>
+        <w:t>parameter</w:t>
+      </w:r>
+      <w:r>
+        <w:rPr>
+          <w:b w:val="0"/>
+        </w:rPr>
+        <w:t xml:space="preserve"> here.</w:t>
+      </w:r>
+    </w:p>
+    <w:p>
+      <w:pPr>
+        <w:spacing w:line="336" w:lineRule="auto" w:after="180"/>
+      </w:pPr>
+      <w:r>
+        <w:rPr>
+          <w:b/>
+        </w:rPr>
+        <w:t>Architecture</w:t>
+      </w:r>
+      <w:r>
+        <w:rPr>
+          <w:b w:val="0"/>
+        </w:rPr>
+        <w:t xml:space="preserve"> determines the connection pattern; learned values occupy those connections. Limit: </w:t>
+      </w:r>
+      <w:r>
+        <w:rPr>
+          <w:b/>
+        </w:rPr>
+        <w:t>Parameter</w:t>
+      </w:r>
+      <w:r>
+        <w:rPr>
+          <w:b w:val="0"/>
+        </w:rPr>
+        <w:t xml:space="preserve"> count describes capacity and storage structure, not accuracy, intelligence or guaranteed generalisation.</w:t>
+      </w:r>
+    </w:p>
+    <w:p>
+      <w:pPr>
+        <w:spacing w:line="336" w:lineRule="auto" w:after="180"/>
+        <w:shd w:fill="F5F1FB"/>
+      </w:pPr>
+      <w:r>
+        <w:rPr>
+          <w:b w:val="0"/>
+        </w:rPr>
+        <w:t>Explain the case, then point to a limit on the claim.</w:t>
+      </w:r>
+    </w:p>
+    <w:p>
+      <w:pPr>
+        <w:pStyle w:val="Heading3"/>
+      </w:pPr>
+      <w:r>
+        <w:t>My picture explanation, deciding evidence and one limit</w:t>
+      </w:r>
+    </w:p>
+    <w:p>
+      <w:r>
+        <w:t>________________________________________________________________</w:t>
+      </w:r>
+    </w:p>
+    <w:p>
+      <w:r>
+        <w:t>________________________________________________________________</w:t>
+      </w:r>
+    </w:p>
+    <w:p>
+      <w:r>
+        <w:t>________________________________________________________________</w:t>
+      </w:r>
+    </w:p>
+    <w:p>
+      <w:r>
+        <w:t>________________________________________________________________</w:t>
+      </w:r>
+    </w:p>
+    <w:p>
+      <w:pPr>
+        <w:pStyle w:val="Heading3"/>
+      </w:pPr>
+      <w:r>
+        <w:t>06. Make the idea visible in your project</w:t>
+      </w:r>
+    </w:p>
+    <w:p>
+      <w:r>
+        <w:drawing>
+          <wp:inline xmlns:a="http://schemas.openxmlformats.org/drawingml/2006/main" xmlns:pic="http://schemas.openxmlformats.org/drawingml/2006/picture">
+            <wp:extent cx="5486400" cy="3681984"/>
+            <wp:docPr id="8" name="Picture 8" descr="For your Image-pattern Network Investigation, save the input, procedure, observed result and limitation of this check. Label this worked example as practice; use a different, previously unreviewed case when checking independent understanding. Draw your input, deciding step, result and limit. Supported question: How many new parameters did that one hidden unit add? Point to the relevant step in the picture, then write the changed result and the rule or evidence that supports it."/>
+            <wp:cNvGraphicFramePr>
+              <a:graphicFrameLocks noChangeAspect="1"/>
+            </wp:cNvGraphicFramePr>
+            <a:graphic>
+              <a:graphicData uri="http://schemas.openxmlformats.org/drawingml/2006/picture">
+                <pic:pic>
+                  <pic:nvPicPr>
+                    <pic:cNvPr id="0" name="academy-story-ai-5-7-06.png"/>
+                    <pic:cNvPicPr/>
+                  </pic:nvPicPr>
+                  <pic:blipFill>
+                    <a:blip r:embed="rId16"/>
+                    <a:stretch>
+                      <a:fillRect/>
+                    </a:stretch>
+                  </pic:blipFill>
+                  <pic:spPr>
+                    <a:xfrm>
+                      <a:off x="0" y="0"/>
+                      <a:ext cx="5486400" cy="3681984"/>
+                    </a:xfrm>
+                    <a:prstGeom prst="rect"/>
+                  </pic:spPr>
+                </pic:pic>
+              </a:graphicData>
+            </a:graphic>
+          </wp:inline>
+        </w:drawing>
+      </w:r>
+    </w:p>
+    <w:p>
+      <w:pPr>
+        <w:spacing w:line="336" w:lineRule="auto" w:after="180"/>
+      </w:pPr>
+      <w:r>
+        <w:rPr>
+          <w:b w:val="0"/>
+        </w:rPr>
+        <w:t xml:space="preserve">For your Image-pattern Network Investigation, save the </w:t>
+      </w:r>
+      <w:r>
+        <w:rPr>
+          <w:b/>
+        </w:rPr>
+        <w:t>input</w:t>
+      </w:r>
+      <w:r>
+        <w:rPr>
+          <w:b w:val="0"/>
+        </w:rPr>
+        <w:t>, procedure, observed result and limitation of this check.</w:t>
+      </w:r>
+    </w:p>
+    <w:p>
+      <w:pPr>
+        <w:spacing w:line="336" w:lineRule="auto" w:after="180"/>
+      </w:pPr>
+      <w:r>
+        <w:rPr>
+          <w:b w:val="0"/>
+        </w:rPr>
+        <w:t xml:space="preserve">Label this worked example as practice; use a different, previously unreviewed case when checking independent understanding. Draw your </w:t>
+      </w:r>
+      <w:r>
+        <w:rPr>
+          <w:b/>
+        </w:rPr>
+        <w:t>input</w:t>
+      </w:r>
+      <w:r>
+        <w:rPr>
+          <w:b w:val="0"/>
+        </w:rPr>
+        <w:t>, deciding step, result and limit.</w:t>
+      </w:r>
+    </w:p>
+    <w:p>
+      <w:pPr>
+        <w:spacing w:line="336" w:lineRule="auto" w:after="180"/>
+      </w:pPr>
+      <w:r>
+        <w:rPr>
+          <w:b w:val="0"/>
+        </w:rPr>
+        <w:t xml:space="preserve">Supported question: How many new </w:t>
+      </w:r>
+      <w:r>
+        <w:rPr>
+          <w:b/>
+        </w:rPr>
+        <w:t>parameter</w:t>
+      </w:r>
+      <w:r>
+        <w:rPr>
+          <w:b w:val="0"/>
+        </w:rPr>
+        <w:t xml:space="preserve">s did that one hidden unit add? Point to the relevant step in the picture, then write the changed result and the rule or </w:t>
+      </w:r>
+      <w:r>
+        <w:rPr>
+          <w:b/>
+        </w:rPr>
+        <w:t>evidence</w:t>
+      </w:r>
+      <w:r>
+        <w:rPr>
+          <w:b w:val="0"/>
+        </w:rPr>
+        <w:t xml:space="preserve"> that supports it.</w:t>
+      </w:r>
+    </w:p>
+    <w:p>
+      <w:pPr>
+        <w:spacing w:line="336" w:lineRule="auto" w:after="180"/>
+        <w:shd w:fill="F5F1FB"/>
+      </w:pPr>
+      <w:r>
+        <w:rPr>
+          <w:b w:val="0"/>
+        </w:rPr>
+        <w:t xml:space="preserve">Draw your project trace and justify the deciding step using </w:t>
+      </w:r>
+      <w:r>
+        <w:rPr>
+          <w:b/>
+        </w:rPr>
+        <w:t>evidence</w:t>
+      </w:r>
+      <w:r>
+        <w:rPr>
+          <w:b w:val="0"/>
+        </w:rPr>
+        <w:t>.</w:t>
+      </w:r>
+    </w:p>
+    <w:p>
+      <w:pPr>
+        <w:pStyle w:val="Heading3"/>
+      </w:pPr>
+      <w:r>
+        <w:t>My picture explanation, deciding evidence and one limit</w:t>
       </w:r>
     </w:p>
     <w:p>

--- a/downloads/workbook/ai-5-week-07.docx
+++ b/downloads/workbook/ai-5-week-07.docx
@@ -180,6 +180,391 @@
     <w:p>
       <w:r>
         <w:t>________________________________________________________________</w:t>
+      </w:r>
+    </w:p>
+    <w:p>
+      <w:pPr>
+        <w:pStyle w:val="Heading3"/>
+      </w:pPr>
+      <w:r>
+        <w:t>Lesson reference for workbook practice</w:t>
+      </w:r>
+    </w:p>
+    <w:p>
+      <w:pPr>
+        <w:spacing w:line="336" w:lineRule="auto" w:after="180"/>
+        <w:shd w:fill="F1F6F8"/>
+      </w:pPr>
+      <w:r>
+        <w:rPr>
+          <w:b w:val="0"/>
+        </w:rPr>
+        <w:t>Use this reference for the original W1–W3 and W5 exercises. The separately named independent case supplies its own changed facts; use those facts for that attempt before feedback.</w:t>
+      </w:r>
+    </w:p>
+    <w:p>
+      <w:pPr>
+        <w:spacing w:line="336" w:lineRule="auto" w:after="180"/>
+      </w:pPr>
+      <w:r>
+        <w:rPr>
+          <w:b w:val="0"/>
+        </w:rPr>
+        <w:t xml:space="preserve">Consider a dense network with 2 </w:t>
+      </w:r>
+      <w:r>
+        <w:rPr>
+          <w:b/>
+        </w:rPr>
+        <w:t>input</w:t>
+      </w:r>
+      <w:r>
+        <w:rPr>
+          <w:b w:val="0"/>
+        </w:rPr>
+        <w:t xml:space="preserve">s, 3 hidden units using ReLU, and 1 </w:t>
+      </w:r>
+      <w:r>
+        <w:rPr>
+          <w:b/>
+        </w:rPr>
+        <w:t>output</w:t>
+      </w:r>
+      <w:r>
+        <w:rPr>
+          <w:b w:val="0"/>
+        </w:rPr>
+        <w:t xml:space="preserve"> unit using identity. We call its widths 2 to 3 to 1. These widths, connectivity and activation choices describe its </w:t>
+      </w:r>
+      <w:r>
+        <w:rPr>
+          <w:b/>
+        </w:rPr>
+        <w:t>architecture</w:t>
+      </w:r>
+      <w:r>
+        <w:rPr>
+          <w:b w:val="0"/>
+        </w:rPr>
+        <w:t>.</w:t>
+      </w:r>
+    </w:p>
+    <w:p>
+      <w:pPr>
+        <w:spacing w:line="336" w:lineRule="auto" w:after="180"/>
+      </w:pPr>
+      <w:r>
+        <w:rPr>
+          <w:b w:val="0"/>
+        </w:rPr>
+        <w:t xml:space="preserve">The weights and biases supply the numerical values used by that </w:t>
+      </w:r>
+      <w:r>
+        <w:rPr>
+          <w:b/>
+        </w:rPr>
+        <w:t>architecture</w:t>
+      </w:r>
+      <w:r>
+        <w:rPr>
+          <w:b w:val="0"/>
+        </w:rPr>
+        <w:t>.</w:t>
+      </w:r>
+    </w:p>
+    <w:p>
+      <w:pPr>
+        <w:spacing w:line="336" w:lineRule="auto" w:after="180"/>
+      </w:pPr>
+      <w:r>
+        <w:rPr>
+          <w:b w:val="0"/>
+        </w:rPr>
+        <w:t xml:space="preserve">A fully connected hidden unit receiving 2 </w:t>
+      </w:r>
+      <w:r>
+        <w:rPr>
+          <w:b/>
+        </w:rPr>
+        <w:t>input</w:t>
+      </w:r>
+      <w:r>
+        <w:rPr>
+          <w:b w:val="0"/>
+        </w:rPr>
+        <w:t xml:space="preserve">s needs 2 weights plus 1 bias. Three such units need 6 weights and 3 biases. The </w:t>
+      </w:r>
+      <w:r>
+        <w:rPr>
+          <w:b/>
+        </w:rPr>
+        <w:t>output</w:t>
+      </w:r>
+      <w:r>
+        <w:rPr>
+          <w:b w:val="0"/>
+        </w:rPr>
+        <w:t xml:space="preserve"> receives 3 activations and needs 3 weights plus 1 bias. Total: 13 </w:t>
+      </w:r>
+      <w:r>
+        <w:rPr>
+          <w:b/>
+        </w:rPr>
+        <w:t>parameter</w:t>
+      </w:r>
+      <w:r>
+        <w:rPr>
+          <w:b w:val="0"/>
+        </w:rPr>
+        <w:t>s.</w:t>
+      </w:r>
+    </w:p>
+    <w:p>
+      <w:pPr>
+        <w:spacing w:line="336" w:lineRule="auto" w:after="180"/>
+      </w:pPr>
+      <w:r>
+        <w:rPr>
+          <w:b/>
+        </w:rPr>
+        <w:t>Input</w:t>
+      </w:r>
+      <w:r>
+        <w:rPr>
+          <w:b w:val="0"/>
+        </w:rPr>
+        <w:t xml:space="preserve"> values and computed activations are not additional </w:t>
+      </w:r>
+      <w:r>
+        <w:rPr>
+          <w:b/>
+        </w:rPr>
+        <w:t>parameter</w:t>
+      </w:r>
+      <w:r>
+        <w:rPr>
+          <w:b w:val="0"/>
+        </w:rPr>
+        <w:t>s.</w:t>
+      </w:r>
+    </w:p>
+    <w:tbl>
+      <w:tblPr>
+        <w:tblStyle w:val="LightShading-Accent1"/>
+        <w:tblW w:type="auto" w:w="0"/>
+        <w:tblLook w:firstColumn="1" w:firstRow="1" w:lastColumn="0" w:lastRow="0" w:noHBand="0" w:noVBand="1" w:val="04A0"/>
+      </w:tblPr>
+      <w:tblGrid>
+        <w:gridCol w:w="2556"/>
+        <w:gridCol w:w="2556"/>
+        <w:gridCol w:w="2556"/>
+        <w:gridCol w:w="2556"/>
+      </w:tblGrid>
+      <w:tr>
+        <w:trPr>
+          <w:tblHeader/>
+        </w:trPr>
+        <w:tc>
+          <w:tcPr>
+            <w:tcW w:type="dxa" w:w="2556"/>
+          </w:tcPr>
+          <w:p>
+            <w:r>
+              <w:t>Layer</w:t>
+            </w:r>
+          </w:p>
+        </w:tc>
+        <w:tc>
+          <w:tcPr>
+            <w:tcW w:type="dxa" w:w="2556"/>
+          </w:tcPr>
+          <w:p>
+            <w:r>
+              <w:t>Weights</w:t>
+            </w:r>
+          </w:p>
+        </w:tc>
+        <w:tc>
+          <w:tcPr>
+            <w:tcW w:type="dxa" w:w="2556"/>
+          </w:tcPr>
+          <w:p>
+            <w:r>
+              <w:t>Biases</w:t>
+            </w:r>
+          </w:p>
+        </w:tc>
+        <w:tc>
+          <w:tcPr>
+            <w:tcW w:type="dxa" w:w="2556"/>
+          </w:tcPr>
+          <w:p>
+            <w:r>
+              <w:t>Total</w:t>
+            </w:r>
+          </w:p>
+        </w:tc>
+      </w:tr>
+      <w:tr>
+        <w:tc>
+          <w:tcPr>
+            <w:tcW w:type="dxa" w:w="2556"/>
+          </w:tcPr>
+          <w:p>
+            <w:r>
+              <w:t>2 inputs to 3 hidden units</w:t>
+            </w:r>
+          </w:p>
+        </w:tc>
+        <w:tc>
+          <w:tcPr>
+            <w:tcW w:type="dxa" w:w="2556"/>
+          </w:tcPr>
+          <w:p>
+            <w:r>
+              <w:t>2 times 3 = 6</w:t>
+            </w:r>
+          </w:p>
+        </w:tc>
+        <w:tc>
+          <w:tcPr>
+            <w:tcW w:type="dxa" w:w="2556"/>
+          </w:tcPr>
+          <w:p>
+            <w:r>
+              <w:t>3</w:t>
+            </w:r>
+          </w:p>
+        </w:tc>
+        <w:tc>
+          <w:tcPr>
+            <w:tcW w:type="dxa" w:w="2556"/>
+          </w:tcPr>
+          <w:p>
+            <w:r>
+              <w:t>9</w:t>
+            </w:r>
+          </w:p>
+        </w:tc>
+      </w:tr>
+      <w:tr>
+        <w:tc>
+          <w:tcPr>
+            <w:tcW w:type="dxa" w:w="2556"/>
+          </w:tcPr>
+          <w:p>
+            <w:r>
+              <w:t>3 hidden values to 1 output</w:t>
+            </w:r>
+          </w:p>
+        </w:tc>
+        <w:tc>
+          <w:tcPr>
+            <w:tcW w:type="dxa" w:w="2556"/>
+          </w:tcPr>
+          <w:p>
+            <w:r>
+              <w:t>3 times 1 = 3</w:t>
+            </w:r>
+          </w:p>
+        </w:tc>
+        <w:tc>
+          <w:tcPr>
+            <w:tcW w:type="dxa" w:w="2556"/>
+          </w:tcPr>
+          <w:p>
+            <w:r>
+              <w:t>1</w:t>
+            </w:r>
+          </w:p>
+        </w:tc>
+        <w:tc>
+          <w:tcPr>
+            <w:tcW w:type="dxa" w:w="2556"/>
+          </w:tcPr>
+          <w:p>
+            <w:r>
+              <w:t>4</w:t>
+            </w:r>
+          </w:p>
+        </w:tc>
+      </w:tr>
+      <w:tr>
+        <w:tc>
+          <w:tcPr>
+            <w:tcW w:type="dxa" w:w="2556"/>
+          </w:tcPr>
+          <w:p>
+            <w:r>
+              <w:t>Whole network</w:t>
+            </w:r>
+          </w:p>
+        </w:tc>
+        <w:tc>
+          <w:tcPr>
+            <w:tcW w:type="dxa" w:w="2556"/>
+          </w:tcPr>
+          <w:p>
+            <w:r>
+              <w:t>9</w:t>
+            </w:r>
+          </w:p>
+        </w:tc>
+        <w:tc>
+          <w:tcPr>
+            <w:tcW w:type="dxa" w:w="2556"/>
+          </w:tcPr>
+          <w:p>
+            <w:r>
+              <w:t>4</w:t>
+            </w:r>
+          </w:p>
+        </w:tc>
+        <w:tc>
+          <w:tcPr>
+            <w:tcW w:type="dxa" w:w="2556"/>
+          </w:tcPr>
+          <w:p>
+            <w:r>
+              <w:t>13</w:t>
+            </w:r>
+          </w:p>
+        </w:tc>
+      </w:tr>
+    </w:tbl>
+    <w:p>
+      <w:pPr>
+        <w:spacing w:line="336" w:lineRule="auto" w:after="180"/>
+      </w:pPr>
+      <w:r>
+        <w:rPr>
+          <w:b w:val="0"/>
+        </w:rPr>
+        <w:t xml:space="preserve">This counting rule assumes one separate bias per </w:t>
+      </w:r>
+      <w:r>
+        <w:rPr>
+          <w:b/>
+        </w:rPr>
+        <w:t>output</w:t>
+      </w:r>
+      <w:r>
+        <w:rPr>
+          <w:b w:val="0"/>
+        </w:rPr>
+        <w:t xml:space="preserve"> unit and no shared or tied weights. Other </w:t>
+      </w:r>
+      <w:r>
+        <w:rPr>
+          <w:b/>
+        </w:rPr>
+        <w:t>architecture</w:t>
+      </w:r>
+      <w:r>
+        <w:rPr>
+          <w:b w:val="0"/>
+        </w:rPr>
+        <w:t>s can use different rules.</w:t>
       </w:r>
     </w:p>
     <w:p>
@@ -1353,7 +1738,7 @@
         <w:rPr>
           <w:b w:val="0"/>
         </w:rPr>
-        <w:t xml:space="preserve">2 </w:t>
+        <w:t xml:space="preserve"> 2 </w:t>
       </w:r>
       <w:r>
         <w:rPr>
@@ -1456,7 +1841,7 @@
         <w:drawing>
           <wp:inline xmlns:a="http://schemas.openxmlformats.org/drawingml/2006/main" xmlns:pic="http://schemas.openxmlformats.org/drawingml/2006/picture">
             <wp:extent cx="5486400" cy="5185229"/>
-            <wp:docPr id="2" name="Picture 2" descr="Parameters and architecture. Count first layer: 2×3=6 weights plus3 biases gives 9 parameters.. Count output layer: 3×1=3 weights plus1 bias gives 4 parameters.. Total: Total trainable parameters=9+4=13; ReLU adds no parameters here."/>
+            <wp:docPr id="2" name="Picture 2" descr="Parameters and architecture. Count first layer: 2×3=6 weights plus 3 biases gives 9 parameters.. Count output layer: 3×1=3 weights plus 1 bias gives 4 parameters.. Total: Total trainable parameters=9+4=13; ReLU adds no parameters here."/>
             <wp:cNvGraphicFramePr>
               <a:graphicFrameLocks noChangeAspect="1"/>
             </wp:cNvGraphicFramePr>
@@ -2266,7 +2651,7 @@
         <w:rPr>
           <w:b w:val="0"/>
         </w:rPr>
-        <w:t xml:space="preserve">3. First layer12 </w:t>
+        <w:t xml:space="preserve">3. First layer 12 </w:t>
       </w:r>
       <w:r>
         <w:rPr>
@@ -2290,7 +2675,7 @@
         <w:rPr>
           <w:b w:val="0"/>
         </w:rPr>
-        <w:t xml:space="preserve"> layer5; total 17.</w:t>
+        <w:t xml:space="preserve"> layer 5; total 17.</w:t>
       </w:r>
     </w:p>
     <w:p>
@@ -2363,7 +2748,7 @@
         <w:rPr>
           <w:b w:val="0"/>
         </w:rPr>
-        <w:t xml:space="preserve">After your attempt, compare with the supported explanation: First layer12 </w:t>
+        <w:t xml:space="preserve">After your attempt, compare with the supported explanation: First layer 12 </w:t>
       </w:r>
       <w:r>
         <w:rPr>
@@ -2387,7 +2772,7 @@
         <w:rPr>
           <w:b w:val="0"/>
         </w:rPr>
-        <w:t xml:space="preserve"> layer5; total 17. Each new hidden unit adds2 </w:t>
+        <w:t xml:space="preserve"> layer 5; total 17. Each new hidden unit adds 2 </w:t>
       </w:r>
       <w:r>
         <w:rPr>
@@ -2727,7 +3112,7 @@
         <w:drawing>
           <wp:inline xmlns:a="http://schemas.openxmlformats.org/drawingml/2006/main" xmlns:pic="http://schemas.openxmlformats.org/drawingml/2006/picture">
             <wp:extent cx="5486400" cy="3291840"/>
-            <wp:docPr id="3" name="Picture 3" descr="Count trainable weights and biases separately from activation functions. Supplied facts: Dense toy architecture2 inputs→3 hidden units→1 output. Every hidden and output unit has one bias; hidden activation is ReLU. All inputs and outcomes in this worked example are invented classroom data; no real model run is claimed."/>
+            <wp:docPr id="3" name="Picture 3" descr="Count trainable weights and biases separately from activation functions. Supplied facts: Dense toy architecture 2 inputs→3 hidden units→1 output. Every hidden and output unit has one bias; hidden activation is ReLU. All inputs and outcomes in this worked example are invented classroom data; no real model run is claimed."/>
             <wp:cNvGraphicFramePr>
               <a:graphicFrameLocks noChangeAspect="1"/>
             </wp:cNvGraphicFramePr>
@@ -2778,7 +3163,7 @@
         <w:rPr>
           <w:b w:val="0"/>
         </w:rPr>
-        <w:t xml:space="preserve">2 </w:t>
+        <w:t xml:space="preserve"> 2 </w:t>
       </w:r>
       <w:r>
         <w:rPr>
@@ -2893,7 +3278,7 @@
         <w:drawing>
           <wp:inline xmlns:a="http://schemas.openxmlformats.org/drawingml/2006/main" xmlns:pic="http://schemas.openxmlformats.org/drawingml/2006/picture">
             <wp:extent cx="5486400" cy="3182112"/>
-            <wp:docPr id="4" name="Picture 4" descr="Count first layer: 2×3=6 weights plus3 biases gives 9 parameters. → Count output layer: 3×1=3 weights plus1 bias gives 4 parameters. → Total: Total trainable parameters=9+4=13; ReLU adds no parameters here."/>
+            <wp:docPr id="4" name="Picture 4" descr="Count first layer: 2×3=6 weights plus 3 biases gives 9 parameters. → Count output layer: 3×1=3 weights plus 1 bias gives 4 parameters. → Total: Total trainable parameters=9+4=13; ReLU adds no parameters here."/>
             <wp:cNvGraphicFramePr>
               <a:graphicFrameLocks noChangeAspect="1"/>
             </wp:cNvGraphicFramePr>
@@ -2932,7 +3317,7 @@
         <w:rPr>
           <w:b w:val="0"/>
         </w:rPr>
-        <w:t xml:space="preserve">Count first layer: 2×3=6 weights plus3 biases gives 9 </w:t>
+        <w:t xml:space="preserve">Count first layer: 2×3=6 weights plus 3 biases gives 9 </w:t>
       </w:r>
       <w:r>
         <w:rPr>
@@ -2956,7 +3341,7 @@
         <w:rPr>
           <w:b w:val="0"/>
         </w:rPr>
-        <w:t xml:space="preserve"> layer: 3×1=3 weights plus1 bias gives 4 </w:t>
+        <w:t xml:space="preserve"> layer: 3×1=3 weights plus 1 bias gives 4 </w:t>
       </w:r>
       <w:r>
         <w:rPr>
@@ -3191,7 +3576,7 @@
         <w:drawing>
           <wp:inline xmlns:a="http://schemas.openxmlformats.org/drawingml/2006/main" xmlns:pic="http://schemas.openxmlformats.org/drawingml/2006/picture">
             <wp:extent cx="5486400" cy="3026664"/>
-            <wp:docPr id="6" name="Picture 6" descr="Original case: Total trainable parameters=9+4=13; ReLU adds no parameters here. Changed condition: Increase hidden width from 3 to4. Expected result: First layer12 parameters; output layer5; total 17. Reason: Each new hidden unit adds2 input weights, 1 hidden bias and 1 outgoing weight."/>
+            <wp:docPr id="6" name="Picture 6" descr="Original case: Total trainable parameters=9+4=13; ReLU adds no parameters here. Changed condition: Increase hidden width from 3 to4. Expected result: First layer 12 parameters; output layer 5; total 17. Reason: Each new hidden unit adds 2 input weights, 1 hidden bias and 1 outgoing weight."/>
             <wp:cNvGraphicFramePr>
               <a:graphicFrameLocks noChangeAspect="1"/>
             </wp:cNvGraphicFramePr>
@@ -3254,7 +3639,7 @@
         <w:rPr>
           <w:b w:val="0"/>
         </w:rPr>
-        <w:t xml:space="preserve">s here. Changed condition: Increase hidden width from 3 to4. Expected result: First layer12 </w:t>
+        <w:t xml:space="preserve">s here. Changed condition: Increase hidden width from 3 to4. Expected result: First layer 12 </w:t>
       </w:r>
       <w:r>
         <w:rPr>
@@ -3278,7 +3663,7 @@
         <w:rPr>
           <w:b w:val="0"/>
         </w:rPr>
-        <w:t xml:space="preserve"> layer5; total 17.</w:t>
+        <w:t xml:space="preserve"> layer 5; total 17.</w:t>
       </w:r>
     </w:p>
     <w:p>
@@ -3289,7 +3674,7 @@
         <w:rPr>
           <w:b w:val="0"/>
         </w:rPr>
-        <w:t xml:space="preserve">Reason: Each new hidden unit adds2 </w:t>
+        <w:t xml:space="preserve">Reason: Each new hidden unit adds 2 </w:t>
       </w:r>
       <w:r>
         <w:rPr>

--- a/downloads/workbook/ai-5-week-07.docx
+++ b/downloads/workbook/ai-5-week-07.docx
@@ -25,22 +25,45 @@
         <w:pStyle w:val="Heading1"/>
       </w:pPr>
       <w:r>
-        <w:t>01. Recall and choose your starting point</w:t>
-      </w:r>
-    </w:p>
-    <w:p>
-      <w:r>
-        <w:t>Record your starting explanation for Parameters and architecture before opening notes. Show any later correction separately.</w:t>
-      </w:r>
-    </w:p>
-    <w:p>
-      <w:pPr>
-        <w:spacing w:line="336" w:lineRule="auto" w:after="180"/>
-      </w:pPr>
-      <w:r>
-        <w:rPr>
-          <w:b w:val="0"/>
-        </w:rPr>
+        <w:t>One readable architecture and parameter-count record.</w:t>
+      </w:r>
+    </w:p>
+    <w:p>
+      <w:r>
+        <w:t>Count slots,sort quantities and explain why size is not measured quality.</w:t>
+      </w:r>
+    </w:p>
+    <w:p>
+      <w:r>
+        <w:t>W1–W3/W5 → selected new architecture → project definition → changed-case return.</w:t>
+      </w:r>
+    </w:p>
+    <w:p>
+      <w:pPr>
+        <w:pStyle w:val="Heading1"/>
+      </w:pPr>
+      <w:r>
+        <w:t>01. Recall · Retrieve before notes</w:t>
+      </w:r>
+    </w:p>
+    <w:p>
+      <w:r>
+        <w:t>Keep this task’s inputs,rule and response together.</w:t>
+      </w:r>
+    </w:p>
+    <w:p>
+      <w:pPr>
+        <w:pStyle w:val="Heading2"/>
+      </w:pPr>
+      <w:r>
+        <w:t>Complete task and evidence</w:t>
+      </w:r>
+    </w:p>
+    <w:p>
+      <w:pPr>
+        <w:pStyle w:val="ListBullet"/>
+      </w:pPr>
+      <w:r>
         <w:t>Try the recall before opening notes. Then use a different colour or a labelled second line to correct your explanation.</w:t>
       </w:r>
     </w:p>
@@ -54,12 +77,9 @@
     </w:p>
     <w:p>
       <w:pPr>
-        <w:spacing w:line="336" w:lineRule="auto" w:after="180"/>
-      </w:pPr>
-      <w:r>
-        <w:rPr>
-          <w:b w:val="0"/>
-        </w:rPr>
+        <w:pStyle w:val="ListBullet"/>
+      </w:pPr>
+      <w:r>
         <w:t>Without opening the old lesson, explain one key idea from Forward passes by hand. Give an example and a mistake that the idea helps you avoid.</w:t>
       </w:r>
     </w:p>
@@ -96,12 +116,9 @@
     </w:p>
     <w:p>
       <w:pPr>
-        <w:spacing w:line="336" w:lineRule="auto" w:after="180"/>
-      </w:pPr>
-      <w:r>
-        <w:rPr>
-          <w:b w:val="0"/>
-        </w:rPr>
+        <w:pStyle w:val="ListBullet"/>
+      </w:pPr>
+      <w:r>
         <w:t>Without opening the old lesson, explain one key idea from Activation functions. Give an example and a mistake that the idea helps you avoid.</w:t>
       </w:r>
     </w:p>
@@ -138,25 +155,10 @@
     </w:p>
     <w:p>
       <w:pPr>
-        <w:spacing w:line="336" w:lineRule="auto" w:after="180"/>
-      </w:pPr>
-      <w:r>
-        <w:rPr>
-          <w:b w:val="0"/>
-        </w:rPr>
-        <w:t xml:space="preserve">Without opening the old lesson, explain one key idea from Representing </w:t>
-      </w:r>
-      <w:r>
-        <w:rPr>
-          <w:b/>
-        </w:rPr>
-        <w:t>input</w:t>
-      </w:r>
-      <w:r>
-        <w:rPr>
-          <w:b w:val="0"/>
-        </w:rPr>
-        <w:t>s as vectors. Give an example and a mistake that the idea helps you avoid.</w:t>
+        <w:pStyle w:val="ListBullet"/>
+      </w:pPr>
+      <w:r>
+        <w:t>Without opening the old lesson, explain one key idea from Representing inputs as vectors. Give an example and a mistake that the idea helps you avoid.</w:t>
       </w:r>
     </w:p>
     <w:p>
@@ -192,160 +194,26 @@
     </w:p>
     <w:p>
       <w:pPr>
-        <w:spacing w:line="336" w:lineRule="auto" w:after="180"/>
-        <w:shd w:fill="F1F6F8"/>
-      </w:pPr>
-      <w:r>
-        <w:rPr>
-          <w:b w:val="0"/>
-        </w:rPr>
+        <w:pStyle w:val="ListBullet"/>
+      </w:pPr>
+      <w:r>
         <w:t>Use this reference for the original W1–W3 and W5 exercises. The separately named independent case supplies its own changed facts; use those facts for that attempt before feedback.</w:t>
       </w:r>
     </w:p>
     <w:p>
       <w:pPr>
-        <w:spacing w:line="336" w:lineRule="auto" w:after="180"/>
-      </w:pPr>
-      <w:r>
-        <w:rPr>
-          <w:b w:val="0"/>
-        </w:rPr>
-        <w:t xml:space="preserve">Consider a dense network with 2 </w:t>
-      </w:r>
-      <w:r>
-        <w:rPr>
-          <w:b/>
-        </w:rPr>
-        <w:t>input</w:t>
-      </w:r>
-      <w:r>
-        <w:rPr>
-          <w:b w:val="0"/>
-        </w:rPr>
-        <w:t xml:space="preserve">s, 3 hidden units using ReLU, and 1 </w:t>
-      </w:r>
-      <w:r>
-        <w:rPr>
-          <w:b/>
-        </w:rPr>
-        <w:t>output</w:t>
-      </w:r>
-      <w:r>
-        <w:rPr>
-          <w:b w:val="0"/>
-        </w:rPr>
-        <w:t xml:space="preserve"> unit using identity. We call its widths 2 to 3 to 1. These widths, connectivity and activation choices describe its </w:t>
-      </w:r>
-      <w:r>
-        <w:rPr>
-          <w:b/>
-        </w:rPr>
-        <w:t>architecture</w:t>
-      </w:r>
-      <w:r>
-        <w:rPr>
-          <w:b w:val="0"/>
-        </w:rPr>
-        <w:t>.</w:t>
-      </w:r>
-    </w:p>
-    <w:p>
-      <w:pPr>
-        <w:spacing w:line="336" w:lineRule="auto" w:after="180"/>
-      </w:pPr>
-      <w:r>
-        <w:rPr>
-          <w:b w:val="0"/>
-        </w:rPr>
-        <w:t xml:space="preserve">The weights and biases supply the numerical values used by that </w:t>
-      </w:r>
-      <w:r>
-        <w:rPr>
-          <w:b/>
-        </w:rPr>
-        <w:t>architecture</w:t>
-      </w:r>
-      <w:r>
-        <w:rPr>
-          <w:b w:val="0"/>
-        </w:rPr>
-        <w:t>.</w:t>
-      </w:r>
-    </w:p>
-    <w:p>
-      <w:pPr>
-        <w:spacing w:line="336" w:lineRule="auto" w:after="180"/>
-      </w:pPr>
-      <w:r>
-        <w:rPr>
-          <w:b w:val="0"/>
-        </w:rPr>
-        <w:t xml:space="preserve">A fully connected hidden unit receiving 2 </w:t>
-      </w:r>
-      <w:r>
-        <w:rPr>
-          <w:b/>
-        </w:rPr>
-        <w:t>input</w:t>
-      </w:r>
-      <w:r>
-        <w:rPr>
-          <w:b w:val="0"/>
-        </w:rPr>
-        <w:t xml:space="preserve">s needs 2 weights plus 1 bias. Three such units need 6 weights and 3 biases. The </w:t>
-      </w:r>
-      <w:r>
-        <w:rPr>
-          <w:b/>
-        </w:rPr>
-        <w:t>output</w:t>
-      </w:r>
-      <w:r>
-        <w:rPr>
-          <w:b w:val="0"/>
-        </w:rPr>
-        <w:t xml:space="preserve"> receives 3 activations and needs 3 weights plus 1 bias. Total: 13 </w:t>
-      </w:r>
-      <w:r>
-        <w:rPr>
-          <w:b/>
-        </w:rPr>
-        <w:t>parameter</w:t>
-      </w:r>
-      <w:r>
-        <w:rPr>
-          <w:b w:val="0"/>
-        </w:rPr>
-        <w:t>s.</w:t>
-      </w:r>
-    </w:p>
-    <w:p>
-      <w:pPr>
-        <w:spacing w:line="336" w:lineRule="auto" w:after="180"/>
-      </w:pPr>
-      <w:r>
-        <w:rPr>
-          <w:b/>
-        </w:rPr>
-        <w:t>Input</w:t>
-      </w:r>
-      <w:r>
-        <w:rPr>
-          <w:b w:val="0"/>
-        </w:rPr>
-        <w:t xml:space="preserve"> values and computed activations are not additional </w:t>
-      </w:r>
-      <w:r>
-        <w:rPr>
-          <w:b/>
-        </w:rPr>
-        <w:t>parameter</w:t>
-      </w:r>
-      <w:r>
-        <w:rPr>
-          <w:b w:val="0"/>
-        </w:rPr>
-        <w:t>s.</w:t>
+        <w:pStyle w:val="ListBullet"/>
+      </w:pPr>
+      <w:r>
+        <w:t>Consider a dense network with 2 inputs, 3 hidden units using ReLU, and 1 output unit using identity. We call its widths 2 to 3 to 1. These widths, connectivity and activation choices describe its architecture. The weights and biases supply the numerical values used by that architecture.</w:t>
+      </w:r>
+    </w:p>
+    <w:p>
+      <w:pPr>
+        <w:pStyle w:val="ListBullet"/>
+      </w:pPr>
+      <w:r>
+        <w:t>A fully connected hidden unit receiving 2 inputs needs 2 weights plus 1 bias. Three such units need 6 weights and 3 biases. The output receives 3 activations and needs 3 weights plus 1 bias. Total: 13 parameters. Input values and computed activations are not additional parameters.</w:t>
       </w:r>
     </w:p>
     <w:tbl>
@@ -534,37 +402,10 @@
     </w:tbl>
     <w:p>
       <w:pPr>
-        <w:spacing w:line="336" w:lineRule="auto" w:after="180"/>
-      </w:pPr>
-      <w:r>
-        <w:rPr>
-          <w:b w:val="0"/>
-        </w:rPr>
-        <w:t xml:space="preserve">This counting rule assumes one separate bias per </w:t>
-      </w:r>
-      <w:r>
-        <w:rPr>
-          <w:b/>
-        </w:rPr>
-        <w:t>output</w:t>
-      </w:r>
-      <w:r>
-        <w:rPr>
-          <w:b w:val="0"/>
-        </w:rPr>
-        <w:t xml:space="preserve"> unit and no shared or tied weights. Other </w:t>
-      </w:r>
-      <w:r>
-        <w:rPr>
-          <w:b/>
-        </w:rPr>
-        <w:t>architecture</w:t>
-      </w:r>
-      <w:r>
-        <w:rPr>
-          <w:b w:val="0"/>
-        </w:rPr>
-        <w:t>s can use different rules.</w:t>
+        <w:pStyle w:val="ListBullet"/>
+      </w:pPr>
+      <w:r>
+        <w:t>This counting rule assumes one separate bias per output unit and no shared or tied weights. Other architectures can use different rules.</w:t>
       </w:r>
     </w:p>
     <w:p>
@@ -572,147 +413,44 @@
         <w:pStyle w:val="Heading1"/>
       </w:pPr>
       <w:r>
-        <w:t>02. Practise with fading help</w:t>
-      </w:r>
-    </w:p>
-    <w:p>
-      <w:r>
-        <w:t>Complete the supported Parameters and architecture trace and record the first step you can explain without help.</w:t>
-      </w:r>
-    </w:p>
-    <w:p>
-      <w:pPr>
-        <w:spacing w:line="336" w:lineRule="auto" w:after="180"/>
-      </w:pPr>
-      <w:r>
-        <w:rPr>
-          <w:b w:val="0"/>
-        </w:rPr>
-        <w:t xml:space="preserve">Use W2: Sort the quantities for </w:t>
-      </w:r>
-      <w:r>
-        <w:rPr>
-          <w:b/>
-        </w:rPr>
-        <w:t>Parameter</w:t>
-      </w:r>
-      <w:r>
-        <w:rPr>
-          <w:b w:val="0"/>
-        </w:rPr>
-        <w:t xml:space="preserve">s and </w:t>
-      </w:r>
-      <w:r>
-        <w:rPr>
-          <w:b/>
-        </w:rPr>
-        <w:t>architecture</w:t>
-      </w:r>
-      <w:r>
-        <w:rPr>
-          <w:b w:val="0"/>
-        </w:rPr>
-        <w:t>. Record the answer once; the lesson and workbook refer to the same attempt.</w:t>
-      </w:r>
-    </w:p>
-    <w:tbl>
-      <w:tblPr>
-        <w:tblStyle w:val="LightShading-Accent1"/>
-        <w:tblW w:type="auto" w:w="0"/>
-        <w:tblLook w:firstColumn="1" w:firstRow="1" w:lastColumn="0" w:lastRow="0" w:noHBand="0" w:noVBand="1" w:val="04A0"/>
-      </w:tblPr>
-      <w:tblGrid>
-        <w:gridCol w:w="2556"/>
-        <w:gridCol w:w="2556"/>
-        <w:gridCol w:w="2556"/>
-        <w:gridCol w:w="2556"/>
-      </w:tblGrid>
-      <w:tr>
-        <w:trPr>
-          <w:tblHeader/>
-        </w:trPr>
-        <w:tc>
-          <w:tcPr>
-            <w:tcW w:type="dxa" w:w="2556"/>
-          </w:tcPr>
-          <w:p>
-            <w:r>
-              <w:t>Given inputs</w:t>
-            </w:r>
-          </w:p>
-        </w:tc>
-        <w:tc>
-          <w:tcPr>
-            <w:tcW w:type="dxa" w:w="2556"/>
-          </w:tcPr>
-          <w:p>
-            <w:r>
-              <w:t>Procedure I chose</w:t>
-            </w:r>
-          </w:p>
-        </w:tc>
-        <w:tc>
-          <w:tcPr>
-            <w:tcW w:type="dxa" w:w="2556"/>
-          </w:tcPr>
-          <w:p>
-            <w:r>
-              <w:t>Middle steps</w:t>
-            </w:r>
-          </w:p>
-        </w:tc>
-        <w:tc>
-          <w:tcPr>
-            <w:tcW w:type="dxa" w:w="2556"/>
-          </w:tcPr>
-          <w:p>
-            <w:r>
-              <w:t>Result and check</w:t>
-            </w:r>
-          </w:p>
-        </w:tc>
-      </w:tr>
-      <w:tr>
-        <w:tc>
-          <w:tcPr>
-            <w:tcW w:type="dxa" w:w="2556"/>
-          </w:tcPr>
-          <w:p>
-            <w:r/>
-          </w:p>
-        </w:tc>
-        <w:tc>
-          <w:tcPr>
-            <w:tcW w:type="dxa" w:w="2556"/>
-          </w:tcPr>
-          <w:p>
-            <w:r/>
-          </w:p>
-        </w:tc>
-        <w:tc>
-          <w:tcPr>
-            <w:tcW w:type="dxa" w:w="2556"/>
-          </w:tcPr>
-          <w:p>
-            <w:r/>
-          </w:p>
-        </w:tc>
-        <w:tc>
-          <w:tcPr>
-            <w:tcW w:type="dxa" w:w="2556"/>
-          </w:tcPr>
-          <w:p>
-            <w:r/>
-          </w:p>
-        </w:tc>
-      </w:tr>
-    </w:tbl>
+        <w:t>05. W1 · Explain the current example</w:t>
+      </w:r>
+    </w:p>
+    <w:p>
+      <w:r>
+        <w:t>Keep this task’s inputs,rule and response together.</w:t>
+      </w:r>
+    </w:p>
+    <w:p>
+      <w:pPr>
+        <w:pStyle w:val="Heading2"/>
+      </w:pPr>
+      <w:r>
+        <w:t>Complete task and evidence</w:t>
+      </w:r>
+    </w:p>
+    <w:p>
+      <w:pPr>
+        <w:pStyle w:val="ListBullet"/>
+      </w:pPr>
+      <w:r>
+        <w:t>Fully connected 2→3→1, hiddenReLU/outputidentity, one separate bias per receiving unit, no sharing. Hidden6 weights+3 biases=9; output 3 weights+1 bias=4, total 13. Dense n→mcountnm+m. Hidden width 4 gives12+5=17, +4 from2 incomingweights/1 hiddenbias/1 outgoingweight. No-bias variant 6+3=9. Activation.7is computed, weight−2a parameter, width 3an architecture choice, learningrate.1a training setting. ReLU has no fitted values here. Helper assumes positive integer widths. Count alone establishes neither same model nor accuracy, resource use or generalization. Independent3→2→2 supplies a new architecture to count.</w:t>
+      </w:r>
+    </w:p>
+    <w:p>
+      <w:pPr>
+        <w:pStyle w:val="ListBullet"/>
+      </w:pPr>
+      <w:r>
+        <w:t>A dense layer has 4 inputs and 2 outputs with one bias per output. Count weights, biases and total.</w:t>
+      </w:r>
+    </w:p>
     <w:p>
       <w:pPr>
         <w:pStyle w:val="Heading3"/>
       </w:pPr>
       <w:r>
-        <w:t>The step I completed without help, and the hint I needed</w:t>
+        <w:t>My reasoning and evidence</w:t>
       </w:r>
     </w:p>
     <w:p>
@@ -731,74 +469,55 @@
       </w:r>
     </w:p>
     <w:p>
+      <w:r>
+        <w:t>________________________________________________________________</w:t>
+      </w:r>
+    </w:p>
+    <w:p>
+      <w:r>
+        <w:t>________________________________________________________________</w:t>
+      </w:r>
+    </w:p>
+    <w:p>
+      <w:r>
+        <w:t>________________________________________________________________</w:t>
+      </w:r>
+    </w:p>
+    <w:p>
       <w:pPr>
         <w:pStyle w:val="Heading1"/>
       </w:pPr>
       <w:r>
-        <w:t>03. Individual reasoning check</w:t>
-      </w:r>
-    </w:p>
-    <w:p>
-      <w:r>
-        <w:t>Check the proposed Parameters and architecture explanation against the supplied facts before discussing it.</w:t>
-      </w:r>
-    </w:p>
-    <w:p>
-      <w:pPr>
-        <w:spacing w:line="336" w:lineRule="auto" w:after="180"/>
-      </w:pPr>
-      <w:r>
-        <w:rPr>
-          <w:b w:val="0"/>
-        </w:rPr>
-        <w:t xml:space="preserve">Use the worked case for </w:t>
-      </w:r>
-      <w:r>
-        <w:rPr>
-          <w:b/>
-        </w:rPr>
-        <w:t>Parameter</w:t>
-      </w:r>
-      <w:r>
-        <w:rPr>
-          <w:b w:val="0"/>
-        </w:rPr>
-        <w:t xml:space="preserve">s and </w:t>
-      </w:r>
-      <w:r>
-        <w:rPr>
-          <w:b/>
-        </w:rPr>
-        <w:t>architecture</w:t>
-      </w:r>
-      <w:r>
-        <w:rPr>
-          <w:b w:val="0"/>
-        </w:rPr>
-        <w:t xml:space="preserve">. Proposed explanation: “Count one bias per </w:t>
-      </w:r>
-      <w:r>
-        <w:rPr>
-          <w:b/>
-        </w:rPr>
-        <w:t>input</w:t>
-      </w:r>
-      <w:r>
-        <w:rPr>
-          <w:b w:val="0"/>
-        </w:rPr>
-        <w:t>”. Decide whether this explanation is supported.</w:t>
-      </w:r>
-    </w:p>
-    <w:p>
-      <w:pPr>
-        <w:spacing w:line="336" w:lineRule="auto" w:after="180"/>
-      </w:pPr>
-      <w:r>
-        <w:rPr>
-          <w:b w:val="0"/>
-        </w:rPr>
-        <w:t>Point to the step or supplied fact that decides; explain your repair if needed.</w:t>
+        <w:t>06. W2 · Trace the calculation</w:t>
+      </w:r>
+    </w:p>
+    <w:p>
+      <w:r>
+        <w:t>Keep this task’s inputs,rule and response together.</w:t>
+      </w:r>
+    </w:p>
+    <w:p>
+      <w:pPr>
+        <w:pStyle w:val="Heading2"/>
+      </w:pPr>
+      <w:r>
+        <w:t>Complete task and evidence</w:t>
+      </w:r>
+    </w:p>
+    <w:p>
+      <w:pPr>
+        <w:pStyle w:val="ListBullet"/>
+      </w:pPr>
+      <w:r>
+        <w:t>Fully connected 2→3→1, hiddenReLU/outputidentity, one separate bias per receiving unit, no sharing. Hidden6 weights+3 biases=9; output 3 weights+1 bias=4, total 13. Dense n→mcountnm+m. Hidden width 4 gives12+5=17, +4 from2 incomingweights/1 hiddenbias/1 outgoingweight. No-bias variant 6+3=9. Activation.7is computed, weight−2a parameter, width 3an architecture choice, learningrate.1a training setting. ReLU has no fitted values here. Helper assumes positive integer widths. Count alone establishes neither same model nor accuracy, resource use or generalization. Independent3→2→2 supplies a new architecture to count.</w:t>
+      </w:r>
+    </w:p>
+    <w:p>
+      <w:pPr>
+        <w:pStyle w:val="ListBullet"/>
+      </w:pPr>
+      <w:r>
+        <w:t>Classify hidden activation 0.7, weight -2, hidden width 3 and learning rate 0.1 as computed value, parameter, architecture choice or training setting.</w:t>
       </w:r>
     </w:p>
     <w:p>
@@ -806,7 +525,7 @@
         <w:pStyle w:val="Heading3"/>
       </w:pPr>
       <w:r>
-        <w:t>My explanation before partner discussion</w:t>
+        <w:t>My reasoning and evidence</w:t>
       </w:r>
     </w:p>
     <w:p>
@@ -830,16 +549,50 @@
       </w:r>
     </w:p>
     <w:p>
+      <w:r>
+        <w:t>________________________________________________________________</w:t>
+      </w:r>
+    </w:p>
+    <w:p>
+      <w:r>
+        <w:t>________________________________________________________________</w:t>
+      </w:r>
+    </w:p>
+    <w:p>
       <w:pPr>
         <w:pStyle w:val="Heading1"/>
       </w:pPr>
       <w:r>
-        <w:t>04. Independent transfer case</w:t>
-      </w:r>
-    </w:p>
-    <w:p>
-      <w:r>
-        <w:t>Write one first attempt at the reserved independent case before feedback. Repeated copies of that case refer to the same recorded attempt.</w:t>
+        <w:t>07. W3 · Repair a misconception</w:t>
+      </w:r>
+    </w:p>
+    <w:p>
+      <w:r>
+        <w:t>Keep this task’s inputs,rule and response together.</w:t>
+      </w:r>
+    </w:p>
+    <w:p>
+      <w:pPr>
+        <w:pStyle w:val="Heading2"/>
+      </w:pPr>
+      <w:r>
+        <w:t>Complete task and evidence</w:t>
+      </w:r>
+    </w:p>
+    <w:p>
+      <w:pPr>
+        <w:pStyle w:val="ListBullet"/>
+      </w:pPr>
+      <w:r>
+        <w:t>Fully connected 2→3→1, hiddenReLU/outputidentity, one separate bias per receiving unit, no sharing. Hidden6 weights+3 biases=9; output 3 weights+1 bias=4, total 13. Dense n→mcountnm+m. Hidden width 4 gives12+5=17, +4 from2 incomingweights/1 hiddenbias/1 outgoingweight. No-bias variant 6+3=9. Activation.7is computed, weight−2a parameter, width 3an architecture choice, learningrate.1a training setting. ReLU has no fitted values here. Helper assumes positive integer widths. Count alone establishes neither same model nor accuracy, resource use or generalization. Independent3→2→2 supplies a new architecture to count.</w:t>
+      </w:r>
+    </w:p>
+    <w:p>
+      <w:pPr>
+        <w:pStyle w:val="ListBullet"/>
+      </w:pPr>
+      <w:r>
+        <w:t>Recount the 2 to 3 to 1 model if every bias is omitted. State what the original count assumed.</w:t>
       </w:r>
     </w:p>
     <w:p>
@@ -847,41 +600,149 @@
         <w:pStyle w:val="Heading3"/>
       </w:pPr>
       <w:r>
+        <w:t>My reasoning and evidence</w:t>
+      </w:r>
+    </w:p>
+    <w:p>
+      <w:r>
+        <w:t>________________________________________________________________</w:t>
+      </w:r>
+    </w:p>
+    <w:p>
+      <w:r>
+        <w:t>________________________________________________________________</w:t>
+      </w:r>
+    </w:p>
+    <w:p>
+      <w:r>
+        <w:t>________________________________________________________________</w:t>
+      </w:r>
+    </w:p>
+    <w:p>
+      <w:r>
+        <w:t>________________________________________________________________</w:t>
+      </w:r>
+    </w:p>
+    <w:p>
+      <w:r>
+        <w:t>________________________________________________________________</w:t>
+      </w:r>
+    </w:p>
+    <w:p>
+      <w:r>
+        <w:t>________________________________________________________________</w:t>
+      </w:r>
+    </w:p>
+    <w:p>
+      <w:pPr>
+        <w:pStyle w:val="Heading1"/>
+      </w:pPr>
+      <w:r>
+        <w:t>09. W5 · Explain the limitation</w:t>
+      </w:r>
+    </w:p>
+    <w:p>
+      <w:r>
+        <w:t>Keep this task’s inputs,rule and response together.</w:t>
+      </w:r>
+    </w:p>
+    <w:p>
+      <w:pPr>
+        <w:pStyle w:val="Heading2"/>
+      </w:pPr>
+      <w:r>
+        <w:t>Complete task and evidence</w:t>
+      </w:r>
+    </w:p>
+    <w:p>
+      <w:pPr>
+        <w:pStyle w:val="ListBullet"/>
+      </w:pPr>
+      <w:r>
+        <w:t>Fully connected 2→3→1, hiddenReLU/outputidentity, one separate bias per receiving unit, no sharing. Hidden6 weights+3 biases=9; output 3 weights+1 bias=4, total 13. Dense n→mcountnm+m. Hidden width 4 gives12+5=17, +4 from2 incomingweights/1 hiddenbias/1 outgoingweight. No-bias variant 6+3=9. Activation.7is computed, weight−2a parameter, width 3an architecture choice, learningrate.1a training setting. ReLU has no fitted values here. Helper assumes positive integer widths. Count alone establishes neither same model nor accuracy, resource use or generalization. Independent3→2→2 supplies a new architecture to count.</w:t>
+      </w:r>
+    </w:p>
+    <w:p>
+      <w:pPr>
+        <w:pStyle w:val="ListBullet"/>
+      </w:pPr>
+      <w:r>
+        <w:t>A team says its 26-parameter model must outperform a 14-parameter model. Give a fair check and one reason the claim is unsupported.</w:t>
+      </w:r>
+    </w:p>
+    <w:p>
+      <w:pPr>
+        <w:pStyle w:val="Heading3"/>
+      </w:pPr>
+      <w:r>
+        <w:t>My reasoning and evidence</w:t>
+      </w:r>
+    </w:p>
+    <w:p>
+      <w:r>
+        <w:t>________________________________________________________________</w:t>
+      </w:r>
+    </w:p>
+    <w:p>
+      <w:r>
+        <w:t>________________________________________________________________</w:t>
+      </w:r>
+    </w:p>
+    <w:p>
+      <w:r>
+        <w:t>________________________________________________________________</w:t>
+      </w:r>
+    </w:p>
+    <w:p>
+      <w:r>
+        <w:t>________________________________________________________________</w:t>
+      </w:r>
+    </w:p>
+    <w:p>
+      <w:r>
+        <w:t>________________________________________________________________</w:t>
+      </w:r>
+    </w:p>
+    <w:p>
+      <w:r>
+        <w:t>________________________________________________________________</w:t>
+      </w:r>
+    </w:p>
+    <w:p>
+      <w:pPr>
+        <w:pStyle w:val="Heading1"/>
+      </w:pPr>
+      <w:r>
+        <w:t>04. Try alone · Selected transfer</w:t>
+      </w:r>
+    </w:p>
+    <w:p>
+      <w:r>
+        <w:t>Keep this task’s inputs,rule and response together.</w:t>
+      </w:r>
+    </w:p>
+    <w:p>
+      <w:pPr>
+        <w:pStyle w:val="Heading2"/>
+      </w:pPr>
+      <w:r>
+        <w:t>Complete task and evidence</w:t>
+      </w:r>
+    </w:p>
+    <w:p>
+      <w:pPr>
+        <w:pStyle w:val="Heading3"/>
+      </w:pPr>
+      <w:r>
         <w:t>Independent case: Count a new architecture independently</w:t>
       </w:r>
     </w:p>
     <w:p>
       <w:pPr>
-        <w:spacing w:line="336" w:lineRule="auto" w:after="180"/>
-      </w:pPr>
-      <w:r>
-        <w:rPr>
-          <w:b w:val="0"/>
-        </w:rPr>
-        <w:t xml:space="preserve">A dense 3 to 2 to 2 network uses ReLU in the hidden layer and identity in the </w:t>
-      </w:r>
-      <w:r>
-        <w:rPr>
-          <w:b/>
-        </w:rPr>
-        <w:t>output</w:t>
-      </w:r>
-      <w:r>
-        <w:rPr>
-          <w:b w:val="0"/>
-        </w:rPr>
-        <w:t xml:space="preserve"> layer, with one bias per unit. Give each layer count and the total.</w:t>
-      </w:r>
-    </w:p>
-    <w:p>
-      <w:pPr>
-        <w:spacing w:line="336" w:lineRule="auto" w:after="180"/>
-      </w:pPr>
-      <w:r>
-        <w:rPr>
-          <w:b w:val="0"/>
-        </w:rPr>
-        <w:t>If hidden width becomes 4, recount and explain why activation values are excluded.</w:t>
+        <w:pStyle w:val="ListBullet"/>
+      </w:pPr>
+      <w:r>
+        <w:t>A dense 3 to 2 to 2 network uses ReLU in the hidden layer and identity in the output layer, with one bias per unit. Give each layer count and the total. If hidden width becomes 4, recount and explain why activation values are excluded.</w:t>
       </w:r>
     </w:p>
     <w:p>
@@ -929,12 +790,9 @@
     </w:p>
     <w:p>
       <w:pPr>
-        <w:spacing w:line="336" w:lineRule="auto" w:after="180"/>
-      </w:pPr>
-      <w:r>
-        <w:rPr>
-          <w:b w:val="0"/>
-        </w:rPr>
+        <w:pStyle w:val="ListBullet"/>
+      </w:pPr>
+      <w:r>
         <w:t>Attempt this case before feedback. Record any help. Earlier examples below are further practice; a case already practised with feedback cannot establish fresh transfer.</w:t>
       </w:r>
     </w:p>
@@ -943,71 +801,28 @@
         <w:pStyle w:val="Heading1"/>
       </w:pPr>
       <w:r>
-        <w:t>05. W1 Count a single layer</w:t>
-      </w:r>
-    </w:p>
-    <w:p>
-      <w:r>
-        <w:t>Count a single layer. Apply the supplied Parameters and architecture facts and keep your reasoning.</w:t>
-      </w:r>
-    </w:p>
-    <w:p>
-      <w:pPr>
-        <w:spacing w:line="336" w:lineRule="auto" w:after="180"/>
-      </w:pPr>
-      <w:r>
-        <w:rPr>
-          <w:b w:val="0"/>
-        </w:rPr>
-        <w:t xml:space="preserve">A </w:t>
-      </w:r>
-      <w:r>
-        <w:rPr>
-          <w:b/>
-        </w:rPr>
-        <w:t>dense layer</w:t>
-      </w:r>
-      <w:r>
-        <w:rPr>
-          <w:b w:val="0"/>
-        </w:rPr>
-        <w:t xml:space="preserve"> has 4 </w:t>
-      </w:r>
-      <w:r>
-        <w:rPr>
-          <w:b/>
-        </w:rPr>
-        <w:t>input</w:t>
-      </w:r>
-      <w:r>
-        <w:rPr>
-          <w:b w:val="0"/>
-        </w:rPr>
-        <w:t xml:space="preserve">s and 2 </w:t>
-      </w:r>
-      <w:r>
-        <w:rPr>
-          <w:b/>
-        </w:rPr>
-        <w:t>output</w:t>
-      </w:r>
-      <w:r>
-        <w:rPr>
-          <w:b w:val="0"/>
-        </w:rPr>
-        <w:t xml:space="preserve">s with one bias per </w:t>
-      </w:r>
-      <w:r>
-        <w:rPr>
-          <w:b/>
-        </w:rPr>
-        <w:t>output</w:t>
-      </w:r>
-      <w:r>
-        <w:rPr>
-          <w:b w:val="0"/>
-        </w:rPr>
-        <w:t>. Count weights, biases and total.</w:t>
+        <w:t>10. Project · Keep the mathematical evidence</w:t>
+      </w:r>
+    </w:p>
+    <w:p>
+      <w:r>
+        <w:t>Keep this task’s inputs,rule and response together.</w:t>
+      </w:r>
+    </w:p>
+    <w:p>
+      <w:pPr>
+        <w:pStyle w:val="Heading2"/>
+      </w:pPr>
+      <w:r>
+        <w:t>Complete task and evidence</w:t>
+      </w:r>
+    </w:p>
+    <w:p>
+      <w:pPr>
+        <w:pStyle w:val="ListBullet"/>
+      </w:pPr>
+      <w:r>
+        <w:t>Add a labelled parameters and architecture evidence sheet to Image-pattern Network Investigation. Show how you can distinguish architectural choices from parameter values. Use the supplied fictional case and keep its inputs, intermediate steps, calculation or prediction, and limitation. Connect this record to last week’s record; a matching answer without a trace is insufficient.</w:t>
       </w:r>
     </w:p>
     <w:p>
@@ -1015,7 +830,7 @@
         <w:pStyle w:val="Heading3"/>
       </w:pPr>
       <w:r>
-        <w:t>My reasoning and evidence</w:t>
+        <w:t>My project change, supporting evidence and remaining limit</w:t>
       </w:r>
     </w:p>
     <w:p>
@@ -1053,498 +868,20 @@
         <w:pStyle w:val="Heading1"/>
       </w:pPr>
       <w:r>
-        <w:t>06. W2 Sort the quantities</w:t>
-      </w:r>
-    </w:p>
-    <w:p>
-      <w:r>
-        <w:t>Sort the quantities. Apply the supplied Parameters and architecture facts and keep your reasoning.</w:t>
-      </w:r>
-    </w:p>
-    <w:p>
-      <w:pPr>
-        <w:spacing w:line="336" w:lineRule="auto" w:after="180"/>
-      </w:pPr>
-      <w:r>
-        <w:rPr>
-          <w:b w:val="0"/>
-        </w:rPr>
-        <w:t xml:space="preserve">Classify hidden activation 0.7, weight -2, hidden width 3 and learning rate 0.1 as computed value, </w:t>
-      </w:r>
-      <w:r>
-        <w:rPr>
-          <w:b/>
-        </w:rPr>
-        <w:t>parameter</w:t>
-      </w:r>
-      <w:r>
-        <w:rPr>
-          <w:b w:val="0"/>
-        </w:rPr>
-        <w:t xml:space="preserve">, </w:t>
-      </w:r>
-      <w:r>
-        <w:rPr>
-          <w:b/>
-        </w:rPr>
-        <w:t>architecture</w:t>
-      </w:r>
-      <w:r>
-        <w:rPr>
-          <w:b w:val="0"/>
-        </w:rPr>
-        <w:t xml:space="preserve"> choice or </w:t>
-      </w:r>
-      <w:r>
-        <w:rPr>
-          <w:b/>
-        </w:rPr>
-        <w:t>training</w:t>
-      </w:r>
-      <w:r>
-        <w:rPr>
-          <w:b w:val="0"/>
-        </w:rPr>
-        <w:t xml:space="preserve"> setting.</w:t>
-      </w:r>
-    </w:p>
-    <w:p>
-      <w:pPr>
-        <w:pStyle w:val="Heading3"/>
-      </w:pPr>
-      <w:r>
-        <w:t>My reasoning and evidence</w:t>
-      </w:r>
-    </w:p>
-    <w:p>
-      <w:r>
-        <w:t>________________________________________________________________</w:t>
-      </w:r>
-    </w:p>
-    <w:p>
-      <w:r>
-        <w:t>________________________________________________________________</w:t>
-      </w:r>
-    </w:p>
-    <w:p>
-      <w:r>
-        <w:t>________________________________________________________________</w:t>
-      </w:r>
-    </w:p>
-    <w:p>
-      <w:r>
-        <w:t>________________________________________________________________</w:t>
-      </w:r>
-    </w:p>
-    <w:p>
-      <w:r>
-        <w:t>________________________________________________________________</w:t>
-      </w:r>
-    </w:p>
-    <w:p>
-      <w:r>
-        <w:t>________________________________________________________________</w:t>
-      </w:r>
-    </w:p>
-    <w:p>
-      <w:pPr>
-        <w:pStyle w:val="Heading1"/>
-      </w:pPr>
-      <w:r>
-        <w:t>07. W3 Change the bias convention</w:t>
-      </w:r>
-    </w:p>
-    <w:p>
-      <w:r>
-        <w:t>Change the bias convention. Apply the supplied Parameters and architecture facts and keep your reasoning.</w:t>
-      </w:r>
-    </w:p>
-    <w:p>
-      <w:pPr>
-        <w:spacing w:line="336" w:lineRule="auto" w:after="180"/>
-      </w:pPr>
-      <w:r>
-        <w:rPr>
-          <w:b w:val="0"/>
-        </w:rPr>
-        <w:t>Recount the 2 to 3 to 1 model if every bias is omitted. State what the original count assumed.</w:t>
-      </w:r>
-    </w:p>
-    <w:p>
-      <w:pPr>
-        <w:pStyle w:val="Heading3"/>
-      </w:pPr>
-      <w:r>
-        <w:t>My reasoning and evidence</w:t>
-      </w:r>
-    </w:p>
-    <w:p>
-      <w:r>
-        <w:t>________________________________________________________________</w:t>
-      </w:r>
-    </w:p>
-    <w:p>
-      <w:r>
-        <w:t>________________________________________________________________</w:t>
-      </w:r>
-    </w:p>
-    <w:p>
-      <w:r>
-        <w:t>________________________________________________________________</w:t>
-      </w:r>
-    </w:p>
-    <w:p>
-      <w:r>
-        <w:t>________________________________________________________________</w:t>
-      </w:r>
-    </w:p>
-    <w:p>
-      <w:r>
-        <w:t>________________________________________________________________</w:t>
-      </w:r>
-    </w:p>
-    <w:p>
-      <w:r>
-        <w:t>________________________________________________________________</w:t>
-      </w:r>
-    </w:p>
-    <w:p>
-      <w:pPr>
-        <w:pStyle w:val="Heading1"/>
-      </w:pPr>
-      <w:r>
-        <w:t>08. W4 Count a new architecture independently</w:t>
-      </w:r>
-    </w:p>
-    <w:p>
-      <w:r>
-        <w:t>Attempt before feedback. If this repeats the selected independent case, reuse that first attempt; otherwise keep a separate record. Count a new architecture independently. Apply the supplied Parameters and architecture facts and keep your reasoning.</w:t>
-      </w:r>
-    </w:p>
-    <w:p>
-      <w:pPr>
-        <w:spacing w:line="336" w:lineRule="auto" w:after="180"/>
-      </w:pPr>
-      <w:r>
-        <w:rPr>
-          <w:b w:val="0"/>
-        </w:rPr>
-        <w:t xml:space="preserve">A dense 3 to 2 to 2 network uses ReLU in the hidden layer and identity in the </w:t>
-      </w:r>
-      <w:r>
-        <w:rPr>
-          <w:b/>
-        </w:rPr>
-        <w:t>output</w:t>
-      </w:r>
-      <w:r>
-        <w:rPr>
-          <w:b w:val="0"/>
-        </w:rPr>
-        <w:t xml:space="preserve"> layer, with one bias per unit. Give each layer count and the total.</w:t>
-      </w:r>
-    </w:p>
-    <w:p>
-      <w:pPr>
-        <w:spacing w:line="336" w:lineRule="auto" w:after="180"/>
-      </w:pPr>
-      <w:r>
-        <w:rPr>
-          <w:b w:val="0"/>
-        </w:rPr>
-        <w:t>If hidden width becomes 4, recount and explain why activation values are excluded.</w:t>
-      </w:r>
-    </w:p>
-    <w:p>
-      <w:pPr>
-        <w:pStyle w:val="Heading3"/>
-      </w:pPr>
-      <w:r>
-        <w:t>My reasoning and evidence</w:t>
-      </w:r>
-    </w:p>
-    <w:p>
-      <w:r>
-        <w:t>________________________________________________________________</w:t>
-      </w:r>
-    </w:p>
-    <w:p>
-      <w:r>
-        <w:t>________________________________________________________________</w:t>
-      </w:r>
-    </w:p>
-    <w:p>
-      <w:r>
-        <w:t>________________________________________________________________</w:t>
-      </w:r>
-    </w:p>
-    <w:p>
-      <w:r>
-        <w:t>________________________________________________________________</w:t>
-      </w:r>
-    </w:p>
-    <w:p>
-      <w:r>
-        <w:t>________________________________________________________________</w:t>
-      </w:r>
-    </w:p>
-    <w:p>
-      <w:r>
-        <w:t>________________________________________________________________</w:t>
-      </w:r>
-    </w:p>
-    <w:p>
-      <w:r>
-        <w:t>________________________________________________________________</w:t>
-      </w:r>
-    </w:p>
-    <w:p>
-      <w:r>
-        <w:t>________________________________________________________________</w:t>
-      </w:r>
-    </w:p>
-    <w:p>
-      <w:pPr>
-        <w:pStyle w:val="Heading1"/>
-      </w:pPr>
-      <w:r>
-        <w:t>09. W5 Limit a size claim</w:t>
-      </w:r>
-    </w:p>
-    <w:p>
-      <w:r>
-        <w:t>Limit a size claim. Apply the supplied Parameters and architecture facts and keep your reasoning.</w:t>
-      </w:r>
-    </w:p>
-    <w:p>
-      <w:pPr>
-        <w:spacing w:line="336" w:lineRule="auto" w:after="180"/>
-      </w:pPr>
-      <w:r>
-        <w:rPr>
-          <w:b w:val="0"/>
-        </w:rPr>
-        <w:t>A team says its 26-</w:t>
-      </w:r>
-      <w:r>
-        <w:rPr>
-          <w:b/>
-        </w:rPr>
-        <w:t>parameter</w:t>
-      </w:r>
-      <w:r>
-        <w:rPr>
-          <w:b w:val="0"/>
-        </w:rPr>
-        <w:t xml:space="preserve"> model must outperform a 14-</w:t>
-      </w:r>
-      <w:r>
-        <w:rPr>
-          <w:b/>
-        </w:rPr>
-        <w:t>parameter</w:t>
-      </w:r>
-      <w:r>
-        <w:rPr>
-          <w:b w:val="0"/>
-        </w:rPr>
-        <w:t xml:space="preserve"> model. Give a fair check and one reason the claim is unsupported.</w:t>
-      </w:r>
-    </w:p>
-    <w:p>
-      <w:pPr>
-        <w:pStyle w:val="Heading3"/>
-      </w:pPr>
-      <w:r>
-        <w:t>My reasoning and evidence</w:t>
-      </w:r>
-    </w:p>
-    <w:p>
-      <w:r>
-        <w:t>________________________________________________________________</w:t>
-      </w:r>
-    </w:p>
-    <w:p>
-      <w:r>
-        <w:t>________________________________________________________________</w:t>
-      </w:r>
-    </w:p>
-    <w:p>
-      <w:r>
-        <w:t>________________________________________________________________</w:t>
-      </w:r>
-    </w:p>
-    <w:p>
-      <w:r>
-        <w:t>________________________________________________________________</w:t>
-      </w:r>
-    </w:p>
-    <w:p>
-      <w:r>
-        <w:t>________________________________________________________________</w:t>
-      </w:r>
-    </w:p>
-    <w:p>
-      <w:r>
-        <w:t>________________________________________________________________</w:t>
-      </w:r>
-    </w:p>
-    <w:p>
-      <w:pPr>
-        <w:pStyle w:val="Heading1"/>
-      </w:pPr>
-      <w:r>
-        <w:t>10. Project checkpoint and reflection</w:t>
-      </w:r>
-    </w:p>
-    <w:p>
-      <w:r>
-        <w:t>Connect Parameters and architecture to Image-pattern Network Investigation, identify a limit and choose the next useful test.</w:t>
-      </w:r>
-    </w:p>
-    <w:p>
-      <w:pPr>
-        <w:spacing w:line="336" w:lineRule="auto" w:after="180"/>
-      </w:pPr>
-      <w:r>
-        <w:rPr>
-          <w:b w:val="0"/>
-        </w:rPr>
-        <w:t xml:space="preserve">Add a labelled </w:t>
-      </w:r>
-      <w:r>
-        <w:rPr>
-          <w:b/>
-        </w:rPr>
-        <w:t>parameter</w:t>
-      </w:r>
-      <w:r>
-        <w:rPr>
-          <w:b w:val="0"/>
-        </w:rPr>
-        <w:t xml:space="preserve">s and </w:t>
-      </w:r>
-      <w:r>
-        <w:rPr>
-          <w:b/>
-        </w:rPr>
-        <w:t>architecture</w:t>
-      </w:r>
-      <w:r>
-        <w:rPr>
-          <w:b w:val="0"/>
-        </w:rPr>
-        <w:t xml:space="preserve"> </w:t>
-      </w:r>
-      <w:r>
-        <w:rPr>
-          <w:b/>
-        </w:rPr>
-        <w:t>evidence</w:t>
-      </w:r>
-      <w:r>
-        <w:rPr>
-          <w:b w:val="0"/>
-        </w:rPr>
-        <w:t xml:space="preserve"> sheet to Image-pattern Network Investigation. Show how you can distinguish architectural choices from </w:t>
-      </w:r>
-      <w:r>
-        <w:rPr>
-          <w:b/>
-        </w:rPr>
-        <w:t>parameter</w:t>
-      </w:r>
-      <w:r>
-        <w:rPr>
-          <w:b w:val="0"/>
-        </w:rPr>
-        <w:t xml:space="preserve"> values.</w:t>
-      </w:r>
-    </w:p>
-    <w:p>
-      <w:pPr>
-        <w:spacing w:line="336" w:lineRule="auto" w:after="180"/>
-      </w:pPr>
-      <w:r>
-        <w:rPr>
-          <w:b w:val="0"/>
-        </w:rPr>
-        <w:t xml:space="preserve">Use the supplied fictional case and keep its </w:t>
-      </w:r>
-      <w:r>
-        <w:rPr>
-          <w:b/>
-        </w:rPr>
-        <w:t>input</w:t>
-      </w:r>
-      <w:r>
-        <w:rPr>
-          <w:b w:val="0"/>
-        </w:rPr>
-        <w:t xml:space="preserve">s, intermediate steps, calculation or </w:t>
-      </w:r>
-      <w:r>
-        <w:rPr>
-          <w:b/>
-        </w:rPr>
-        <w:t>prediction</w:t>
-      </w:r>
-      <w:r>
-        <w:rPr>
-          <w:b w:val="0"/>
-        </w:rPr>
-        <w:t>, and limitation. Connect this record to last week’s record; a matching answer without a trace is insufficient.</w:t>
-      </w:r>
-    </w:p>
-    <w:p>
-      <w:pPr>
-        <w:pStyle w:val="Heading3"/>
-      </w:pPr>
-      <w:r>
-        <w:t>My project change, supporting evidence and remaining limit</w:t>
-      </w:r>
-    </w:p>
-    <w:p>
-      <w:r>
-        <w:t>________________________________________________________________</w:t>
-      </w:r>
-    </w:p>
-    <w:p>
-      <w:r>
-        <w:t>________________________________________________________________</w:t>
-      </w:r>
-    </w:p>
-    <w:p>
-      <w:r>
-        <w:t>________________________________________________________________</w:t>
-      </w:r>
-    </w:p>
-    <w:p>
-      <w:r>
-        <w:t>________________________________________________________________</w:t>
-      </w:r>
-    </w:p>
-    <w:p>
-      <w:r>
-        <w:t>________________________________________________________________</w:t>
-      </w:r>
-    </w:p>
-    <w:p>
-      <w:r>
-        <w:t>________________________________________________________________</w:t>
-      </w:r>
-    </w:p>
-    <w:p>
-      <w:pPr>
-        <w:pStyle w:val="Heading1"/>
-      </w:pPr>
-      <w:r>
-        <w:t>11. Feedback, return check and learning record</w:t>
-      </w:r>
-    </w:p>
-    <w:p>
-      <w:r>
-        <w:t>Record the first repaired step and a different case to revisit after a delay.</w:t>
+        <w:t>11. Feedback · Repair and return</w:t>
+      </w:r>
+    </w:p>
+    <w:p>
+      <w:r>
+        <w:t>Keep this task’s inputs,rule and response together.</w:t>
+      </w:r>
+    </w:p>
+    <w:p>
+      <w:pPr>
+        <w:pStyle w:val="Heading2"/>
+      </w:pPr>
+      <w:r>
+        <w:t>Complete task and evidence</w:t>
       </w:r>
     </w:p>
     <w:tbl>
@@ -1685,12 +1022,9 @@
     </w:tbl>
     <w:p>
       <w:pPr>
-        <w:spacing w:line="336" w:lineRule="auto" w:after="180"/>
-      </w:pPr>
-      <w:r>
-        <w:rPr>
-          <w:b w:val="0"/>
-        </w:rPr>
+        <w:pStyle w:val="ListBullet"/>
+      </w:pPr>
+      <w:r>
         <w:t>Revisit this idea with your teacher after a delay. Familiarity is different from explaining and using it on a changed case.</w:t>
       </w:r>
     </w:p>
@@ -1699,105 +1033,330 @@
         <w:pStyle w:val="Heading1"/>
       </w:pPr>
       <w:r>
-        <w:t>12. Pictorial case practice: Parameters and architecture</w:t>
-      </w:r>
-    </w:p>
-    <w:p>
-      <w:r>
-        <w:t>Count trainable weights and biases separately from activation functions. Explain the labelled step before checking the changed condition.</w:t>
-      </w:r>
-    </w:p>
-    <w:p>
-      <w:pPr>
-        <w:spacing w:line="336" w:lineRule="auto" w:after="180"/>
-      </w:pPr>
-      <w:r>
-        <w:rPr>
-          <w:b w:val="0"/>
-        </w:rPr>
+        <w:t>Reference bank and extra practice</w:t>
+      </w:r>
+    </w:p>
+    <w:p>
+      <w:pPr>
+        <w:pStyle w:val="Heading1"/>
+      </w:pPr>
+      <w:r>
+        <w:t>02. Reference · Supported W2 record</w:t>
+      </w:r>
+    </w:p>
+    <w:p>
+      <w:r>
+        <w:t>Keep this task’s inputs,rule and response together.</w:t>
+      </w:r>
+    </w:p>
+    <w:p>
+      <w:pPr>
+        <w:pStyle w:val="Heading2"/>
+      </w:pPr>
+      <w:r>
+        <w:t>Complete task and evidence</w:t>
+      </w:r>
+    </w:p>
+    <w:p>
+      <w:pPr>
+        <w:pStyle w:val="ListBullet"/>
+      </w:pPr>
+      <w:r>
+        <w:t>Use W2: Sort the quantities for Parameters and architecture. Record the answer once; the lesson and workbook refer to the same attempt.</w:t>
+      </w:r>
+    </w:p>
+    <w:tbl>
+      <w:tblPr>
+        <w:tblStyle w:val="LightShading-Accent1"/>
+        <w:tblW w:type="auto" w:w="0"/>
+        <w:tblLook w:firstColumn="1" w:firstRow="1" w:lastColumn="0" w:lastRow="0" w:noHBand="0" w:noVBand="1" w:val="04A0"/>
+      </w:tblPr>
+      <w:tblGrid>
+        <w:gridCol w:w="2556"/>
+        <w:gridCol w:w="2556"/>
+        <w:gridCol w:w="2556"/>
+        <w:gridCol w:w="2556"/>
+      </w:tblGrid>
+      <w:tr>
+        <w:trPr>
+          <w:tblHeader/>
+        </w:trPr>
+        <w:tc>
+          <w:tcPr>
+            <w:tcW w:type="dxa" w:w="2556"/>
+          </w:tcPr>
+          <w:p>
+            <w:r>
+              <w:t>Given inputs</w:t>
+            </w:r>
+          </w:p>
+        </w:tc>
+        <w:tc>
+          <w:tcPr>
+            <w:tcW w:type="dxa" w:w="2556"/>
+          </w:tcPr>
+          <w:p>
+            <w:r>
+              <w:t>Procedure I chose</w:t>
+            </w:r>
+          </w:p>
+        </w:tc>
+        <w:tc>
+          <w:tcPr>
+            <w:tcW w:type="dxa" w:w="2556"/>
+          </w:tcPr>
+          <w:p>
+            <w:r>
+              <w:t>Middle steps</w:t>
+            </w:r>
+          </w:p>
+        </w:tc>
+        <w:tc>
+          <w:tcPr>
+            <w:tcW w:type="dxa" w:w="2556"/>
+          </w:tcPr>
+          <w:p>
+            <w:r>
+              <w:t>Result and check</w:t>
+            </w:r>
+          </w:p>
+        </w:tc>
+      </w:tr>
+      <w:tr>
+        <w:tc>
+          <w:tcPr>
+            <w:tcW w:type="dxa" w:w="2556"/>
+          </w:tcPr>
+          <w:p>
+            <w:r/>
+          </w:p>
+        </w:tc>
+        <w:tc>
+          <w:tcPr>
+            <w:tcW w:type="dxa" w:w="2556"/>
+          </w:tcPr>
+          <w:p>
+            <w:r/>
+          </w:p>
+        </w:tc>
+        <w:tc>
+          <w:tcPr>
+            <w:tcW w:type="dxa" w:w="2556"/>
+          </w:tcPr>
+          <w:p>
+            <w:r/>
+          </w:p>
+        </w:tc>
+        <w:tc>
+          <w:tcPr>
+            <w:tcW w:type="dxa" w:w="2556"/>
+          </w:tcPr>
+          <w:p>
+            <w:r/>
+          </w:p>
+        </w:tc>
+      </w:tr>
+    </w:tbl>
+    <w:p>
+      <w:pPr>
+        <w:pStyle w:val="Heading3"/>
+      </w:pPr>
+      <w:r>
+        <w:t>The step I completed without help, and the hint I needed</w:t>
+      </w:r>
+    </w:p>
+    <w:p>
+      <w:r>
+        <w:t>________________________________________________________________</w:t>
+      </w:r>
+    </w:p>
+    <w:p>
+      <w:r>
+        <w:t>________________________________________________________________</w:t>
+      </w:r>
+    </w:p>
+    <w:p>
+      <w:r>
+        <w:t>________________________________________________________________</w:t>
+      </w:r>
+    </w:p>
+    <w:p>
+      <w:pPr>
+        <w:pStyle w:val="Heading1"/>
+      </w:pPr>
+      <w:r>
+        <w:t>03. Extra practice · Individual reasoning check</w:t>
+      </w:r>
+    </w:p>
+    <w:p>
+      <w:r>
+        <w:t>Keep this task’s inputs,rule and response together.</w:t>
+      </w:r>
+    </w:p>
+    <w:p>
+      <w:pPr>
+        <w:pStyle w:val="Heading2"/>
+      </w:pPr>
+      <w:r>
+        <w:t>Complete task and evidence</w:t>
+      </w:r>
+    </w:p>
+    <w:p>
+      <w:pPr>
+        <w:pStyle w:val="ListBullet"/>
+      </w:pPr>
+      <w:r>
+        <w:t>Use the worked case for Parameters and architecture. Proposed explanation: “Count one bias per input”. Decide whether this explanation is supported. Point to the step or supplied fact that decides; explain your repair if needed.</w:t>
+      </w:r>
+    </w:p>
+    <w:p>
+      <w:pPr>
+        <w:pStyle w:val="Heading3"/>
+      </w:pPr>
+      <w:r>
+        <w:t>My explanation before partner discussion</w:t>
+      </w:r>
+    </w:p>
+    <w:p>
+      <w:r>
+        <w:t>________________________________________________________________</w:t>
+      </w:r>
+    </w:p>
+    <w:p>
+      <w:r>
+        <w:t>________________________________________________________________</w:t>
+      </w:r>
+    </w:p>
+    <w:p>
+      <w:r>
+        <w:t>________________________________________________________________</w:t>
+      </w:r>
+    </w:p>
+    <w:p>
+      <w:r>
+        <w:t>________________________________________________________________</w:t>
+      </w:r>
+    </w:p>
+    <w:p>
+      <w:pPr>
+        <w:pStyle w:val="Heading1"/>
+      </w:pPr>
+      <w:r>
+        <w:t>08. Reference · Earlier W4 response copy</w:t>
+      </w:r>
+    </w:p>
+    <w:p>
+      <w:r>
+        <w:t>Keep this task’s inputs,rule and response together.</w:t>
+      </w:r>
+    </w:p>
+    <w:p>
+      <w:pPr>
+        <w:pStyle w:val="Heading2"/>
+      </w:pPr>
+      <w:r>
+        <w:t>Complete task and evidence</w:t>
+      </w:r>
+    </w:p>
+    <w:p>
+      <w:pPr>
+        <w:pStyle w:val="ListBullet"/>
+      </w:pPr>
+      <w:r>
+        <w:t>A dense 3 to 2 to 2 network uses ReLU in the hidden layer and identity in the output layer, with one bias per unit. Give each layer count and the total. If hidden width becomes 4, recount and explain why activation values are excluded.</w:t>
+      </w:r>
+    </w:p>
+    <w:p>
+      <w:pPr>
+        <w:pStyle w:val="Heading3"/>
+      </w:pPr>
+      <w:r>
+        <w:t>My reasoning and evidence</w:t>
+      </w:r>
+    </w:p>
+    <w:p>
+      <w:r>
+        <w:t>________________________________________________________________</w:t>
+      </w:r>
+    </w:p>
+    <w:p>
+      <w:r>
+        <w:t>________________________________________________________________</w:t>
+      </w:r>
+    </w:p>
+    <w:p>
+      <w:r>
+        <w:t>________________________________________________________________</w:t>
+      </w:r>
+    </w:p>
+    <w:p>
+      <w:r>
+        <w:t>________________________________________________________________</w:t>
+      </w:r>
+    </w:p>
+    <w:p>
+      <w:r>
+        <w:t>________________________________________________________________</w:t>
+      </w:r>
+    </w:p>
+    <w:p>
+      <w:r>
+        <w:t>________________________________________________________________</w:t>
+      </w:r>
+    </w:p>
+    <w:p>
+      <w:r>
+        <w:t>________________________________________________________________</w:t>
+      </w:r>
+    </w:p>
+    <w:p>
+      <w:r>
+        <w:t>________________________________________________________________</w:t>
+      </w:r>
+    </w:p>
+    <w:p>
+      <w:pPr>
+        <w:pStyle w:val="Heading1"/>
+      </w:pPr>
+      <w:r>
+        <w:t>12. Extra practice · Pictured case</w:t>
+      </w:r>
+    </w:p>
+    <w:p>
+      <w:r>
+        <w:t>Keep this task’s inputs,rule and response together.</w:t>
+      </w:r>
+    </w:p>
+    <w:p>
+      <w:pPr>
+        <w:pStyle w:val="Heading2"/>
+      </w:pPr>
+      <w:r>
+        <w:t>Complete task and evidence</w:t>
+      </w:r>
+    </w:p>
+    <w:p>
+      <w:pPr>
+        <w:pStyle w:val="ListBullet"/>
+      </w:pPr>
+      <w:r>
         <w:t>Count trainable weights and biases separately from activation functions.</w:t>
       </w:r>
     </w:p>
     <w:p>
       <w:pPr>
-        <w:spacing w:line="336" w:lineRule="auto" w:after="180"/>
-      </w:pPr>
-      <w:r>
-        <w:rPr>
-          <w:b w:val="0"/>
-        </w:rPr>
-        <w:t xml:space="preserve">Dense toy </w:t>
-      </w:r>
-      <w:r>
-        <w:rPr>
-          <w:b/>
-        </w:rPr>
-        <w:t>architecture</w:t>
-      </w:r>
-      <w:r>
-        <w:rPr>
-          <w:b w:val="0"/>
-        </w:rPr>
-        <w:t xml:space="preserve"> 2 </w:t>
-      </w:r>
-      <w:r>
-        <w:rPr>
-          <w:b/>
-        </w:rPr>
-        <w:t>input</w:t>
-      </w:r>
-      <w:r>
-        <w:rPr>
-          <w:b w:val="0"/>
-        </w:rPr>
-        <w:t xml:space="preserve">s→3 hidden units→1 </w:t>
-      </w:r>
-      <w:r>
-        <w:rPr>
-          <w:b/>
-        </w:rPr>
-        <w:t>output</w:t>
-      </w:r>
-      <w:r>
-        <w:rPr>
-          <w:b w:val="0"/>
-        </w:rPr>
-        <w:t xml:space="preserve">. Every hidden and </w:t>
-      </w:r>
-      <w:r>
-        <w:rPr>
-          <w:b/>
-        </w:rPr>
-        <w:t>output</w:t>
-      </w:r>
-      <w:r>
-        <w:rPr>
-          <w:b w:val="0"/>
-        </w:rPr>
-        <w:t xml:space="preserve"> unit has one bias; hidden activation is ReLU.</w:t>
-      </w:r>
-    </w:p>
-    <w:p>
-      <w:pPr>
-        <w:spacing w:line="336" w:lineRule="auto" w:after="180"/>
-      </w:pPr>
-      <w:r>
-        <w:rPr>
-          <w:b w:val="0"/>
-        </w:rPr>
-        <w:t xml:space="preserve">All </w:t>
-      </w:r>
-      <w:r>
-        <w:rPr>
-          <w:b/>
-        </w:rPr>
-        <w:t>input</w:t>
-      </w:r>
-      <w:r>
-        <w:rPr>
-          <w:b w:val="0"/>
-        </w:rPr>
-        <w:t>s and outcomes in this worked example are invented classroom data; no real model run is claimed.</w:t>
+        <w:pStyle w:val="ListBullet"/>
+      </w:pPr>
+      <w:r>
+        <w:t>Dense toy architecture 2 inputs→3 hidden units→1 output. Every hidden and output unit has one bias; hidden activation is ReLU.</w:t>
+      </w:r>
+    </w:p>
+    <w:p>
+      <w:pPr>
+        <w:pStyle w:val="ListBullet"/>
+      </w:pPr>
+      <w:r>
+        <w:t>All inputs and outcomes in this worked example are invented classroom data; no real model run is claimed.</w:t>
       </w:r>
     </w:p>
     <w:p>
@@ -1874,37 +1433,10 @@
     </w:p>
     <w:p>
       <w:pPr>
-        <w:spacing w:line="336" w:lineRule="auto" w:after="180"/>
-      </w:pPr>
-      <w:r>
-        <w:rPr>
-          <w:b w:val="0"/>
-        </w:rPr>
-        <w:t xml:space="preserve">How many new </w:t>
-      </w:r>
-      <w:r>
-        <w:rPr>
-          <w:b/>
-        </w:rPr>
-        <w:t>parameter</w:t>
-      </w:r>
-      <w:r>
-        <w:rPr>
-          <w:b w:val="0"/>
-        </w:rPr>
-        <w:t xml:space="preserve">s did that one hidden unit add? Point to the relevant step in the picture, then write the changed result and the rule or </w:t>
-      </w:r>
-      <w:r>
-        <w:rPr>
-          <w:b/>
-        </w:rPr>
-        <w:t>evidence</w:t>
-      </w:r>
-      <w:r>
-        <w:rPr>
-          <w:b w:val="0"/>
-        </w:rPr>
-        <w:t xml:space="preserve"> that supports it.</w:t>
+        <w:pStyle w:val="ListBullet"/>
+      </w:pPr>
+      <w:r>
+        <w:t>How many new parameters did that one hidden unit add? Point to the relevant step in the picture, then write the changed result and the rule or evidence that supports it.</w:t>
       </w:r>
     </w:p>
     <w:p>
@@ -1947,68 +1479,18 @@
     </w:p>
     <w:p>
       <w:pPr>
-        <w:pStyle w:val="Heading3"/>
-      </w:pPr>
-      <w:r>
-        <w:t>Record the help used</w:t>
-      </w:r>
-    </w:p>
-    <w:p>
-      <w:pPr>
-        <w:spacing w:line="336" w:lineRule="auto" w:after="180"/>
-        <w:shd w:fill="F1F6F8"/>
-      </w:pPr>
-      <w:r>
-        <w:rPr>
-          <w:b w:val="0"/>
-        </w:rPr>
-        <w:t xml:space="preserve">Support used: alone / hint / worked example. This record is practice </w:t>
-      </w:r>
-      <w:r>
-        <w:rPr>
-          <w:b/>
-        </w:rPr>
-        <w:t>evidence</w:t>
-      </w:r>
-      <w:r>
-        <w:rPr>
-          <w:b w:val="0"/>
-        </w:rPr>
-        <w:t>.</w:t>
-      </w:r>
-    </w:p>
-    <w:p>
-      <w:pPr>
-        <w:spacing w:line="336" w:lineRule="auto" w:after="180"/>
-      </w:pPr>
-      <w:r>
-        <w:rPr>
-          <w:b w:val="0"/>
-        </w:rPr>
-        <w:t xml:space="preserve">Project connection: For your Image-pattern Network Investigation, save the </w:t>
-      </w:r>
-      <w:r>
-        <w:rPr>
-          <w:b/>
-        </w:rPr>
-        <w:t>input</w:t>
-      </w:r>
-      <w:r>
-        <w:rPr>
-          <w:b w:val="0"/>
-        </w:rPr>
-        <w:t>, procedure, observed result and limitation of this check.</w:t>
-      </w:r>
-    </w:p>
-    <w:p>
-      <w:pPr>
-        <w:spacing w:line="336" w:lineRule="auto" w:after="180"/>
-      </w:pPr>
-      <w:r>
-        <w:rPr>
-          <w:b w:val="0"/>
-        </w:rPr>
-        <w:t>Label this worked example as practice; use a different, previously unreviewed case when checking independent understanding.</w:t>
+        <w:pStyle w:val="ListBullet"/>
+      </w:pPr>
+      <w:r>
+        <w:t>Support used: alone / hint / worked example. This record is practice evidence.</w:t>
+      </w:r>
+    </w:p>
+    <w:p>
+      <w:pPr>
+        <w:pStyle w:val="ListBullet"/>
+      </w:pPr>
+      <w:r>
+        <w:t>Project connection: For your Image-pattern Network Investigation, save the input, procedure, observed result and limitation of this check. Label this worked example as practice; use a different, previously unreviewed case when checking independent understanding.</w:t>
       </w:r>
     </w:p>
     <w:p>
@@ -2016,92 +1498,44 @@
         <w:pStyle w:val="Heading1"/>
       </w:pPr>
       <w:r>
-        <w:t>13. Project portfolio milestone</w:t>
-      </w:r>
-    </w:p>
-    <w:p>
-      <w:r>
-        <w:t>Keep this week’s input, deciding step, result and limit together in the Image-pattern Network Investigation record.</w:t>
-      </w:r>
-    </w:p>
-    <w:p>
-      <w:pPr>
-        <w:spacing w:line="336" w:lineRule="auto" w:after="180"/>
-      </w:pPr>
-      <w:r>
-        <w:rPr>
-          <w:b w:val="0"/>
-        </w:rPr>
+        <w:t>13. Reference · Project milestone</w:t>
+      </w:r>
+    </w:p>
+    <w:p>
+      <w:r>
+        <w:t>Keep this task’s inputs,rule and response together.</w:t>
+      </w:r>
+    </w:p>
+    <w:p>
+      <w:pPr>
+        <w:pStyle w:val="Heading2"/>
+      </w:pPr>
+      <w:r>
+        <w:t>Complete task and evidence</w:t>
+      </w:r>
+    </w:p>
+    <w:p>
+      <w:pPr>
+        <w:pStyle w:val="ListBullet"/>
+      </w:pPr>
+      <w:r>
         <w:t>Project: Image-pattern Network Investigation</w:t>
       </w:r>
     </w:p>
     <w:p>
       <w:pPr>
-        <w:spacing w:line="336" w:lineRule="auto" w:after="180"/>
-      </w:pPr>
-      <w:r>
-        <w:rPr>
-          <w:b w:val="0"/>
-        </w:rPr>
-        <w:t xml:space="preserve">Current milestone: Make a transparent first version. Keep a trace of how one </w:t>
-      </w:r>
-      <w:r>
-        <w:rPr>
-          <w:b/>
-        </w:rPr>
-        <w:t>input</w:t>
-      </w:r>
-      <w:r>
-        <w:rPr>
-          <w:b w:val="0"/>
-        </w:rPr>
-        <w:t xml:space="preserve"> becomes an </w:t>
-      </w:r>
-      <w:r>
-        <w:rPr>
-          <w:b/>
-        </w:rPr>
-        <w:t>output</w:t>
-      </w:r>
-      <w:r>
-        <w:rPr>
-          <w:b w:val="0"/>
-        </w:rPr>
-        <w:t>; explain the rule or learned component.</w:t>
-      </w:r>
-    </w:p>
-    <w:p>
-      <w:pPr>
-        <w:spacing w:line="336" w:lineRule="auto" w:after="180"/>
-      </w:pPr>
-      <w:r>
-        <w:rPr>
-          <w:b w:val="0"/>
-        </w:rPr>
-        <w:t xml:space="preserve">For your Image-pattern Network Investigation, save the </w:t>
-      </w:r>
-      <w:r>
-        <w:rPr>
-          <w:b/>
-        </w:rPr>
-        <w:t>input</w:t>
-      </w:r>
-      <w:r>
-        <w:rPr>
-          <w:b w:val="0"/>
-        </w:rPr>
-        <w:t>, procedure, observed result and limitation of this check.</w:t>
-      </w:r>
-    </w:p>
-    <w:p>
-      <w:pPr>
-        <w:spacing w:line="336" w:lineRule="auto" w:after="180"/>
-      </w:pPr>
-      <w:r>
-        <w:rPr>
-          <w:b w:val="0"/>
-        </w:rPr>
-        <w:t>Label this worked example as practice; use a different, previously unreviewed case when checking independent understanding.</w:t>
+        <w:pStyle w:val="ListBullet"/>
+      </w:pPr>
+      <w:r>
+        <w:t>Current milestone: Make a transparent first version. Keep a trace of how one input becomes an output; explain the rule or learned component.</w:t>
+      </w:r>
+    </w:p>
+    <w:p>
+      <w:pPr>
+        <w:pStyle w:val="ListBullet"/>
+      </w:pPr>
+      <w:r>
+        <w:t>For your Image-pattern Network Investigation, save the input, procedure, observed result and limitation of this check. Label this worked example as practice; use a different, previously unreviewed case when checking independent understanding.</w:t>
       </w:r>
     </w:p>
     <w:tbl>
@@ -2258,12 +1692,675 @@
         <w:pStyle w:val="Heading1"/>
       </w:pPr>
       <w:r>
-        <w:t>14. Supported practice and learning evidence</w:t>
-      </w:r>
-    </w:p>
-    <w:p>
-      <w:r>
-        <w:t>Try the supported questions before comparing with hints and feedback. Record what you repaired and the evidence you retained.</w:t>
+        <w:t>14. Extra practice · Predict,check and repair</w:t>
+      </w:r>
+    </w:p>
+    <w:p>
+      <w:r>
+        <w:t>Keep supported feedback separate from the independent case.</w:t>
+      </w:r>
+    </w:p>
+    <w:p>
+      <w:pPr>
+        <w:pStyle w:val="Heading2"/>
+      </w:pPr>
+      <w:r>
+        <w:t>First supported question and optional hint</w:t>
+      </w:r>
+    </w:p>
+    <w:p>
+      <w:pPr>
+        <w:pStyle w:val="ListBullet"/>
+      </w:pPr>
+      <w:r>
+        <w:t>Count trainable weights and biases separately from activation functions.</w:t>
+      </w:r>
+    </w:p>
+    <w:p>
+      <w:pPr>
+        <w:pStyle w:val="Heading3"/>
+      </w:pPr>
+      <w:r>
+        <w:t>Practice 1: explain the deciding evidence</w:t>
+      </w:r>
+    </w:p>
+    <w:p>
+      <w:pPr>
+        <w:pStyle w:val="ListBullet"/>
+      </w:pPr>
+      <w:r>
+        <w:t>Which labelled step matches this detail? Total trainable parameters=9+4=13; ReLU adds no parameters here.</w:t>
+      </w:r>
+    </w:p>
+    <w:p>
+      <w:pPr>
+        <w:pStyle w:val="ListBullet"/>
+      </w:pPr>
+      <w:r>
+        <w:t>1. Total</w:t>
+      </w:r>
+    </w:p>
+    <w:p>
+      <w:pPr>
+        <w:pStyle w:val="ListBullet"/>
+      </w:pPr>
+      <w:r>
+        <w:t>2. Count output layer</w:t>
+      </w:r>
+    </w:p>
+    <w:p>
+      <w:pPr>
+        <w:pStyle w:val="ListBullet"/>
+      </w:pPr>
+      <w:r>
+        <w:t>3. Count first layer</w:t>
+      </w:r>
+    </w:p>
+    <w:p>
+      <w:pPr>
+        <w:pStyle w:val="Heading3"/>
+      </w:pPr>
+      <w:r>
+        <w:t>My selected conclusion, deciding fact and explanation</w:t>
+      </w:r>
+    </w:p>
+    <w:p>
+      <w:r>
+        <w:t>________________________________________________________________</w:t>
+      </w:r>
+    </w:p>
+    <w:p>
+      <w:r>
+        <w:t>________________________________________________________________</w:t>
+      </w:r>
+    </w:p>
+    <w:p>
+      <w:r>
+        <w:t>________________________________________________________________</w:t>
+      </w:r>
+    </w:p>
+    <w:p>
+      <w:r>
+        <w:t>________________________________________________________________</w:t>
+      </w:r>
+    </w:p>
+    <w:p>
+      <w:r>
+        <w:t>________________________________________________________________</w:t>
+      </w:r>
+    </w:p>
+    <w:p>
+      <w:pPr>
+        <w:pStyle w:val="ListBullet"/>
+      </w:pPr>
+      <w:r>
+        <w:t>Hint if needed: Read the steps in the pictorial case. Match the supplied detail to the stage that performs or records it.</w:t>
+      </w:r>
+    </w:p>
+    <w:p>
+      <w:pPr>
+        <w:pStyle w:val="Heading2"/>
+      </w:pPr>
+      <w:r>
+        <w:t>Check after the first attempt · reference / check after trying</w:t>
+      </w:r>
+    </w:p>
+    <w:p>
+      <w:pPr>
+        <w:spacing w:line="336" w:lineRule="auto" w:after="180"/>
+      </w:pPr>
+      <w:r>
+        <w:rPr>
+          <w:b w:val="0"/>
+        </w:rPr>
+        <w:t xml:space="preserve">After your attempt, compare with the supported explanation: Total Total trainable </w:t>
+      </w:r>
+      <w:r>
+        <w:rPr>
+          <w:b/>
+        </w:rPr>
+        <w:t>parameter</w:t>
+      </w:r>
+      <w:r>
+        <w:rPr>
+          <w:b w:val="0"/>
+        </w:rPr>
+        <w:t xml:space="preserve">s=9+4=13; ReLU adds no </w:t>
+      </w:r>
+      <w:r>
+        <w:rPr>
+          <w:b/>
+        </w:rPr>
+        <w:t>parameter</w:t>
+      </w:r>
+      <w:r>
+        <w:rPr>
+          <w:b w:val="0"/>
+        </w:rPr>
+        <w:t xml:space="preserve">s here. Count one weight for each </w:t>
+      </w:r>
+      <w:r>
+        <w:rPr>
+          <w:b/>
+        </w:rPr>
+        <w:t>input</w:t>
+      </w:r>
+      <w:r>
+        <w:rPr>
+          <w:b w:val="0"/>
+        </w:rPr>
+        <w:t>-to-unit connection and one bias for each receiving unit.</w:t>
+      </w:r>
+    </w:p>
+    <w:p>
+      <w:pPr>
+        <w:spacing w:line="336" w:lineRule="auto" w:after="180"/>
+      </w:pPr>
+      <w:r>
+        <w:rPr>
+          <w:b w:val="0"/>
+        </w:rPr>
+        <w:t xml:space="preserve">Two </w:t>
+      </w:r>
+      <w:r>
+        <w:rPr>
+          <w:b/>
+        </w:rPr>
+        <w:t>input</w:t>
+      </w:r>
+      <w:r>
+        <w:rPr>
+          <w:b w:val="0"/>
+        </w:rPr>
+        <w:t xml:space="preserve">s connecting to three hidden units make six weights. The three hidden </w:t>
+      </w:r>
+      <w:r>
+        <w:rPr>
+          <w:b/>
+        </w:rPr>
+        <w:t>output</w:t>
+      </w:r>
+      <w:r>
+        <w:rPr>
+          <w:b w:val="0"/>
+        </w:rPr>
+        <w:t xml:space="preserve">s connect to one </w:t>
+      </w:r>
+      <w:r>
+        <w:rPr>
+          <w:b/>
+        </w:rPr>
+        <w:t>output</w:t>
+      </w:r>
+      <w:r>
+        <w:rPr>
+          <w:b w:val="0"/>
+        </w:rPr>
+        <w:t xml:space="preserve"> unit through three more weights. ReLU applies a fixed function and adds no adjustable </w:t>
+      </w:r>
+      <w:r>
+        <w:rPr>
+          <w:b/>
+        </w:rPr>
+        <w:t>parameter</w:t>
+      </w:r>
+      <w:r>
+        <w:rPr>
+          <w:b w:val="0"/>
+        </w:rPr>
+        <w:t xml:space="preserve"> here.</w:t>
+      </w:r>
+    </w:p>
+    <w:p>
+      <w:pPr>
+        <w:spacing w:line="336" w:lineRule="auto" w:after="180"/>
+      </w:pPr>
+      <w:r>
+        <w:rPr>
+          <w:b/>
+        </w:rPr>
+        <w:t>Architecture</w:t>
+      </w:r>
+      <w:r>
+        <w:rPr>
+          <w:b w:val="0"/>
+        </w:rPr>
+        <w:t xml:space="preserve"> determines the connection pattern; learned values occupy those connections.</w:t>
+      </w:r>
+    </w:p>
+    <w:p>
+      <w:pPr>
+        <w:pStyle w:val="Heading2"/>
+      </w:pPr>
+      <w:r>
+        <w:t>Changed-case question and optional hint</w:t>
+      </w:r>
+    </w:p>
+    <w:p>
+      <w:pPr>
+        <w:pStyle w:val="Heading3"/>
+      </w:pPr>
+      <w:r>
+        <w:t>Practice 2: explain the deciding evidence</w:t>
+      </w:r>
+    </w:p>
+    <w:p>
+      <w:pPr>
+        <w:pStyle w:val="ListBullet"/>
+      </w:pPr>
+      <w:r>
+        <w:t>Changed-case practice: Increase hidden width from 3 to4. Which conclusion is supported by the supplied facts?</w:t>
+      </w:r>
+    </w:p>
+    <w:p>
+      <w:pPr>
+        <w:pStyle w:val="ListBullet"/>
+      </w:pPr>
+      <w:r>
+        <w:t>1. This one example guarantees correct results for every future input.</w:t>
+      </w:r>
+    </w:p>
+    <w:p>
+      <w:pPr>
+        <w:pStyle w:val="ListBullet"/>
+      </w:pPr>
+      <w:r>
+        <w:t>2. We can decide the result without examining the changed input or the procedure.</w:t>
+      </w:r>
+    </w:p>
+    <w:p>
+      <w:pPr>
+        <w:pStyle w:val="ListBullet"/>
+      </w:pPr>
+      <w:r>
+        <w:t>3. First layer 12 parameters; output layer 5; total 17.</w:t>
+      </w:r>
+    </w:p>
+    <w:p>
+      <w:pPr>
+        <w:pStyle w:val="Heading3"/>
+      </w:pPr>
+      <w:r>
+        <w:t>My selected conclusion, deciding fact and explanation</w:t>
+      </w:r>
+    </w:p>
+    <w:p>
+      <w:r>
+        <w:t>________________________________________________________________</w:t>
+      </w:r>
+    </w:p>
+    <w:p>
+      <w:r>
+        <w:t>________________________________________________________________</w:t>
+      </w:r>
+    </w:p>
+    <w:p>
+      <w:r>
+        <w:t>________________________________________________________________</w:t>
+      </w:r>
+    </w:p>
+    <w:p>
+      <w:r>
+        <w:t>________________________________________________________________</w:t>
+      </w:r>
+    </w:p>
+    <w:p>
+      <w:r>
+        <w:t>________________________________________________________________</w:t>
+      </w:r>
+    </w:p>
+    <w:p>
+      <w:pPr>
+        <w:pStyle w:val="ListBullet"/>
+      </w:pPr>
+      <w:r>
+        <w:t>Hint if needed: Use the changed condition and the deciding step in the pictorial trace. The answer must say what follows from those facts.</w:t>
+      </w:r>
+    </w:p>
+    <w:p>
+      <w:pPr>
+        <w:pStyle w:val="Heading2"/>
+      </w:pPr>
+      <w:r>
+        <w:t>Check after the changed attempt · reference / check after trying</w:t>
+      </w:r>
+    </w:p>
+    <w:p>
+      <w:pPr>
+        <w:spacing w:line="336" w:lineRule="auto" w:after="180"/>
+      </w:pPr>
+      <w:r>
+        <w:rPr>
+          <w:b w:val="0"/>
+        </w:rPr>
+        <w:t xml:space="preserve">After your attempt, compare with the supported explanation: First layer 12 </w:t>
+      </w:r>
+      <w:r>
+        <w:rPr>
+          <w:b/>
+        </w:rPr>
+        <w:t>parameter</w:t>
+      </w:r>
+      <w:r>
+        <w:rPr>
+          <w:b w:val="0"/>
+        </w:rPr>
+        <w:t xml:space="preserve">s; </w:t>
+      </w:r>
+      <w:r>
+        <w:rPr>
+          <w:b/>
+        </w:rPr>
+        <w:t>output</w:t>
+      </w:r>
+      <w:r>
+        <w:rPr>
+          <w:b w:val="0"/>
+        </w:rPr>
+        <w:t xml:space="preserve"> layer 5; total 17. Each new hidden unit adds 2 </w:t>
+      </w:r>
+      <w:r>
+        <w:rPr>
+          <w:b/>
+        </w:rPr>
+        <w:t>input</w:t>
+      </w:r>
+      <w:r>
+        <w:rPr>
+          <w:b w:val="0"/>
+        </w:rPr>
+        <w:t xml:space="preserve"> weights, 1 hidden bias and 1 outgoing weight.</w:t>
+      </w:r>
+    </w:p>
+    <w:p>
+      <w:pPr>
+        <w:pStyle w:val="Heading2"/>
+      </w:pPr>
+      <w:r>
+        <w:t>Repair and retain the record</w:t>
+      </w:r>
+    </w:p>
+    <w:p>
+      <w:pPr>
+        <w:spacing w:line="336" w:lineRule="auto" w:after="180"/>
+      </w:pPr>
+      <w:r>
+        <w:rPr>
+          <w:b w:val="0"/>
+        </w:rPr>
+        <w:t>Review Forward passes by hand (ai-5/6). Goal: Record scores and activations in dependency order. Short practice: Why should feedback identify h before correcting only y?</w:t>
+      </w:r>
+    </w:p>
+    <w:p>
+      <w:pPr>
+        <w:spacing w:line="336" w:lineRule="auto" w:after="180"/>
+      </w:pPr>
+      <w:r>
+        <w:rPr>
+          <w:b w:val="0"/>
+        </w:rPr>
+        <w:t xml:space="preserve">Point to the relevant step in the picture, then write the changed result and the rule or </w:t>
+      </w:r>
+      <w:r>
+        <w:rPr>
+          <w:b/>
+        </w:rPr>
+        <w:t>evidence</w:t>
+      </w:r>
+      <w:r>
+        <w:rPr>
+          <w:b w:val="0"/>
+        </w:rPr>
+        <w:t xml:space="preserve"> that supports it.. Return to this week and explain what you changed.</w:t>
+      </w:r>
+    </w:p>
+    <w:p>
+      <w:pPr>
+        <w:spacing w:line="336" w:lineRule="auto" w:after="180"/>
+      </w:pPr>
+      <w:r>
+        <w:rPr>
+          <w:b w:val="0"/>
+        </w:rPr>
+        <w:t xml:space="preserve">Review Activation functions (ai-5/4). Goal: Trace identity ReLU and sigmoid on a numerical score. Short practice: Which original </w:t>
+      </w:r>
+      <w:r>
+        <w:rPr>
+          <w:b/>
+        </w:rPr>
+        <w:t>input</w:t>
+      </w:r>
+      <w:r>
+        <w:rPr>
+          <w:b w:val="0"/>
+        </w:rPr>
+        <w:t xml:space="preserve">s cannot be distinguished by this network’s final </w:t>
+      </w:r>
+      <w:r>
+        <w:rPr>
+          <w:b/>
+        </w:rPr>
+        <w:t>output</w:t>
+      </w:r>
+      <w:r>
+        <w:rPr>
+          <w:b w:val="0"/>
+        </w:rPr>
+        <w:t>?</w:t>
+      </w:r>
+    </w:p>
+    <w:p>
+      <w:pPr>
+        <w:spacing w:line="336" w:lineRule="auto" w:after="180"/>
+      </w:pPr>
+      <w:r>
+        <w:rPr>
+          <w:b w:val="0"/>
+        </w:rPr>
+        <w:t xml:space="preserve">Point to the relevant step in the picture, then write the changed result and the rule or </w:t>
+      </w:r>
+      <w:r>
+        <w:rPr>
+          <w:b/>
+        </w:rPr>
+        <w:t>evidence</w:t>
+      </w:r>
+      <w:r>
+        <w:rPr>
+          <w:b w:val="0"/>
+        </w:rPr>
+        <w:t xml:space="preserve"> that supports it.. Return to this week and explain what you changed.</w:t>
+      </w:r>
+    </w:p>
+    <w:p>
+      <w:pPr>
+        <w:spacing w:line="336" w:lineRule="auto" w:after="180"/>
+      </w:pPr>
+      <w:r>
+        <w:rPr>
+          <w:b w:val="0"/>
+        </w:rPr>
+        <w:t xml:space="preserve">Review Representing </w:t>
+      </w:r>
+      <w:r>
+        <w:rPr>
+          <w:b/>
+        </w:rPr>
+        <w:t>input</w:t>
+      </w:r>
+      <w:r>
+        <w:rPr>
+          <w:b w:val="0"/>
+        </w:rPr>
+        <w:t xml:space="preserve">s as vectors (ai-5/1). Goal: Encode a record using a fixed feature order and units. Short practice: Why does equal total brightness not make A and B identical </w:t>
+      </w:r>
+      <w:r>
+        <w:rPr>
+          <w:b/>
+        </w:rPr>
+        <w:t>input</w:t>
+      </w:r>
+      <w:r>
+        <w:rPr>
+          <w:b w:val="0"/>
+        </w:rPr>
+        <w:t>s?</w:t>
+      </w:r>
+    </w:p>
+    <w:p>
+      <w:pPr>
+        <w:spacing w:line="336" w:lineRule="auto" w:after="180"/>
+      </w:pPr>
+      <w:r>
+        <w:rPr>
+          <w:b w:val="0"/>
+        </w:rPr>
+        <w:t xml:space="preserve">Point to the relevant step in the picture, then write the changed result and the rule or </w:t>
+      </w:r>
+      <w:r>
+        <w:rPr>
+          <w:b/>
+        </w:rPr>
+        <w:t>evidence</w:t>
+      </w:r>
+      <w:r>
+        <w:rPr>
+          <w:b w:val="0"/>
+        </w:rPr>
+        <w:t xml:space="preserve"> that supports it.. Return to this week and explain what you changed.</w:t>
+      </w:r>
+    </w:p>
+    <w:p>
+      <w:pPr>
+        <w:spacing w:line="336" w:lineRule="auto" w:after="180"/>
+      </w:pPr>
+      <w:r>
+        <w:rPr>
+          <w:b w:val="0"/>
+        </w:rPr>
+        <w:t xml:space="preserve">The browser lab lets you edit the supported Python examples already included in this lesson. Predict first, run, inspect the actual </w:t>
+      </w:r>
+      <w:r>
+        <w:rPr>
+          <w:b/>
+        </w:rPr>
+        <w:t>output</w:t>
+      </w:r>
+      <w:r>
+        <w:rPr>
+          <w:b w:val="0"/>
+        </w:rPr>
+        <w:t xml:space="preserve"> or error, change one </w:t>
+      </w:r>
+      <w:r>
+        <w:rPr>
+          <w:b/>
+        </w:rPr>
+        <w:t>input</w:t>
+      </w:r>
+      <w:r>
+        <w:rPr>
+          <w:b w:val="0"/>
+        </w:rPr>
+        <w:t>, then run again.</w:t>
+      </w:r>
+    </w:p>
+    <w:p>
+      <w:pPr>
+        <w:spacing w:line="336" w:lineRule="auto" w:after="180"/>
+      </w:pPr>
+      <w:r>
+        <w:rPr>
+          <w:b w:val="0"/>
+        </w:rPr>
+        <w:t xml:space="preserve">Keep code, </w:t>
+      </w:r>
+      <w:r>
+        <w:rPr>
+          <w:b/>
+        </w:rPr>
+        <w:t>prediction</w:t>
+      </w:r>
+      <w:r>
+        <w:rPr>
+          <w:b w:val="0"/>
+        </w:rPr>
+        <w:t>s, actual results and a reasoned revision together. On paper, label your result as a trace rather than an execution.</w:t>
+      </w:r>
+    </w:p>
+    <w:p>
+      <w:pPr>
+        <w:spacing w:line="336" w:lineRule="auto" w:after="180"/>
+      </w:pPr>
+      <w:r>
+        <w:rPr>
+          <w:b w:val="0"/>
+        </w:rPr>
+        <w:t xml:space="preserve">Use Download completed work in the hosted lesson to export your answers, reflections, practice feedback and code-run </w:t>
+      </w:r>
+      <w:r>
+        <w:rPr>
+          <w:b/>
+        </w:rPr>
+        <w:t>evidence</w:t>
+      </w:r>
+      <w:r>
+        <w:rPr>
+          <w:b w:val="0"/>
+        </w:rPr>
+        <w:t>. Open the HTML copy to read or print it.</w:t>
+      </w:r>
+    </w:p>
+    <w:p>
+      <w:pPr>
+        <w:spacing w:line="336" w:lineRule="auto" w:after="180"/>
+      </w:pPr>
+      <w:r>
+        <w:rPr>
+          <w:b w:val="0"/>
+        </w:rPr>
+        <w:t>Drafts stay in this browser when storage is available; clear drafts on a shared device.</w:t>
+      </w:r>
+    </w:p>
+    <w:p>
+      <w:pPr>
+        <w:pStyle w:val="Heading3"/>
+      </w:pPr>
+      <w:r>
+        <w:t>What I repaired, the evidence I kept and the next test</w:t>
+      </w:r>
+    </w:p>
+    <w:p>
+      <w:r>
+        <w:t>________________________________________________________________</w:t>
+      </w:r>
+    </w:p>
+    <w:p>
+      <w:r>
+        <w:t>________________________________________________________________</w:t>
+      </w:r>
+    </w:p>
+    <w:p>
+      <w:r>
+        <w:t>________________________________________________________________</w:t>
+      </w:r>
+    </w:p>
+    <w:p>
+      <w:r>
+        <w:t>________________________________________________________________</w:t>
+      </w:r>
+    </w:p>
+    <w:p>
+      <w:r>
+        <w:t>________________________________________________________________</w:t>
+      </w:r>
+    </w:p>
+    <w:p>
+      <w:pPr>
+        <w:pStyle w:val="Heading2"/>
+      </w:pPr>
+      <w:r>
+        <w:t>Earlier wording, alternatives and picture transcripts · reference / check after trying</w:t>
       </w:r>
     </w:p>
     <w:p>
@@ -2279,104 +2376,10 @@
     </w:p>
     <w:p>
       <w:pPr>
-        <w:spacing w:line="336" w:lineRule="auto" w:after="180"/>
-      </w:pPr>
-      <w:r>
-        <w:rPr>
-          <w:b w:val="0"/>
-        </w:rPr>
-        <w:t>Count trainable weights and biases separately from activation functions.</w:t>
-      </w:r>
-    </w:p>
-    <w:p>
-      <w:pPr>
         <w:pStyle w:val="Heading3"/>
       </w:pPr>
       <w:r>
-        <w:t>Practice 1: explain the deciding evidence</w:t>
-      </w:r>
-    </w:p>
-    <w:p>
-      <w:pPr>
-        <w:spacing w:line="336" w:lineRule="auto" w:after="180"/>
-      </w:pPr>
-      <w:r>
-        <w:rPr>
-          <w:b w:val="0"/>
-        </w:rPr>
-        <w:t xml:space="preserve">Which labelled step matches this detail? Total trainable </w:t>
-      </w:r>
-      <w:r>
-        <w:rPr>
-          <w:b/>
-        </w:rPr>
-        <w:t>parameter</w:t>
-      </w:r>
-      <w:r>
-        <w:rPr>
-          <w:b w:val="0"/>
-        </w:rPr>
-        <w:t xml:space="preserve">s=9+4=13; ReLU adds no </w:t>
-      </w:r>
-      <w:r>
-        <w:rPr>
-          <w:b/>
-        </w:rPr>
-        <w:t>parameter</w:t>
-      </w:r>
-      <w:r>
-        <w:rPr>
-          <w:b w:val="0"/>
-        </w:rPr>
-        <w:t>s here.</w:t>
-      </w:r>
-    </w:p>
-    <w:p>
-      <w:pPr>
-        <w:spacing w:line="336" w:lineRule="auto" w:after="180"/>
-        <w:shd w:fill="F4F9FC"/>
-      </w:pPr>
-      <w:r>
-        <w:rPr>
-          <w:b w:val="0"/>
-        </w:rPr>
-        <w:t>1. Total</w:t>
-      </w:r>
-    </w:p>
-    <w:p>
-      <w:pPr>
-        <w:spacing w:line="336" w:lineRule="auto" w:after="180"/>
-        <w:shd w:fill="F4F9FC"/>
-      </w:pPr>
-      <w:r>
-        <w:rPr>
-          <w:b w:val="0"/>
-        </w:rPr>
-        <w:t xml:space="preserve">2. Count </w:t>
-      </w:r>
-      <w:r>
-        <w:rPr>
-          <w:b/>
-        </w:rPr>
-        <w:t>output</w:t>
-      </w:r>
-      <w:r>
-        <w:rPr>
-          <w:b w:val="0"/>
-        </w:rPr>
-        <w:t xml:space="preserve"> layer</w:t>
-      </w:r>
-    </w:p>
-    <w:p>
-      <w:pPr>
-        <w:spacing w:line="336" w:lineRule="auto" w:after="180"/>
-        <w:shd w:fill="F4F9FC"/>
-      </w:pPr>
-      <w:r>
-        <w:rPr>
-          <w:b w:val="0"/>
-        </w:rPr>
-        <w:t>3. Count first layer</w:t>
+        <w:t>Repair a missing building block</w:t>
       </w:r>
     </w:p>
     <w:p>
@@ -2384,32 +2387,7 @@
         <w:pStyle w:val="Heading3"/>
       </w:pPr>
       <w:r>
-        <w:t>My selected conclusion, deciding fact and explanation</w:t>
-      </w:r>
-    </w:p>
-    <w:p>
-      <w:r>
-        <w:t>________________________________________________________________</w:t>
-      </w:r>
-    </w:p>
-    <w:p>
-      <w:r>
-        <w:t>________________________________________________________________</w:t>
-      </w:r>
-    </w:p>
-    <w:p>
-      <w:r>
-        <w:t>________________________________________________________________</w:t>
-      </w:r>
-    </w:p>
-    <w:p>
-      <w:r>
-        <w:t>________________________________________________________________</w:t>
-      </w:r>
-    </w:p>
-    <w:p>
-      <w:r>
-        <w:t>________________________________________________________________</w:t>
+        <w:t>Predict, run and debug</w:t>
       </w:r>
     </w:p>
     <w:p>
@@ -2417,691 +2395,25 @@
         <w:pStyle w:val="Heading3"/>
       </w:pPr>
       <w:r>
-        <w:t>Hint · try first</w:t>
-      </w:r>
-    </w:p>
-    <w:p>
-      <w:pPr>
-        <w:spacing w:line="336" w:lineRule="auto" w:after="180"/>
-        <w:shd w:fill="F1F6F8"/>
-      </w:pPr>
-      <w:r>
-        <w:rPr>
-          <w:b w:val="0"/>
-        </w:rPr>
-        <w:t>Hint if needed: Read the steps in the pictorial case. Match the supplied detail to the stage that performs or records it.</w:t>
-      </w:r>
-    </w:p>
-    <w:p>
-      <w:pPr>
-        <w:pStyle w:val="Heading3"/>
-      </w:pPr>
-      <w:r>
-        <w:t>Feedback · compare after trying</w:t>
-      </w:r>
-    </w:p>
-    <w:p>
-      <w:pPr>
-        <w:spacing w:line="336" w:lineRule="auto" w:after="180"/>
-        <w:shd w:fill="F1F6FC"/>
-      </w:pPr>
-      <w:r>
-        <w:rPr>
-          <w:b w:val="0"/>
-        </w:rPr>
-        <w:t xml:space="preserve">After your attempt, compare with the supported explanation: Total Total trainable </w:t>
-      </w:r>
-      <w:r>
-        <w:rPr>
-          <w:b/>
-        </w:rPr>
-        <w:t>parameter</w:t>
-      </w:r>
-      <w:r>
-        <w:rPr>
-          <w:b w:val="0"/>
-        </w:rPr>
-        <w:t xml:space="preserve">s=9+4=13; ReLU adds no </w:t>
-      </w:r>
-      <w:r>
-        <w:rPr>
-          <w:b/>
-        </w:rPr>
-        <w:t>parameter</w:t>
-      </w:r>
-      <w:r>
-        <w:rPr>
-          <w:b w:val="0"/>
-        </w:rPr>
-        <w:t xml:space="preserve">s here. Count one weight for each </w:t>
-      </w:r>
-      <w:r>
-        <w:rPr>
-          <w:b/>
-        </w:rPr>
-        <w:t>input</w:t>
-      </w:r>
-      <w:r>
-        <w:rPr>
-          <w:b w:val="0"/>
-        </w:rPr>
-        <w:t>-to-unit connection and one bias for each receiving unit.</w:t>
-      </w:r>
-    </w:p>
-    <w:p>
-      <w:pPr>
-        <w:spacing w:line="336" w:lineRule="auto" w:after="180"/>
-        <w:shd w:fill="F1F6FC"/>
-      </w:pPr>
-      <w:r>
-        <w:rPr>
-          <w:b w:val="0"/>
-        </w:rPr>
-        <w:t xml:space="preserve">Two </w:t>
-      </w:r>
-      <w:r>
-        <w:rPr>
-          <w:b/>
-        </w:rPr>
-        <w:t>input</w:t>
-      </w:r>
-      <w:r>
-        <w:rPr>
-          <w:b w:val="0"/>
-        </w:rPr>
-        <w:t xml:space="preserve">s connecting to three hidden units make six weights. The three hidden </w:t>
-      </w:r>
-      <w:r>
-        <w:rPr>
-          <w:b/>
-        </w:rPr>
-        <w:t>output</w:t>
-      </w:r>
-      <w:r>
-        <w:rPr>
-          <w:b w:val="0"/>
-        </w:rPr>
-        <w:t xml:space="preserve">s connect to one </w:t>
-      </w:r>
-      <w:r>
-        <w:rPr>
-          <w:b/>
-        </w:rPr>
-        <w:t>output</w:t>
-      </w:r>
-      <w:r>
-        <w:rPr>
-          <w:b w:val="0"/>
-        </w:rPr>
-        <w:t xml:space="preserve"> unit through three more weights. ReLU applies a fixed function and adds no adjustable </w:t>
-      </w:r>
-      <w:r>
-        <w:rPr>
-          <w:b/>
-        </w:rPr>
-        <w:t>parameter</w:t>
-      </w:r>
-      <w:r>
-        <w:rPr>
-          <w:b w:val="0"/>
-        </w:rPr>
-        <w:t xml:space="preserve"> here.</w:t>
-      </w:r>
-    </w:p>
-    <w:p>
-      <w:pPr>
-        <w:spacing w:line="336" w:lineRule="auto" w:after="180"/>
-        <w:shd w:fill="F1F6FC"/>
-      </w:pPr>
-      <w:r>
-        <w:rPr>
-          <w:b/>
-        </w:rPr>
-        <w:t>Architecture</w:t>
-      </w:r>
-      <w:r>
-        <w:rPr>
-          <w:b w:val="0"/>
-        </w:rPr>
-        <w:t xml:space="preserve"> determines the connection pattern; learned values occupy those connections.</w:t>
-      </w:r>
-    </w:p>
-    <w:p>
-      <w:pPr>
-        <w:pStyle w:val="Heading3"/>
-      </w:pPr>
-      <w:r>
-        <w:t>Practice 2: explain the deciding evidence</w:t>
-      </w:r>
-    </w:p>
-    <w:p>
-      <w:pPr>
-        <w:pStyle w:val="Heading3"/>
-      </w:pPr>
-      <w:r>
-        <w:t>Changed case · predict first</w:t>
-      </w:r>
-    </w:p>
-    <w:p>
-      <w:pPr>
-        <w:spacing w:line="336" w:lineRule="auto" w:after="180"/>
-        <w:shd w:fill="F5F1FB"/>
-      </w:pPr>
-      <w:r>
-        <w:rPr>
-          <w:b w:val="0"/>
-        </w:rPr>
-        <w:t>Changed-case practice: Increase hidden width from 3 to4. Which conclusion is supported by the supplied facts?</w:t>
-      </w:r>
-    </w:p>
-    <w:p>
-      <w:pPr>
-        <w:spacing w:line="336" w:lineRule="auto" w:after="180"/>
-        <w:shd w:fill="F4F9FC"/>
-      </w:pPr>
-      <w:r>
-        <w:rPr>
-          <w:b w:val="0"/>
-        </w:rPr>
-        <w:t xml:space="preserve">1. This one example guarantees correct results for every future </w:t>
-      </w:r>
-      <w:r>
-        <w:rPr>
-          <w:b/>
-        </w:rPr>
-        <w:t>input</w:t>
-      </w:r>
-      <w:r>
-        <w:rPr>
-          <w:b w:val="0"/>
-        </w:rPr>
-        <w:t>.</w:t>
-      </w:r>
-    </w:p>
-    <w:p>
-      <w:pPr>
-        <w:spacing w:line="336" w:lineRule="auto" w:after="180"/>
-        <w:shd w:fill="F4F9FC"/>
-      </w:pPr>
-      <w:r>
-        <w:rPr>
-          <w:b w:val="0"/>
-        </w:rPr>
-        <w:t xml:space="preserve">2. We can decide the result without examining the changed </w:t>
-      </w:r>
-      <w:r>
-        <w:rPr>
-          <w:b/>
-        </w:rPr>
-        <w:t>input</w:t>
-      </w:r>
-      <w:r>
-        <w:rPr>
-          <w:b w:val="0"/>
-        </w:rPr>
-        <w:t xml:space="preserve"> or the procedure.</w:t>
-      </w:r>
-    </w:p>
-    <w:p>
-      <w:pPr>
-        <w:spacing w:line="336" w:lineRule="auto" w:after="180"/>
-        <w:shd w:fill="F4F9FC"/>
-      </w:pPr>
-      <w:r>
-        <w:rPr>
-          <w:b w:val="0"/>
-        </w:rPr>
-        <w:t xml:space="preserve">3. First layer 12 </w:t>
-      </w:r>
-      <w:r>
-        <w:rPr>
-          <w:b/>
-        </w:rPr>
-        <w:t>parameter</w:t>
-      </w:r>
-      <w:r>
-        <w:rPr>
-          <w:b w:val="0"/>
-        </w:rPr>
-        <w:t xml:space="preserve">s; </w:t>
-      </w:r>
-      <w:r>
-        <w:rPr>
-          <w:b/>
-        </w:rPr>
-        <w:t>output</w:t>
-      </w:r>
-      <w:r>
-        <w:rPr>
-          <w:b w:val="0"/>
-        </w:rPr>
-        <w:t xml:space="preserve"> layer 5; total 17.</w:t>
-      </w:r>
-    </w:p>
-    <w:p>
-      <w:pPr>
-        <w:pStyle w:val="Heading3"/>
-      </w:pPr>
-      <w:r>
-        <w:t>My selected conclusion, deciding fact and explanation</w:t>
-      </w:r>
-    </w:p>
-    <w:p>
-      <w:r>
-        <w:t>________________________________________________________________</w:t>
-      </w:r>
-    </w:p>
-    <w:p>
-      <w:r>
-        <w:t>________________________________________________________________</w:t>
-      </w:r>
-    </w:p>
-    <w:p>
-      <w:r>
-        <w:t>________________________________________________________________</w:t>
-      </w:r>
-    </w:p>
-    <w:p>
-      <w:r>
-        <w:t>________________________________________________________________</w:t>
-      </w:r>
-    </w:p>
-    <w:p>
-      <w:r>
-        <w:t>________________________________________________________________</w:t>
-      </w:r>
-    </w:p>
-    <w:p>
-      <w:pPr>
-        <w:pStyle w:val="Heading3"/>
-      </w:pPr>
-      <w:r>
-        <w:t>Hint · try first</w:t>
-      </w:r>
-    </w:p>
-    <w:p>
-      <w:pPr>
-        <w:spacing w:line="336" w:lineRule="auto" w:after="180"/>
-        <w:shd w:fill="F1F6F8"/>
-      </w:pPr>
-      <w:r>
-        <w:rPr>
-          <w:b w:val="0"/>
-        </w:rPr>
-        <w:t>Hint if needed: Use the changed condition and the deciding step in the pictorial trace. The answer must say what follows from those facts.</w:t>
-      </w:r>
-    </w:p>
-    <w:p>
-      <w:pPr>
-        <w:pStyle w:val="Heading3"/>
-      </w:pPr>
-      <w:r>
-        <w:t>Feedback · compare after trying</w:t>
-      </w:r>
-    </w:p>
-    <w:p>
-      <w:pPr>
-        <w:spacing w:line="336" w:lineRule="auto" w:after="180"/>
-        <w:shd w:fill="F1F6FC"/>
-      </w:pPr>
-      <w:r>
-        <w:rPr>
-          <w:b w:val="0"/>
-        </w:rPr>
-        <w:t xml:space="preserve">After your attempt, compare with the supported explanation: First layer 12 </w:t>
-      </w:r>
-      <w:r>
-        <w:rPr>
-          <w:b/>
-        </w:rPr>
-        <w:t>parameter</w:t>
-      </w:r>
-      <w:r>
-        <w:rPr>
-          <w:b w:val="0"/>
-        </w:rPr>
-        <w:t xml:space="preserve">s; </w:t>
-      </w:r>
-      <w:r>
-        <w:rPr>
-          <w:b/>
-        </w:rPr>
-        <w:t>output</w:t>
-      </w:r>
-      <w:r>
-        <w:rPr>
-          <w:b w:val="0"/>
-        </w:rPr>
-        <w:t xml:space="preserve"> layer 5; total 17. Each new hidden unit adds 2 </w:t>
-      </w:r>
-      <w:r>
-        <w:rPr>
-          <w:b/>
-        </w:rPr>
-        <w:t>input</w:t>
-      </w:r>
-      <w:r>
-        <w:rPr>
-          <w:b w:val="0"/>
-        </w:rPr>
-        <w:t xml:space="preserve"> weights, 1 hidden bias and 1 outgoing weight.</w:t>
-      </w:r>
-    </w:p>
-    <w:p>
-      <w:pPr>
-        <w:pStyle w:val="Heading3"/>
-      </w:pPr>
-      <w:r>
-        <w:t>Repair a missing building block</w:t>
-      </w:r>
-    </w:p>
-    <w:p>
-      <w:pPr>
-        <w:spacing w:line="336" w:lineRule="auto" w:after="180"/>
-      </w:pPr>
-      <w:r>
-        <w:rPr>
-          <w:b w:val="0"/>
-        </w:rPr>
-        <w:t>Review Forward passes by hand (ai-5/6). Goal: Record scores and activations in dependency order. Short practice: Why should feedback identify h before correcting only y?</w:t>
-      </w:r>
-    </w:p>
-    <w:p>
-      <w:pPr>
-        <w:spacing w:line="336" w:lineRule="auto" w:after="180"/>
-      </w:pPr>
-      <w:r>
-        <w:rPr>
-          <w:b w:val="0"/>
-        </w:rPr>
-        <w:t xml:space="preserve">Point to the relevant step in the picture, then write the changed result and the rule or </w:t>
-      </w:r>
-      <w:r>
-        <w:rPr>
-          <w:b/>
-        </w:rPr>
-        <w:t>evidence</w:t>
-      </w:r>
-      <w:r>
-        <w:rPr>
-          <w:b w:val="0"/>
-        </w:rPr>
-        <w:t xml:space="preserve"> that supports it.. Return to this week and explain what you changed.</w:t>
-      </w:r>
-    </w:p>
-    <w:p>
-      <w:pPr>
-        <w:spacing w:line="336" w:lineRule="auto" w:after="180"/>
-      </w:pPr>
-      <w:r>
-        <w:rPr>
-          <w:b w:val="0"/>
-        </w:rPr>
-        <w:t xml:space="preserve">Review Activation functions (ai-5/4). Goal: Trace identity ReLU and sigmoid on a numerical score. Short practice: Which original </w:t>
-      </w:r>
-      <w:r>
-        <w:rPr>
-          <w:b/>
-        </w:rPr>
-        <w:t>input</w:t>
-      </w:r>
-      <w:r>
-        <w:rPr>
-          <w:b w:val="0"/>
-        </w:rPr>
-        <w:t xml:space="preserve">s cannot be distinguished by this network’s final </w:t>
-      </w:r>
-      <w:r>
-        <w:rPr>
-          <w:b/>
-        </w:rPr>
-        <w:t>output</w:t>
-      </w:r>
-      <w:r>
-        <w:rPr>
-          <w:b w:val="0"/>
-        </w:rPr>
-        <w:t>?</w:t>
-      </w:r>
-    </w:p>
-    <w:p>
-      <w:pPr>
-        <w:spacing w:line="336" w:lineRule="auto" w:after="180"/>
-      </w:pPr>
-      <w:r>
-        <w:rPr>
-          <w:b w:val="0"/>
-        </w:rPr>
-        <w:t xml:space="preserve">Point to the relevant step in the picture, then write the changed result and the rule or </w:t>
-      </w:r>
-      <w:r>
-        <w:rPr>
-          <w:b/>
-        </w:rPr>
-        <w:t>evidence</w:t>
-      </w:r>
-      <w:r>
-        <w:rPr>
-          <w:b w:val="0"/>
-        </w:rPr>
-        <w:t xml:space="preserve"> that supports it.. Return to this week and explain what you changed.</w:t>
-      </w:r>
-    </w:p>
-    <w:p>
-      <w:pPr>
-        <w:spacing w:line="336" w:lineRule="auto" w:after="180"/>
-      </w:pPr>
-      <w:r>
-        <w:rPr>
-          <w:b w:val="0"/>
-        </w:rPr>
-        <w:t xml:space="preserve">Review Representing </w:t>
-      </w:r>
-      <w:r>
-        <w:rPr>
-          <w:b/>
-        </w:rPr>
-        <w:t>input</w:t>
-      </w:r>
-      <w:r>
-        <w:rPr>
-          <w:b w:val="0"/>
-        </w:rPr>
-        <w:t xml:space="preserve">s as vectors (ai-5/1). Goal: Encode a record using a fixed feature order and units. Short practice: Why does equal total brightness not make A and B identical </w:t>
-      </w:r>
-      <w:r>
-        <w:rPr>
-          <w:b/>
-        </w:rPr>
-        <w:t>input</w:t>
-      </w:r>
-      <w:r>
-        <w:rPr>
-          <w:b w:val="0"/>
-        </w:rPr>
-        <w:t>s?</w:t>
-      </w:r>
-    </w:p>
-    <w:p>
-      <w:pPr>
-        <w:spacing w:line="336" w:lineRule="auto" w:after="180"/>
-      </w:pPr>
-      <w:r>
-        <w:rPr>
-          <w:b w:val="0"/>
-        </w:rPr>
-        <w:t xml:space="preserve">Point to the relevant step in the picture, then write the changed result and the rule or </w:t>
-      </w:r>
-      <w:r>
-        <w:rPr>
-          <w:b/>
-        </w:rPr>
-        <w:t>evidence</w:t>
-      </w:r>
-      <w:r>
-        <w:rPr>
-          <w:b w:val="0"/>
-        </w:rPr>
-        <w:t xml:space="preserve"> that supports it.. Return to this week and explain what you changed.</w:t>
-      </w:r>
-    </w:p>
-    <w:p>
-      <w:pPr>
-        <w:pStyle w:val="Heading3"/>
-      </w:pPr>
-      <w:r>
-        <w:t>Predict, run and debug</w:t>
-      </w:r>
-    </w:p>
-    <w:p>
-      <w:pPr>
-        <w:spacing w:line="336" w:lineRule="auto" w:after="180"/>
-      </w:pPr>
-      <w:r>
-        <w:rPr>
-          <w:b w:val="0"/>
-        </w:rPr>
-        <w:t xml:space="preserve">The browser lab lets you edit the supported Python examples already included in this lesson. Predict first, run, inspect the actual </w:t>
-      </w:r>
-      <w:r>
-        <w:rPr>
-          <w:b/>
-        </w:rPr>
-        <w:t>output</w:t>
-      </w:r>
-      <w:r>
-        <w:rPr>
-          <w:b w:val="0"/>
-        </w:rPr>
-        <w:t xml:space="preserve"> or error, change one </w:t>
-      </w:r>
-      <w:r>
-        <w:rPr>
-          <w:b/>
-        </w:rPr>
-        <w:t>input</w:t>
-      </w:r>
-      <w:r>
-        <w:rPr>
-          <w:b w:val="0"/>
-        </w:rPr>
-        <w:t>, then run again.</w:t>
-      </w:r>
-    </w:p>
-    <w:p>
-      <w:pPr>
-        <w:spacing w:line="336" w:lineRule="auto" w:after="180"/>
-      </w:pPr>
-      <w:r>
-        <w:rPr>
-          <w:b w:val="0"/>
-        </w:rPr>
-        <w:t xml:space="preserve">Keep code, </w:t>
-      </w:r>
-      <w:r>
-        <w:rPr>
-          <w:b/>
-        </w:rPr>
-        <w:t>prediction</w:t>
-      </w:r>
-      <w:r>
-        <w:rPr>
-          <w:b w:val="0"/>
-        </w:rPr>
-        <w:t>s, actual results and a reasoned revision together. On paper, label your result as a trace rather than an execution.</w:t>
-      </w:r>
-    </w:p>
-    <w:p>
-      <w:pPr>
-        <w:pStyle w:val="Heading3"/>
-      </w:pPr>
-      <w:r>
         <w:t>Keep your completed work</w:t>
       </w:r>
     </w:p>
     <w:p>
       <w:pPr>
-        <w:spacing w:line="336" w:lineRule="auto" w:after="180"/>
-      </w:pPr>
-      <w:r>
-        <w:rPr>
-          <w:b w:val="0"/>
-        </w:rPr>
-        <w:t xml:space="preserve">Use Download completed work in the hosted lesson to export your answers, reflections, practice feedback and code-run </w:t>
-      </w:r>
-      <w:r>
-        <w:rPr>
-          <w:b/>
-        </w:rPr>
-        <w:t>evidence</w:t>
-      </w:r>
-      <w:r>
-        <w:rPr>
-          <w:b w:val="0"/>
-        </w:rPr>
-        <w:t>. Open the HTML copy to read or print it.</w:t>
-      </w:r>
-    </w:p>
-    <w:p>
-      <w:pPr>
-        <w:spacing w:line="336" w:lineRule="auto" w:after="180"/>
-      </w:pPr>
-      <w:r>
-        <w:rPr>
-          <w:b w:val="0"/>
-        </w:rPr>
-        <w:t>Drafts stay in this browser when storage is available; clear drafts on a shared device.</w:t>
-      </w:r>
-    </w:p>
-    <w:p>
-      <w:pPr>
-        <w:pStyle w:val="Heading3"/>
-      </w:pPr>
-      <w:r>
-        <w:t>What I repaired, the evidence I kept and the next test</w:t>
-      </w:r>
-    </w:p>
-    <w:p>
-      <w:r>
-        <w:t>________________________________________________________________</w:t>
-      </w:r>
-    </w:p>
-    <w:p>
-      <w:r>
-        <w:t>________________________________________________________________</w:t>
-      </w:r>
-    </w:p>
-    <w:p>
-      <w:r>
-        <w:t>________________________________________________________________</w:t>
-      </w:r>
-    </w:p>
-    <w:p>
-      <w:r>
-        <w:t>________________________________________________________________</w:t>
-      </w:r>
-    </w:p>
-    <w:p>
-      <w:r>
-        <w:t>________________________________________________________________</w:t>
-      </w:r>
-    </w:p>
-    <w:p>
-      <w:pPr>
         <w:pStyle w:val="Heading1"/>
       </w:pPr>
       <w:r>
-        <w:t>15. Visual concept journey</w:t>
-      </w:r>
-    </w:p>
-    <w:p>
-      <w:r>
-        <w:t>Explain each Parameters and architecture picture from its labels, then record a relevant limit.</w:t>
-      </w:r>
-    </w:p>
-    <w:p>
-      <w:pPr>
-        <w:pStyle w:val="Heading3"/>
+        <w:t>15. Reference · Six-picture response sheets</w:t>
+      </w:r>
+    </w:p>
+    <w:p>
+      <w:r>
+        <w:t>Choose the picture that helps explain the current step.</w:t>
+      </w:r>
+    </w:p>
+    <w:p>
+      <w:pPr>
+        <w:pStyle w:val="Heading2"/>
       </w:pPr>
       <w:r>
         <w:t>01. Parameters and architecture: the case</w:t>
@@ -3228,7 +2540,6 @@
     <w:p>
       <w:pPr>
         <w:spacing w:line="336" w:lineRule="auto" w:after="180"/>
-        <w:shd w:fill="F5F1FB"/>
       </w:pPr>
       <w:r>
         <w:rPr>
@@ -3267,7 +2578,7 @@
     </w:p>
     <w:p>
       <w:pPr>
-        <w:pStyle w:val="Heading3"/>
+        <w:pStyle w:val="Heading2"/>
       </w:pPr>
       <w:r>
         <w:t>02. Follow the deciding steps</w:t>
@@ -3383,7 +2694,6 @@
     <w:p>
       <w:pPr>
         <w:spacing w:line="336" w:lineRule="auto" w:after="180"/>
-        <w:shd w:fill="F5F1FB"/>
       </w:pPr>
       <w:r>
         <w:rPr>
@@ -3434,7 +2744,7 @@
     </w:p>
     <w:p>
       <w:pPr>
-        <w:pStyle w:val="Heading3"/>
+        <w:pStyle w:val="Heading2"/>
       </w:pPr>
       <w:r>
         <w:t>03. Trainable parameter count</w:t>
@@ -3526,7 +2836,6 @@
     <w:p>
       <w:pPr>
         <w:spacing w:line="336" w:lineRule="auto" w:after="180"/>
-        <w:shd w:fill="F5F1FB"/>
       </w:pPr>
       <w:r>
         <w:rPr>
@@ -3565,7 +2874,7 @@
     </w:p>
     <w:p>
       <w:pPr>
-        <w:pStyle w:val="Heading3"/>
+        <w:pStyle w:val="Heading2"/>
       </w:pPr>
       <w:r>
         <w:t>04. Change one thing. Trace what follows.</w:t>
@@ -3692,7 +3001,6 @@
     <w:p>
       <w:pPr>
         <w:spacing w:line="336" w:lineRule="auto" w:after="180"/>
-        <w:shd w:fill="F5F1FB"/>
       </w:pPr>
       <w:r>
         <w:rPr>
@@ -3731,7 +3039,7 @@
     </w:p>
     <w:p>
       <w:pPr>
-        <w:pStyle w:val="Heading3"/>
+        <w:pStyle w:val="Heading2"/>
       </w:pPr>
       <w:r>
         <w:t>05. Connect the explanation to its limit</w:t>
@@ -3887,7 +3195,6 @@
     <w:p>
       <w:pPr>
         <w:spacing w:line="336" w:lineRule="auto" w:after="180"/>
-        <w:shd w:fill="F5F1FB"/>
       </w:pPr>
       <w:r>
         <w:rPr>
@@ -3926,7 +3233,7 @@
     </w:p>
     <w:p>
       <w:pPr>
-        <w:pStyle w:val="Heading3"/>
+        <w:pStyle w:val="Heading2"/>
       </w:pPr>
       <w:r>
         <w:t>06. Make the idea visible in your project</w:t>
@@ -4052,7 +3359,6 @@
     <w:p>
       <w:pPr>
         <w:spacing w:line="336" w:lineRule="auto" w:after="180"/>
-        <w:shd w:fill="F5F1FB"/>
       </w:pPr>
       <w:r>
         <w:rPr>
@@ -4099,6 +3405,62 @@
     <w:p>
       <w:r>
         <w:t>________________________________________________________________</w:t>
+      </w:r>
+    </w:p>
+    <w:p>
+      <w:pPr>
+        <w:pStyle w:val="Heading2"/>
+      </w:pPr>
+      <w:r>
+        <w:t>Earlier wording, alternatives and picture transcripts · reference / check after trying</w:t>
+      </w:r>
+    </w:p>
+    <w:p>
+      <w:pPr>
+        <w:pStyle w:val="Heading3"/>
+      </w:pPr>
+      <w:r>
+        <w:t>01. Parameters and architecture: the case</w:t>
+      </w:r>
+    </w:p>
+    <w:p>
+      <w:pPr>
+        <w:pStyle w:val="Heading3"/>
+      </w:pPr>
+      <w:r>
+        <w:t>02. Follow the deciding steps</w:t>
+      </w:r>
+    </w:p>
+    <w:p>
+      <w:pPr>
+        <w:pStyle w:val="Heading3"/>
+      </w:pPr>
+      <w:r>
+        <w:t>03. Trainable parameter count</w:t>
+      </w:r>
+    </w:p>
+    <w:p>
+      <w:pPr>
+        <w:pStyle w:val="Heading3"/>
+      </w:pPr>
+      <w:r>
+        <w:t>04. Change one thing. Trace what follows.</w:t>
+      </w:r>
+    </w:p>
+    <w:p>
+      <w:pPr>
+        <w:pStyle w:val="Heading3"/>
+      </w:pPr>
+      <w:r>
+        <w:t>05. Connect the explanation to its limit</w:t>
+      </w:r>
+    </w:p>
+    <w:p>
+      <w:pPr>
+        <w:pStyle w:val="Heading3"/>
+      </w:pPr>
+      <w:r>
+        <w:t>06. Make the idea visible in your project</w:t>
       </w:r>
     </w:p>
     <w:sectPr>
